--- a/skills/phong-dieu-duong/assets/nd30-mau-1.9-bien-ban.docx
+++ b/skills/phong-dieu-duong/assets/nd30-mau-1.9-bien-ban.docx
@@ -1,5 +1,57 @@
 
-<file path=word/document.xml><?xml version="1.0" encoding="utf-8"?>
+<file path=./[Content_Types].xml><?xml version="1.0" encoding="utf-8"?>
+<Types xmlns="http://schemas.openxmlformats.org/package/2006/content-types">
+  <Default Extension="fntdata" ContentType="application/x-fontdata"/>
+  <Default Extension="jpeg" ContentType="image/jpeg"/>
+  <Default Extension="png" ContentType="image/png"/>
+  <Default Extension="rels" ContentType="application/vnd.openxmlformats-package.relationships+xml"/>
+  <Default Extension="xml" ContentType="application/xml"/>
+  <Override PartName="/word/document.xml" ContentType="application/vnd.openxmlformats-officedocument.wordprocessingml.document.main+xml"/>
+  <Override PartName="/word/styles.xml" ContentType="application/vnd.openxmlformats-officedocument.wordprocessingml.styles+xml"/>
+  <Override PartName="/word/numbering.xml" ContentType="application/vnd.openxmlformats-officedocument.wordprocessingml.numbering+xml"/>
+  <Override PartName="/word/settings.xml" ContentType="application/vnd.openxmlformats-officedocument.wordprocessingml.settings+xml"/>
+  <Override PartName="/word/fontTable.xml" ContentType="application/vnd.openxmlformats-officedocument.wordprocessingml.fontTable+xml"/>
+  <Override PartName="/word/theme/theme1.xml" ContentType="application/vnd.openxmlformats-officedocument.theme+xml"/>
+  <Override PartName="/docProps/custom.xml" ContentType="application/vnd.openxmlformats-officedocument.custom-properties+xml"/>
+  <Override PartName="/docProps/core.xml" ContentType="application/vnd.openxmlformats-package.core-properties+xml"/>
+  <Override PartName="/docProps/app.xml" ContentType="application/vnd.openxmlformats-officedocument.extended-properties+xml"/>
+</Types>
+</file>
+
+<file path=./docProps/app.xml><?xml version="1.0" encoding="utf-8"?>
+<Properties xmlns="http://schemas.openxmlformats.org/officeDocument/2006/extended-properties" xmlns:vt="http://schemas.openxmlformats.org/officeDocument/2006/docPropsVTypes">
+  <Template>Normal</Template>
+  <TotalTime>159</TotalTime>
+  <Application>LibreOffice/26.2.4.2$Windows_X86_64 LibreOffice_project/0229ac93fcf0d7cbc6376066c6f35021cef002dc</Application>
+  <AppVersion>15.0000</AppVersion>
+</Properties>
+</file>
+
+<file path=./docProps/core.xml><?xml version="1.0" encoding="utf-8"?>
+<cp:coreProperties xmlns:cp="http://schemas.openxmlformats.org/package/2006/metadata/core-properties" xmlns:dc="http://purl.org/dc/elements/1.1/" xmlns:dcterms="http://purl.org/dc/terms/" xmlns:dcmitype="http://purl.org/dc/dcmitype/" xmlns:xsi="http://www.w3.org/2001/XMLSchema-instance">
+  <dcterms:created xsi:type="dcterms:W3CDTF">2020-03-13T13:22:00Z</dcterms:created>
+  <dc:creator>congbao</dc:creator>
+  <dc:description/>
+  <cp:keywords/>
+  <dc:language>en-US</dc:language>
+  <cp:lastModifiedBy>PC</cp:lastModifiedBy>
+  <cp:lastPrinted>2020-03-14T11:13:00Z</cp:lastPrinted>
+  <dcterms:modified xsi:type="dcterms:W3CDTF">2020-11-10T14:02:00Z</dcterms:modified>
+  <cp:revision>72</cp:revision>
+  <dc:subject/>
+  <dc:title>Số 215 + 216                                                                  Ngày 08 tháng 3 năm 2007</dc:title>
+</cp:coreProperties>
+</file>
+
+<file path=./docProps/custom.xml><?xml version="1.0" encoding="utf-8"?>
+<Properties xmlns="http://schemas.openxmlformats.org/officeDocument/2006/custom-properties" xmlns:vt="http://schemas.openxmlformats.org/officeDocument/2006/docPropsVTypes">
+  <property fmtid="{D5CDD505-2E9C-101B-9397-08002B2CF9AE}" pid="2" name="MTEquationNumber2">
+    <vt:lpwstr>(#S1.#E1)</vt:lpwstr>
+  </property>
+</Properties>
+</file>
+
+<file path=./word/document.xml><?xml version="1.0" encoding="utf-8"?>
 <w:document xmlns:o="urn:schemas-microsoft-com:office:office" xmlns:r="http://schemas.openxmlformats.org/officeDocument/2006/relationships" xmlns:v="urn:schemas-microsoft-com:vml" xmlns:w="http://schemas.openxmlformats.org/wordprocessingml/2006/main" xmlns:w10="urn:schemas-microsoft-com:office:word" xmlns:wp="http://schemas.openxmlformats.org/drawingml/2006/wordprocessingDrawing" xmlns:pic="http://schemas.openxmlformats.org/drawingml/2006/picture" xmlns:wps="http://schemas.microsoft.com/office/word/2010/wordprocessingShape" xmlns:wpg="http://schemas.microsoft.com/office/word/2010/wordprocessingGroup" xmlns:mc="http://schemas.openxmlformats.org/markup-compatibility/2006" xmlns:wp14="http://schemas.microsoft.com/office/word/2010/wordprocessingDrawing" xmlns:w14="http://schemas.microsoft.com/office/word/2010/wordml" xmlns:w15="http://schemas.microsoft.com/office/word/2012/wordml">
   <w:body>
     <w:tbl>
@@ -1523,7 +1575,261 @@
 </w:document>
 </file>
 
-<file path=word/numbering.xml><?xml version="1.0" encoding="utf-8"?>
+<file path=./word/fontTable.xml><?xml version="1.0" encoding="utf-8"?>
+<w:fonts xmlns:w="http://schemas.openxmlformats.org/wordprocessingml/2006/main" xmlns:r="http://schemas.openxmlformats.org/officeDocument/2006/relationships">
+  <w:font w:name="Times New Roman">
+    <w:family w:val="roman"/>
+    <w:pitch w:val="variable"/>
+  </w:font>
+  <w:font w:name="Symbol">
+    <w:family w:val="roman"/>
+    <w:pitch w:val="variable"/>
+  </w:font>
+  <w:font w:name="Arial">
+    <w:family w:val="swiss"/>
+    <w:pitch w:val="variable"/>
+  </w:font>
+  <w:font w:name="Liberation Serif">
+    <w:altName w:val="Times New Roman"/>
+    <w:family w:val="roman"/>
+    <w:pitch w:val="variable"/>
+  </w:font>
+  <w:font w:name=".VnTimeH">
+    <w:altName w:val="Courier New"/>
+    <w:family w:val="swiss"/>
+    <w:pitch w:val="variable"/>
+  </w:font>
+  <w:font w:name=".VnTime">
+    <w:altName w:val="Courier New"/>
+    <w:family w:val="swiss"/>
+    <w:pitch w:val="variable"/>
+  </w:font>
+  <w:font w:name="Courier New">
+    <w:family w:val="modern"/>
+    <w:pitch w:val="default"/>
+  </w:font>
+  <w:font w:name="Wingdings">
+    <w:family w:val="auto"/>
+    <w:pitch w:val="variable"/>
+  </w:font>
+  <w:font w:name="Tahoma">
+    <w:family w:val="swiss"/>
+    <w:pitch w:val="variable"/>
+  </w:font>
+  <w:font w:name="Calibri">
+    <w:family w:val="swiss"/>
+    <w:pitch w:val="variable"/>
+  </w:font>
+  <w:font w:name="VNI-Times">
+    <w:family w:val="auto"/>
+    <w:pitch w:val="variable"/>
+  </w:font>
+  <w:font w:name=".VnAvant">
+    <w:altName w:val="Courier New"/>
+    <w:family w:val="swiss"/>
+    <w:pitch w:val="variable"/>
+  </w:font>
+  <w:font w:name="Muc mon">
+    <w:altName w:val="Times New Roman"/>
+    <w:family w:val="roman"/>
+    <w:pitch w:val="default"/>
+  </w:font>
+  <w:font w:name=".VnCourier NewH">
+    <w:altName w:val="Courier New"/>
+    <w:family w:val="roman"/>
+    <w:pitch w:val="variable"/>
+  </w:font>
+  <w:font w:name=".VnGothic">
+    <w:altName w:val="Courier New"/>
+    <w:family w:val="swiss"/>
+    <w:pitch w:val="variable"/>
+  </w:font>
+  <w:font w:name=".VnCentury Schoolbook">
+    <w:altName w:val="Courier New"/>
+    <w:family w:val="swiss"/>
+    <w:pitch w:val="variable"/>
+  </w:font>
+  <w:font w:name=".VnAvantH">
+    <w:altName w:val="Courier New"/>
+    <w:family w:val="swiss"/>
+    <w:pitch w:val="variable"/>
+  </w:font>
+  <w:font w:name=".VnCentury SchoolbookH">
+    <w:altName w:val="Courier New"/>
+    <w:family w:val="swiss"/>
+    <w:pitch w:val="variable"/>
+  </w:font>
+  <w:font w:name=".VnHelvetIns">
+    <w:altName w:val="Courier New"/>
+    <w:family w:val="swiss"/>
+    <w:pitch w:val="variable"/>
+  </w:font>
+  <w:font w:name=".VnArial">
+    <w:altName w:val="Courier New"/>
+    <w:family w:val="swiss"/>
+    <w:pitch w:val="variable"/>
+  </w:font>
+  <w:font w:name=".VnHelvetInsH">
+    <w:altName w:val="Courier New"/>
+    <w:family w:val="swiss"/>
+    <w:pitch w:val="variable"/>
+  </w:font>
+  <w:font w:name=".VnArialH">
+    <w:altName w:val="Courier New"/>
+    <w:family w:val="swiss"/>
+    <w:pitch w:val="variable"/>
+  </w:font>
+  <w:font w:name="Arial Unicode MS">
+    <w:family w:val="swiss"/>
+    <w:pitch w:val="variable"/>
+  </w:font>
+  <w:font w:name="Cambria">
+    <w:family w:val="roman"/>
+    <w:pitch w:val="variable"/>
+  </w:font>
+  <w:font w:name="Verdana">
+    <w:family w:val="swiss"/>
+    <w:pitch w:val="variable"/>
+  </w:font>
+  <w:font w:name="Arial Narrow">
+    <w:family w:val="swiss"/>
+    <w:pitch w:val="variable"/>
+  </w:font>
+  <w:font w:name="Consolas">
+    <w:family w:val="modern"/>
+    <w:pitch w:val="default"/>
+  </w:font>
+  <w:font w:name="Microsoft Sans Serif">
+    <w:family w:val="swiss"/>
+    <w:pitch w:val="variable"/>
+  </w:font>
+  <w:font w:name="Arial Black">
+    <w:family w:val="swiss"/>
+    <w:pitch w:val="variable"/>
+  </w:font>
+  <w:font w:name="Trebuchet MS">
+    <w:family w:val="swiss"/>
+    <w:pitch w:val="variable"/>
+  </w:font>
+  <w:font w:name="Century Gothic">
+    <w:family w:val="swiss"/>
+    <w:pitch w:val="variable"/>
+  </w:font>
+  <w:font w:name="Garamond">
+    <w:family w:val="roman"/>
+    <w:pitch w:val="variable"/>
+  </w:font>
+  <w:font w:name="Georgia">
+    <w:family w:val="roman"/>
+    <w:pitch w:val="variable"/>
+  </w:font>
+  <w:font w:name="Calibri Light">
+    <w:family w:val="swiss"/>
+    <w:pitch w:val="variable"/>
+  </w:font>
+  <w:font w:name="VNTime">
+    <w:family w:val="auto"/>
+    <w:pitch w:val="variable"/>
+  </w:font>
+  <w:font w:name="Times New Roman Bold">
+    <w:altName w:val="Times New Roman"/>
+    <w:family w:val="roman"/>
+    <w:pitch w:val="default"/>
+  </w:font>
+  <w:font w:name="PdTime">
+    <w:altName w:val="Arial Narrow"/>
+    <w:family w:val="swiss"/>
+    <w:pitch w:val="variable"/>
+  </w:font>
+  <w:font w:name=".VnArial Narrow">
+    <w:altName w:val="Courier New"/>
+    <w:family w:val="swiss"/>
+    <w:pitch w:val="variable"/>
+  </w:font>
+  <w:font w:name="Arial">
+    <w:family w:val="swiss"/>
+    <w:pitch w:val="default"/>
+  </w:font>
+  <w:font w:name="PdTimeH">
+    <w:altName w:val="Arial Narrow"/>
+    <w:family w:val="swiss"/>
+    <w:pitch w:val="variable"/>
+  </w:font>
+  <w:font w:name=".VnVogue">
+    <w:altName w:val="Courier New"/>
+    <w:family w:val="swiss"/>
+    <w:pitch w:val="variable"/>
+  </w:font>
+  <w:font w:name=".VnBlackH">
+    <w:altName w:val="Courier New"/>
+    <w:family w:val="swiss"/>
+    <w:pitch w:val="variable"/>
+  </w:font>
+  <w:font w:name="VnHelveticaU">
+    <w:family w:val="swiss"/>
+    <w:pitch w:val="variable"/>
+  </w:font>
+  <w:font w:name="VnHelvetica">
+    <w:altName w:val="Arial"/>
+    <w:family w:val="auto"/>
+    <w:pitch w:val="variable"/>
+  </w:font>
+  <w:font w:name="Caslon 540 LT Std">
+    <w:family w:val="roman"/>
+    <w:pitch w:val="variable"/>
+  </w:font>
+  <w:font w:name="Myriad Pro Light">
+    <w:altName w:val="Arial"/>
+    <w:family w:val="swiss"/>
+    <w:pitch w:val="variable"/>
+  </w:font>
+  <w:font w:name=".VnCourier">
+    <w:altName w:val="Courier New"/>
+    <w:family w:val="swiss"/>
+    <w:pitch w:val="variable"/>
+  </w:font>
+  <w:font w:name="VNI Times">
+    <w:family w:val="auto"/>
+    <w:pitch w:val="variable"/>
+  </w:font>
+  <w:font w:name="VNSVNI2">
+    <w:altName w:val="Courier New"/>
+    <w:family w:val="auto"/>
+    <w:pitch w:val="variable"/>
+  </w:font>
+  <w:font w:name=".VnClarendonH">
+    <w:altName w:val="Courier New"/>
+    <w:family w:val="swiss"/>
+    <w:pitch w:val="variable"/>
+  </w:font>
+  <w:font w:name="VNAvantH">
+    <w:altName w:val="Arial"/>
+    <w:family w:val="swiss"/>
+    <w:pitch w:val="variable"/>
+  </w:font>
+  <w:font w:name="Vn Arial HBold">
+    <w:altName w:val="Times New Roman"/>
+    <w:family w:val="auto"/>
+    <w:pitch w:val="default"/>
+  </w:font>
+  <w:font w:name="Batang">
+    <w:altName w:val="바탕"/>
+    <w:family w:val="auto"/>
+    <w:pitch w:val="default"/>
+  </w:font>
+  <w:font w:name=".VnVogueH">
+    <w:altName w:val="Courier New"/>
+    <w:family w:val="swiss"/>
+    <w:pitch w:val="variable"/>
+  </w:font>
+  <w:font w:name="Courier New">
+    <w:family w:val="modern"/>
+    <w:pitch w:val="fixed"/>
+  </w:font>
+</w:fonts>
+</file>
+
+<file path=./word/numbering.xml><?xml version="1.0" encoding="utf-8"?>
 <w:numbering xmlns:w="http://schemas.openxmlformats.org/wordprocessingml/2006/main" xmlns:o="urn:schemas-microsoft-com:office:office" xmlns:r="http://schemas.openxmlformats.org/officeDocument/2006/relationships" xmlns:v="urn:schemas-microsoft-com:vml" xmlns:mc="http://schemas.openxmlformats.org/markup-compatibility/2006" xmlns:w14="http://schemas.microsoft.com/office/word/2010/wordml">
   <w:abstractNum w:abstractNumId="1">
     <w:lvl w:ilvl="0">
@@ -3685,7 +3991,20 @@
 </w:numbering>
 </file>
 
-<file path=word/styles.xml><?xml version="1.0" encoding="utf-8"?>
+<file path=./word/settings.xml><?xml version="1.0" encoding="utf-8"?>
+<w:settings xmlns:w="http://schemas.openxmlformats.org/wordprocessingml/2006/main">
+  <w:zoom w:percent="100"/>
+  <w:defaultTabStop w:val="709"/>
+  <w:autoHyphenation w:val="true"/>
+  <w:hyphenationZone w:val="0"/>
+  <w:compat>
+    <w:doNotBreakWrappedTables/>
+    <w:compatSetting w:name="compatibilityMode" w:uri="http://schemas.microsoft.com/office/word" w:val="11"/>
+  </w:compat>
+</w:settings>
+</file>
+
+<file path=./word/styles.xml><?xml version="1.0" encoding="utf-8"?>
 <w:styles xmlns:w="http://schemas.openxmlformats.org/wordprocessingml/2006/main" xmlns:w14="http://schemas.microsoft.com/office/word/2010/wordml" xmlns:mc="http://schemas.openxmlformats.org/markup-compatibility/2006">
   <w:docDefaults>
     <w:rPrDefault>
@@ -41035,7 +41354,7 @@
 </w:styles>
 </file>
 
-<file path=word/theme/theme1.xml><?xml version="1.0" encoding="utf-8"?>
+<file path=./word/theme/theme1.xml><?xml version="1.0" encoding="utf-8"?>
 <a:theme xmlns:a="http://schemas.openxmlformats.org/drawingml/2006/main" xmlns:r="http://schemas.openxmlformats.org/officeDocument/2006/relationships" name="Office">
   <a:themeElements>
     <a:clrScheme name="LibreOffice">

--- a/skills/phong-dieu-duong/assets/nd30-mau-1.9-bien-ban.docx
+++ b/skills/phong-dieu-duong/assets/nd30-mau-1.9-bien-ban.docx
@@ -1,57 +1,5 @@
 
-<file path=./[Content_Types].xml><?xml version="1.0" encoding="utf-8"?>
-<Types xmlns="http://schemas.openxmlformats.org/package/2006/content-types">
-  <Default Extension="fntdata" ContentType="application/x-fontdata"/>
-  <Default Extension="jpeg" ContentType="image/jpeg"/>
-  <Default Extension="png" ContentType="image/png"/>
-  <Default Extension="rels" ContentType="application/vnd.openxmlformats-package.relationships+xml"/>
-  <Default Extension="xml" ContentType="application/xml"/>
-  <Override PartName="/word/document.xml" ContentType="application/vnd.openxmlformats-officedocument.wordprocessingml.document.main+xml"/>
-  <Override PartName="/word/styles.xml" ContentType="application/vnd.openxmlformats-officedocument.wordprocessingml.styles+xml"/>
-  <Override PartName="/word/numbering.xml" ContentType="application/vnd.openxmlformats-officedocument.wordprocessingml.numbering+xml"/>
-  <Override PartName="/word/settings.xml" ContentType="application/vnd.openxmlformats-officedocument.wordprocessingml.settings+xml"/>
-  <Override PartName="/word/fontTable.xml" ContentType="application/vnd.openxmlformats-officedocument.wordprocessingml.fontTable+xml"/>
-  <Override PartName="/word/theme/theme1.xml" ContentType="application/vnd.openxmlformats-officedocument.theme+xml"/>
-  <Override PartName="/docProps/custom.xml" ContentType="application/vnd.openxmlformats-officedocument.custom-properties+xml"/>
-  <Override PartName="/docProps/core.xml" ContentType="application/vnd.openxmlformats-package.core-properties+xml"/>
-  <Override PartName="/docProps/app.xml" ContentType="application/vnd.openxmlformats-officedocument.extended-properties+xml"/>
-</Types>
-</file>
-
-<file path=./docProps/app.xml><?xml version="1.0" encoding="utf-8"?>
-<Properties xmlns="http://schemas.openxmlformats.org/officeDocument/2006/extended-properties" xmlns:vt="http://schemas.openxmlformats.org/officeDocument/2006/docPropsVTypes">
-  <Template>Normal</Template>
-  <TotalTime>159</TotalTime>
-  <Application>LibreOffice/26.2.4.2$Windows_X86_64 LibreOffice_project/0229ac93fcf0d7cbc6376066c6f35021cef002dc</Application>
-  <AppVersion>15.0000</AppVersion>
-</Properties>
-</file>
-
-<file path=./docProps/core.xml><?xml version="1.0" encoding="utf-8"?>
-<cp:coreProperties xmlns:cp="http://schemas.openxmlformats.org/package/2006/metadata/core-properties" xmlns:dc="http://purl.org/dc/elements/1.1/" xmlns:dcterms="http://purl.org/dc/terms/" xmlns:dcmitype="http://purl.org/dc/dcmitype/" xmlns:xsi="http://www.w3.org/2001/XMLSchema-instance">
-  <dcterms:created xsi:type="dcterms:W3CDTF">2020-03-13T13:22:00Z</dcterms:created>
-  <dc:creator>congbao</dc:creator>
-  <dc:description/>
-  <cp:keywords/>
-  <dc:language>en-US</dc:language>
-  <cp:lastModifiedBy>PC</cp:lastModifiedBy>
-  <cp:lastPrinted>2020-03-14T11:13:00Z</cp:lastPrinted>
-  <dcterms:modified xsi:type="dcterms:W3CDTF">2020-11-10T14:02:00Z</dcterms:modified>
-  <cp:revision>72</cp:revision>
-  <dc:subject/>
-  <dc:title>Số 215 + 216                                                                  Ngày 08 tháng 3 năm 2007</dc:title>
-</cp:coreProperties>
-</file>
-
-<file path=./docProps/custom.xml><?xml version="1.0" encoding="utf-8"?>
-<Properties xmlns="http://schemas.openxmlformats.org/officeDocument/2006/custom-properties" xmlns:vt="http://schemas.openxmlformats.org/officeDocument/2006/docPropsVTypes">
-  <property fmtid="{D5CDD505-2E9C-101B-9397-08002B2CF9AE}" pid="2" name="MTEquationNumber2">
-    <vt:lpwstr>(#S1.#E1)</vt:lpwstr>
-  </property>
-</Properties>
-</file>
-
-<file path=./word/document.xml><?xml version="1.0" encoding="utf-8"?>
+<file path=word/document.xml><?xml version="1.0" encoding="utf-8"?>
 <w:document xmlns:o="urn:schemas-microsoft-com:office:office" xmlns:r="http://schemas.openxmlformats.org/officeDocument/2006/relationships" xmlns:v="urn:schemas-microsoft-com:vml" xmlns:w="http://schemas.openxmlformats.org/wordprocessingml/2006/main" xmlns:w10="urn:schemas-microsoft-com:office:word" xmlns:wp="http://schemas.openxmlformats.org/drawingml/2006/wordprocessingDrawing" xmlns:pic="http://schemas.openxmlformats.org/drawingml/2006/picture" xmlns:wps="http://schemas.microsoft.com/office/word/2010/wordprocessingShape" xmlns:wpg="http://schemas.microsoft.com/office/word/2010/wordprocessingGroup" xmlns:mc="http://schemas.openxmlformats.org/markup-compatibility/2006" xmlns:wp14="http://schemas.microsoft.com/office/word/2010/wordprocessingDrawing" xmlns:w14="http://schemas.microsoft.com/office/word/2010/wordml" xmlns:w15="http://schemas.microsoft.com/office/word/2012/wordml">
   <w:body>
     <w:tbl>
@@ -107,7 +55,7 @@
                 <w:vertAlign w:val="superscript"/>
                 <w:lang w:eastAsia="vi-VN"/>
               </w:rPr>
-              <w:t>{{SO_LIEU}}</w:t>
+              <w:t>1</w:t>
             </w:r>
           </w:p>
           <w:p>
@@ -117,7 +65,14 @@
               <w:spacing w:lineRule="exact" w:line="390" w:before="0" w:after="0"/>
               <w:ind w:hanging="0" w:end="0"/>
               <w:jc w:val="center"/>
-              <w:rPr/>
+              <w:rPr>
+                <w:rStyle w:val="Other"/>
+                <w:b/>
+                <w:bCs/>
+                <w:color w:val="000000"/>
+                <w:vertAlign w:val="superscript"/>
+                <w:lang w:eastAsia="vi-VN"/>
+              </w:rPr>
             </w:pPr>
             <w:r>
               <w:rPr>
@@ -138,7 +93,7 @@
                 <w:vertAlign w:val="superscript"/>
                 <w:lang w:eastAsia="vi-VN"/>
               </w:rPr>
-              <w:t>{{SO_LIEU}}</w:t>
+              <w:t>2</w:t>
             </w:r>
           </w:p>
           <w:p>
@@ -150,11 +105,8 @@
               <w:jc w:val="center"/>
               <w:rPr>
                 <w:rStyle w:val="Other"/>
-                <w:b/>
-                <w:bCs/>
                 <w:color w:val="000000"/>
-                <w:vertAlign w:val="superscript"/>
-                <w:lang w:val="en-US" w:eastAsia="vi-VN"/>
+                <w:lang w:eastAsia="vi-VN"/>
               </w:rPr>
             </w:pPr>
             <w:r>
@@ -245,7 +197,7 @@
                 <w:vertAlign w:val="superscript"/>
                 <w:lang w:eastAsia="vi-VN"/>
               </w:rPr>
-              <w:t>{{SO_LIEU}}</w:t>
+              <w:t>3</w:t>
             </w:r>
             <w:r>
               <w:rPr>
@@ -270,7 +222,13 @@
               <w:spacing w:lineRule="exact" w:line="390" w:before="0" w:after="0"/>
               <w:ind w:firstLine="251" w:end="0"/>
               <w:jc w:val="center"/>
-              <w:rPr/>
+              <w:rPr>
+                <w:rStyle w:val="Other"/>
+                <w:b/>
+                <w:bCs/>
+                <w:color w:val="000000"/>
+                <w:lang w:eastAsia="vi-VN"/>
+              </w:rPr>
             </w:pPr>
             <w:r>
               <w:rPr>
@@ -290,7 +248,13 @@
               <w:spacing w:lineRule="exact" w:line="390" w:before="0" w:after="0"/>
               <w:ind w:firstLine="251" w:end="0"/>
               <w:jc w:val="center"/>
-              <w:rPr/>
+              <w:rPr>
+                <w:rStyle w:val="Other"/>
+                <w:b/>
+                <w:bCs/>
+                <w:color w:val="000000"/>
+                <w:lang w:eastAsia="vi-VN"/>
+              </w:rPr>
             </w:pPr>
             <w:r>
               <w:rPr>
@@ -312,12 +276,10 @@
               <w:jc w:val="center"/>
               <w:rPr>
                 <w:rStyle w:val="Other"/>
-                <w:b/>
-                <w:bCs/>
                 <w:i/>
                 <w:iCs/>
                 <w:color w:val="000000"/>
-                <w:lang w:val="en-US" w:eastAsia="vi-VN"/>
+                <w:lang w:eastAsia="vi-VN"/>
               </w:rPr>
             </w:pPr>
             <w:r>
@@ -389,11 +351,7 @@
               <w:ind w:firstLine="251" w:end="0"/>
               <w:jc w:val="center"/>
               <w:rPr>
-                <w:rStyle w:val="Other"/>
-                <w:i/>
-                <w:iCs/>
                 <w:color w:val="000000"/>
-                <w:lang w:eastAsia="vi-VN"/>
               </w:rPr>
             </w:pPr>
             <w:r>
@@ -452,7 +410,7 @@
           <w:bCs w:val="false"/>
           <w:vertAlign w:val="superscript"/>
         </w:rPr>
-        <w:t>{{SO_LIEU}}</w:t>
+        <w:t>4</w:t>
       </w:r>
       <w:r>
         <w:rPr>
@@ -475,11 +433,10 @@
         <w:rPr>
           <w:rStyle w:val="CharChar2"/>
           <w:rFonts w:ascii="Times New Roman" w:hAnsi="Times New Roman" w:cs="Times New Roman"/>
-          <w:bCs w:val="false"/>
           <w:color w:val="000000"/>
           <w:sz w:val="28"/>
           <w:szCs w:val="28"/>
-          <w:lang w:val="en-US" w:eastAsia="vi-VN"/>
+          <w:lang w:eastAsia="vi-VN"/>
         </w:rPr>
       </w:pPr>
       <w:r>
@@ -785,7 +742,15 @@
         <w:spacing w:lineRule="exact" w:line="390"/>
         <w:ind w:firstLine="454" w:end="0"/>
         <w:jc w:val="both"/>
-        <w:rPr/>
+        <w:rPr>
+          <w:rStyle w:val="CharChar2"/>
+          <w:rFonts w:ascii="Times New Roman" w:hAnsi="Times New Roman" w:cs="Times New Roman"/>
+          <w:b/>
+          <w:color w:val="000000"/>
+          <w:sz w:val="28"/>
+          <w:szCs w:val="28"/>
+          <w:lang w:eastAsia="vi-VN"/>
+        </w:rPr>
       </w:pPr>
       <w:r>
         <w:rPr>
@@ -813,7 +778,6 @@
         <w:rPr>
           <w:rStyle w:val="CharChar2"/>
           <w:rFonts w:ascii="Times New Roman" w:hAnsi="Times New Roman" w:cs="Times New Roman"/>
-          <w:b/>
           <w:color w:val="000000"/>
           <w:sz w:val="28"/>
           <w:szCs w:val="28"/>
@@ -859,7 +823,14 @@
               <w:spacing w:lineRule="exact" w:line="380"/>
               <w:ind w:end="60"/>
               <w:jc w:val="center"/>
-              <w:rPr/>
+              <w:rPr>
+                <w:rStyle w:val="CharChar2"/>
+                <w:rFonts w:ascii="Times New Roman" w:hAnsi="Times New Roman" w:cs="Times New Roman"/>
+                <w:color w:val="000000"/>
+                <w:sz w:val="28"/>
+                <w:szCs w:val="28"/>
+                <w:lang w:eastAsia="vi-VN"/>
+              </w:rPr>
             </w:pPr>
             <w:r>
               <w:rPr>
@@ -1011,15 +982,11 @@
               <w:ind w:end="60"/>
               <w:jc w:val="center"/>
               <w:rPr>
-                <w:rStyle w:val="CharChar2"/>
                 <w:rFonts w:ascii="Times New Roman" w:hAnsi="Times New Roman" w:cs="Times New Roman"/>
                 <w:b w:val="false"/>
-                <w:i/>
-                <w:iCs/>
                 <w:color w:val="000000"/>
                 <w:sz w:val="28"/>
                 <w:szCs w:val="28"/>
-                <w:lang w:eastAsia="vi-VN"/>
               </w:rPr>
             </w:pPr>
             <w:r>
@@ -1042,7 +1009,13 @@
               </w:tabs>
               <w:spacing w:lineRule="exact" w:line="380"/>
               <w:jc w:val="center"/>
-              <w:rPr/>
+              <w:rPr>
+                <w:rStyle w:val="CharChar2"/>
+                <w:rFonts w:ascii="Times New Roman" w:hAnsi="Times New Roman" w:cs="Times New Roman"/>
+                <w:color w:val="000000"/>
+                <w:sz w:val="28"/>
+                <w:szCs w:val="28"/>
+              </w:rPr>
             </w:pPr>
             <w:r>
               <w:rPr>
@@ -1109,7 +1082,7 @@
                 <w:vertAlign w:val="superscript"/>
                 <w:lang w:eastAsia="vi-VN"/>
               </w:rPr>
-              <w:t>{{SO_LIEU}}</w:t>
+              <w:t>5</w:t>
             </w:r>
             <w:r>
               <w:rPr>
@@ -1163,7 +1136,15 @@
       <w:pPr>
         <w:pStyle w:val="BodyText1"/>
         <w:widowControl w:val="false"/>
-        <w:rPr/>
+        <w:rPr>
+          <w:rStyle w:val="CharChar2"/>
+          <w:rFonts w:ascii="Times New Roman" w:hAnsi="Times New Roman" w:cs="Times New Roman"/>
+          <w:i/>
+          <w:iCs/>
+          <w:color w:val="000000"/>
+          <w:szCs w:val="24"/>
+          <w:lang w:eastAsia="vi-VN"/>
+        </w:rPr>
       </w:pPr>
       <w:r>
         <w:rPr>
@@ -1206,7 +1187,14 @@
       <w:pPr>
         <w:pStyle w:val="BodyText1"/>
         <w:widowControl w:val="false"/>
-        <w:rPr/>
+        <w:rPr>
+          <w:rStyle w:val="CharChar2"/>
+          <w:rFonts w:ascii="Times New Roman" w:hAnsi="Times New Roman" w:cs="Times New Roman"/>
+          <w:b/>
+          <w:color w:val="000000"/>
+          <w:szCs w:val="24"/>
+          <w:lang w:eastAsia="vi-VN"/>
+        </w:rPr>
       </w:pPr>
       <w:r>
         <w:rPr>
@@ -1241,7 +1229,6 @@
         <w:rPr>
           <w:rStyle w:val="CharChar2"/>
           <w:rFonts w:ascii="Times New Roman" w:hAnsi="Times New Roman" w:cs="Times New Roman"/>
-          <w:b/>
           <w:color w:val="000000"/>
           <w:sz w:val="28"/>
           <w:szCs w:val="28"/>
@@ -1282,7 +1269,6 @@
         <w:jc w:val="both"/>
         <w:rPr>
           <w:rStyle w:val="Footnote"/>
-          <w:rFonts w:ascii="Times New Roman" w:hAnsi="Times New Roman" w:cs="Times New Roman"/>
           <w:b/>
           <w:bCs/>
           <w:i/>
@@ -1290,7 +1276,7 @@
           <w:color w:val="000000"/>
           <w:sz w:val="24"/>
           <w:szCs w:val="24"/>
-          <w:lang w:val="en-US" w:eastAsia="vi-VN"/>
+          <w:lang w:eastAsia="vi-VN"/>
         </w:rPr>
       </w:pPr>
       <w:r>
@@ -1402,7 +1388,7 @@
           <w:szCs w:val="24"/>
           <w:vertAlign w:val="superscript"/>
         </w:rPr>
-        <w:t xml:space="preserve">{{SO_LIEU}}</w:t>
+        <w:t xml:space="preserve">1 </w:t>
       </w:r>
       <w:r>
         <w:rPr>
@@ -1437,7 +1423,7 @@
           <w:vertAlign w:val="superscript"/>
           <w:lang w:eastAsia="vi-VN"/>
         </w:rPr>
-        <w:t xml:space="preserve">{{SO_LIEU}}</w:t>
+        <w:t xml:space="preserve">2 </w:t>
       </w:r>
       <w:r>
         <w:rPr>
@@ -1474,7 +1460,7 @@
           <w:vertAlign w:val="superscript"/>
           <w:lang w:eastAsia="vi-VN"/>
         </w:rPr>
-        <w:t xml:space="preserve">{{SO_LIEU}}</w:t>
+        <w:t xml:space="preserve">3 </w:t>
       </w:r>
       <w:r>
         <w:rPr>
@@ -1511,7 +1497,7 @@
           <w:vertAlign w:val="superscript"/>
           <w:lang w:eastAsia="vi-VN"/>
         </w:rPr>
-        <w:t xml:space="preserve">{{SO_LIEU}}</w:t>
+        <w:t xml:space="preserve">4 </w:t>
       </w:r>
       <w:r>
         <w:rPr>
@@ -1535,7 +1521,8 @@
         <w:ind w:hanging="0" w:start="0" w:end="0"/>
         <w:jc w:val="both"/>
         <w:rPr>
-          <w:vanish/>
+          <w:sz w:val="24"/>
+          <w:szCs w:val="24"/>
         </w:rPr>
       </w:pPr>
       <w:r>
@@ -1547,7 +1534,7 @@
           <w:vertAlign w:val="superscript"/>
           <w:lang w:eastAsia="vi-VN"/>
         </w:rPr>
-        <w:t xml:space="preserve">{{SO_LIEU}}</w:t>
+        <w:t xml:space="preserve">5 </w:t>
       </w:r>
       <w:r>
         <w:rPr>
@@ -1575,261 +1562,7 @@
 </w:document>
 </file>
 
-<file path=./word/fontTable.xml><?xml version="1.0" encoding="utf-8"?>
-<w:fonts xmlns:w="http://schemas.openxmlformats.org/wordprocessingml/2006/main" xmlns:r="http://schemas.openxmlformats.org/officeDocument/2006/relationships">
-  <w:font w:name="Times New Roman">
-    <w:family w:val="roman"/>
-    <w:pitch w:val="variable"/>
-  </w:font>
-  <w:font w:name="Symbol">
-    <w:family w:val="roman"/>
-    <w:pitch w:val="variable"/>
-  </w:font>
-  <w:font w:name="Arial">
-    <w:family w:val="swiss"/>
-    <w:pitch w:val="variable"/>
-  </w:font>
-  <w:font w:name="Liberation Serif">
-    <w:altName w:val="Times New Roman"/>
-    <w:family w:val="roman"/>
-    <w:pitch w:val="variable"/>
-  </w:font>
-  <w:font w:name=".VnTimeH">
-    <w:altName w:val="Courier New"/>
-    <w:family w:val="swiss"/>
-    <w:pitch w:val="variable"/>
-  </w:font>
-  <w:font w:name=".VnTime">
-    <w:altName w:val="Courier New"/>
-    <w:family w:val="swiss"/>
-    <w:pitch w:val="variable"/>
-  </w:font>
-  <w:font w:name="Courier New">
-    <w:family w:val="modern"/>
-    <w:pitch w:val="default"/>
-  </w:font>
-  <w:font w:name="Wingdings">
-    <w:family w:val="auto"/>
-    <w:pitch w:val="variable"/>
-  </w:font>
-  <w:font w:name="Tahoma">
-    <w:family w:val="swiss"/>
-    <w:pitch w:val="variable"/>
-  </w:font>
-  <w:font w:name="Calibri">
-    <w:family w:val="swiss"/>
-    <w:pitch w:val="variable"/>
-  </w:font>
-  <w:font w:name="VNI-Times">
-    <w:family w:val="auto"/>
-    <w:pitch w:val="variable"/>
-  </w:font>
-  <w:font w:name=".VnAvant">
-    <w:altName w:val="Courier New"/>
-    <w:family w:val="swiss"/>
-    <w:pitch w:val="variable"/>
-  </w:font>
-  <w:font w:name="Muc mon">
-    <w:altName w:val="Times New Roman"/>
-    <w:family w:val="roman"/>
-    <w:pitch w:val="default"/>
-  </w:font>
-  <w:font w:name=".VnCourier NewH">
-    <w:altName w:val="Courier New"/>
-    <w:family w:val="roman"/>
-    <w:pitch w:val="variable"/>
-  </w:font>
-  <w:font w:name=".VnGothic">
-    <w:altName w:val="Courier New"/>
-    <w:family w:val="swiss"/>
-    <w:pitch w:val="variable"/>
-  </w:font>
-  <w:font w:name=".VnCentury Schoolbook">
-    <w:altName w:val="Courier New"/>
-    <w:family w:val="swiss"/>
-    <w:pitch w:val="variable"/>
-  </w:font>
-  <w:font w:name=".VnAvantH">
-    <w:altName w:val="Courier New"/>
-    <w:family w:val="swiss"/>
-    <w:pitch w:val="variable"/>
-  </w:font>
-  <w:font w:name=".VnCentury SchoolbookH">
-    <w:altName w:val="Courier New"/>
-    <w:family w:val="swiss"/>
-    <w:pitch w:val="variable"/>
-  </w:font>
-  <w:font w:name=".VnHelvetIns">
-    <w:altName w:val="Courier New"/>
-    <w:family w:val="swiss"/>
-    <w:pitch w:val="variable"/>
-  </w:font>
-  <w:font w:name=".VnArial">
-    <w:altName w:val="Courier New"/>
-    <w:family w:val="swiss"/>
-    <w:pitch w:val="variable"/>
-  </w:font>
-  <w:font w:name=".VnHelvetInsH">
-    <w:altName w:val="Courier New"/>
-    <w:family w:val="swiss"/>
-    <w:pitch w:val="variable"/>
-  </w:font>
-  <w:font w:name=".VnArialH">
-    <w:altName w:val="Courier New"/>
-    <w:family w:val="swiss"/>
-    <w:pitch w:val="variable"/>
-  </w:font>
-  <w:font w:name="Arial Unicode MS">
-    <w:family w:val="swiss"/>
-    <w:pitch w:val="variable"/>
-  </w:font>
-  <w:font w:name="Cambria">
-    <w:family w:val="roman"/>
-    <w:pitch w:val="variable"/>
-  </w:font>
-  <w:font w:name="Verdana">
-    <w:family w:val="swiss"/>
-    <w:pitch w:val="variable"/>
-  </w:font>
-  <w:font w:name="Arial Narrow">
-    <w:family w:val="swiss"/>
-    <w:pitch w:val="variable"/>
-  </w:font>
-  <w:font w:name="Consolas">
-    <w:family w:val="modern"/>
-    <w:pitch w:val="default"/>
-  </w:font>
-  <w:font w:name="Microsoft Sans Serif">
-    <w:family w:val="swiss"/>
-    <w:pitch w:val="variable"/>
-  </w:font>
-  <w:font w:name="Arial Black">
-    <w:family w:val="swiss"/>
-    <w:pitch w:val="variable"/>
-  </w:font>
-  <w:font w:name="Trebuchet MS">
-    <w:family w:val="swiss"/>
-    <w:pitch w:val="variable"/>
-  </w:font>
-  <w:font w:name="Century Gothic">
-    <w:family w:val="swiss"/>
-    <w:pitch w:val="variable"/>
-  </w:font>
-  <w:font w:name="Garamond">
-    <w:family w:val="roman"/>
-    <w:pitch w:val="variable"/>
-  </w:font>
-  <w:font w:name="Georgia">
-    <w:family w:val="roman"/>
-    <w:pitch w:val="variable"/>
-  </w:font>
-  <w:font w:name="Calibri Light">
-    <w:family w:val="swiss"/>
-    <w:pitch w:val="variable"/>
-  </w:font>
-  <w:font w:name="VNTime">
-    <w:family w:val="auto"/>
-    <w:pitch w:val="variable"/>
-  </w:font>
-  <w:font w:name="Times New Roman Bold">
-    <w:altName w:val="Times New Roman"/>
-    <w:family w:val="roman"/>
-    <w:pitch w:val="default"/>
-  </w:font>
-  <w:font w:name="PdTime">
-    <w:altName w:val="Arial Narrow"/>
-    <w:family w:val="swiss"/>
-    <w:pitch w:val="variable"/>
-  </w:font>
-  <w:font w:name=".VnArial Narrow">
-    <w:altName w:val="Courier New"/>
-    <w:family w:val="swiss"/>
-    <w:pitch w:val="variable"/>
-  </w:font>
-  <w:font w:name="Arial">
-    <w:family w:val="swiss"/>
-    <w:pitch w:val="default"/>
-  </w:font>
-  <w:font w:name="PdTimeH">
-    <w:altName w:val="Arial Narrow"/>
-    <w:family w:val="swiss"/>
-    <w:pitch w:val="variable"/>
-  </w:font>
-  <w:font w:name=".VnVogue">
-    <w:altName w:val="Courier New"/>
-    <w:family w:val="swiss"/>
-    <w:pitch w:val="variable"/>
-  </w:font>
-  <w:font w:name=".VnBlackH">
-    <w:altName w:val="Courier New"/>
-    <w:family w:val="swiss"/>
-    <w:pitch w:val="variable"/>
-  </w:font>
-  <w:font w:name="VnHelveticaU">
-    <w:family w:val="swiss"/>
-    <w:pitch w:val="variable"/>
-  </w:font>
-  <w:font w:name="VnHelvetica">
-    <w:altName w:val="Arial"/>
-    <w:family w:val="auto"/>
-    <w:pitch w:val="variable"/>
-  </w:font>
-  <w:font w:name="Caslon 540 LT Std">
-    <w:family w:val="roman"/>
-    <w:pitch w:val="variable"/>
-  </w:font>
-  <w:font w:name="Myriad Pro Light">
-    <w:altName w:val="Arial"/>
-    <w:family w:val="swiss"/>
-    <w:pitch w:val="variable"/>
-  </w:font>
-  <w:font w:name=".VnCourier">
-    <w:altName w:val="Courier New"/>
-    <w:family w:val="swiss"/>
-    <w:pitch w:val="variable"/>
-  </w:font>
-  <w:font w:name="VNI Times">
-    <w:family w:val="auto"/>
-    <w:pitch w:val="variable"/>
-  </w:font>
-  <w:font w:name="VNSVNI2">
-    <w:altName w:val="Courier New"/>
-    <w:family w:val="auto"/>
-    <w:pitch w:val="variable"/>
-  </w:font>
-  <w:font w:name=".VnClarendonH">
-    <w:altName w:val="Courier New"/>
-    <w:family w:val="swiss"/>
-    <w:pitch w:val="variable"/>
-  </w:font>
-  <w:font w:name="VNAvantH">
-    <w:altName w:val="Arial"/>
-    <w:family w:val="swiss"/>
-    <w:pitch w:val="variable"/>
-  </w:font>
-  <w:font w:name="Vn Arial HBold">
-    <w:altName w:val="Times New Roman"/>
-    <w:family w:val="auto"/>
-    <w:pitch w:val="default"/>
-  </w:font>
-  <w:font w:name="Batang">
-    <w:altName w:val="바탕"/>
-    <w:family w:val="auto"/>
-    <w:pitch w:val="default"/>
-  </w:font>
-  <w:font w:name=".VnVogueH">
-    <w:altName w:val="Courier New"/>
-    <w:family w:val="swiss"/>
-    <w:pitch w:val="variable"/>
-  </w:font>
-  <w:font w:name="Courier New">
-    <w:family w:val="modern"/>
-    <w:pitch w:val="fixed"/>
-  </w:font>
-</w:fonts>
-</file>
-
-<file path=./word/numbering.xml><?xml version="1.0" encoding="utf-8"?>
+<file path=word/numbering.xml><?xml version="1.0" encoding="utf-8"?>
 <w:numbering xmlns:w="http://schemas.openxmlformats.org/wordprocessingml/2006/main" xmlns:o="urn:schemas-microsoft-com:office:office" xmlns:r="http://schemas.openxmlformats.org/officeDocument/2006/relationships" xmlns:v="urn:schemas-microsoft-com:vml" xmlns:mc="http://schemas.openxmlformats.org/markup-compatibility/2006" xmlns:w14="http://schemas.microsoft.com/office/word/2010/wordml">
   <w:abstractNum w:abstractNumId="1">
     <w:lvl w:ilvl="0">
@@ -3991,28 +3724,15 @@
 </w:numbering>
 </file>
 
-<file path=./word/settings.xml><?xml version="1.0" encoding="utf-8"?>
-<w:settings xmlns:w="http://schemas.openxmlformats.org/wordprocessingml/2006/main">
-  <w:zoom w:percent="100"/>
-  <w:defaultTabStop w:val="709"/>
-  <w:autoHyphenation w:val="true"/>
-  <w:hyphenationZone w:val="0"/>
-  <w:compat>
-    <w:doNotBreakWrappedTables/>
-    <w:compatSetting w:name="compatibilityMode" w:uri="http://schemas.microsoft.com/office/word" w:val="11"/>
-  </w:compat>
-</w:settings>
-</file>
-
-<file path=./word/styles.xml><?xml version="1.0" encoding="utf-8"?>
+<file path=word/styles.xml><?xml version="1.0" encoding="utf-8"?>
 <w:styles xmlns:w="http://schemas.openxmlformats.org/wordprocessingml/2006/main" xmlns:w14="http://schemas.microsoft.com/office/word/2010/wordml" xmlns:mc="http://schemas.openxmlformats.org/markup-compatibility/2006">
   <w:docDefaults>
     <w:rPrDefault>
       <w:rPr>
-        <w:rFonts w:ascii="Liberation Serif" w:hAnsi="Liberation Serif" w:eastAsia="NSimSun" w:cs="Lucida Sans"/>
+        <w:rFonts w:ascii="Liberation Serif" w:hAnsi="Liberation Serif" w:eastAsia="Songti SC" w:cs="Arial Unicode MS"/>
         <w:sz w:val="24"/>
         <w:szCs w:val="24"/>
-        <w:lang w:val="en-US" w:eastAsia="zh-CN" w:bidi="hi-IN"/>
+        <w:lang w:val="vi-VN" w:eastAsia="zh-CN" w:bidi="hi-IN"/>
       </w:rPr>
     </w:rPrDefault>
     <w:pPrDefault>
@@ -4033,7 +3753,7 @@
       <w:color w:val="auto"/>
       <w:sz w:val="28"/>
       <w:szCs w:val="28"/>
-      <w:lang w:bidi="ar-SA" w:val="en-US" w:eastAsia="zh-CN"/>
+      <w:lang w:val="en-US" w:bidi="ar-SA" w:eastAsia="zh-CN"/>
     </w:rPr>
   </w:style>
   <w:style w:type="paragraph" w:styleId="Heading1">
@@ -4524,7 +4244,7 @@
       <w:rFonts w:ascii=".VnTimeH" w:hAnsi=".VnTimeH" w:cs=".VnTimeH"/>
       <w:b/>
       <w:sz w:val="28"/>
-      <w:lang w:bidi="ar-SA"/>
+      <w:lang w:val="en-US" w:bidi="ar-SA"/>
     </w:rPr>
   </w:style>
   <w:style w:type="character" w:styleId="Heading2Char2">
@@ -4535,7 +4255,7 @@
       <w:bCs/>
       <w:sz w:val="16"/>
       <w:szCs w:val="24"/>
-      <w:lang w:bidi="ar-SA"/>
+      <w:lang w:val="en-US" w:bidi="ar-SA"/>
     </w:rPr>
   </w:style>
   <w:style w:type="character" w:styleId="Heading3Char3">
@@ -4547,7 +4267,7 @@
       <w:bCs/>
       <w:sz w:val="26"/>
       <w:szCs w:val="26"/>
-      <w:lang w:bidi="ar-SA"/>
+      <w:lang w:val="en-US" w:bidi="ar-SA"/>
     </w:rPr>
   </w:style>
   <w:style w:type="character" w:styleId="Heading4Char1">
@@ -4558,7 +4278,7 @@
       <w:bCs/>
       <w:sz w:val="28"/>
       <w:szCs w:val="28"/>
-      <w:lang w:bidi="ar-SA"/>
+      <w:lang w:val="en-US" w:bidi="ar-SA"/>
     </w:rPr>
   </w:style>
   <w:style w:type="character" w:styleId="Heading5Char1">
@@ -4572,7 +4292,7 @@
       <w:iCs/>
       <w:sz w:val="26"/>
       <w:szCs w:val="26"/>
-      <w:lang w:bidi="ar-SA"/>
+      <w:lang w:val="en-US" w:bidi="ar-SA"/>
     </w:rPr>
   </w:style>
   <w:style w:type="character" w:styleId="Heading6Char2">
@@ -4583,7 +4303,7 @@
       <w:bCs/>
       <w:sz w:val="22"/>
       <w:szCs w:val="22"/>
-      <w:lang w:bidi="ar-SA"/>
+      <w:lang w:val="en-US" w:bidi="ar-SA"/>
     </w:rPr>
   </w:style>
   <w:style w:type="character" w:styleId="Heading7Char1">
@@ -4592,7 +4312,7 @@
     <w:rPr>
       <w:sz w:val="24"/>
       <w:szCs w:val="24"/>
-      <w:lang w:bidi="ar-SA"/>
+      <w:lang w:val="en-US" w:bidi="ar-SA"/>
     </w:rPr>
   </w:style>
   <w:style w:type="character" w:styleId="Heading9Char1">
@@ -4602,7 +4322,7 @@
       <w:rFonts w:ascii="Arial" w:hAnsi="Arial" w:cs="Arial"/>
       <w:sz w:val="22"/>
       <w:szCs w:val="22"/>
-      <w:lang w:bidi="ar-SA"/>
+      <w:lang w:val="en-US" w:bidi="ar-SA"/>
     </w:rPr>
   </w:style>
   <w:style w:type="character" w:styleId="CharChar8">
@@ -4613,7 +4333,7 @@
       <w:bCs/>
       <w:sz w:val="16"/>
       <w:szCs w:val="24"/>
-      <w:lang w:bidi="ar-SA"/>
+      <w:lang w:val="en-US" w:bidi="ar-SA"/>
     </w:rPr>
   </w:style>
   <w:style w:type="character" w:styleId="CharChar7">
@@ -4624,7 +4344,7 @@
       <w:bCs/>
       <w:sz w:val="28"/>
       <w:szCs w:val="28"/>
-      <w:lang w:bidi="ar-SA"/>
+      <w:lang w:val="en-US" w:bidi="ar-SA"/>
     </w:rPr>
   </w:style>
   <w:style w:type="character" w:styleId="CharCharChar">
@@ -4638,7 +4358,7 @@
       <w:iCs/>
       <w:sz w:val="26"/>
       <w:szCs w:val="26"/>
-      <w:lang w:bidi="ar-SA"/>
+      <w:lang w:val="en-US" w:bidi="ar-SA"/>
     </w:rPr>
   </w:style>
   <w:style w:type="character" w:styleId="CharChar6">
@@ -4647,7 +4367,7 @@
     <w:rPr>
       <w:sz w:val="24"/>
       <w:szCs w:val="24"/>
-      <w:lang w:bidi="ar-SA"/>
+      <w:lang w:val="en-US" w:bidi="ar-SA"/>
     </w:rPr>
   </w:style>
   <w:style w:type="character" w:styleId="z-BottomofFormChar1">
@@ -4657,7 +4377,7 @@
       <w:rFonts w:ascii="Arial" w:hAnsi="Arial" w:cs="Arial"/>
       <w:sz w:val="22"/>
       <w:szCs w:val="22"/>
-      <w:lang w:bidi="ar-SA"/>
+      <w:lang w:val="en-US" w:bidi="ar-SA"/>
     </w:rPr>
   </w:style>
   <w:style w:type="character" w:styleId="BodyText2Char1">
@@ -4669,7 +4389,7 @@
       <w:bCs/>
       <w:sz w:val="28"/>
       <w:szCs w:val="24"/>
-      <w:lang w:bidi="ar-SA"/>
+      <w:lang w:val="en-US" w:bidi="ar-SA"/>
     </w:rPr>
   </w:style>
   <w:style w:type="character" w:styleId="CharChar4">
@@ -4681,7 +4401,7 @@
       <w:bCs/>
       <w:sz w:val="28"/>
       <w:szCs w:val="24"/>
-      <w:lang w:bidi="ar-SA"/>
+      <w:lang w:val="en-US" w:bidi="ar-SA"/>
     </w:rPr>
   </w:style>
   <w:style w:type="character" w:styleId="BodyTextIndentChar2">
@@ -4690,7 +4410,7 @@
     <w:rPr>
       <w:rFonts w:ascii=".VnTime" w:hAnsi=".VnTime" w:cs=".VnTime"/>
       <w:sz w:val="28"/>
-      <w:lang w:bidi="ar-SA"/>
+      <w:lang w:val="en-US" w:bidi="ar-SA"/>
     </w:rPr>
   </w:style>
   <w:style w:type="character" w:styleId="CharChar1">
@@ -4699,7 +4419,7 @@
     <w:rPr>
       <w:rFonts w:ascii=".VnTime" w:hAnsi=".VnTime" w:cs=".VnTime"/>
       <w:sz w:val="28"/>
-      <w:lang w:bidi="ar-SA"/>
+      <w:lang w:val="en-US" w:bidi="ar-SA"/>
     </w:rPr>
   </w:style>
   <w:style w:type="character" w:styleId="BodyTextIndentChar1Char">
@@ -4708,7 +4428,7 @@
     <w:rPr>
       <w:rFonts w:ascii=".VnTime" w:hAnsi=".VnTime" w:cs=".VnTime"/>
       <w:sz w:val="28"/>
-      <w:lang w:bidi="ar-SA"/>
+      <w:lang w:val="en-US" w:bidi="ar-SA"/>
     </w:rPr>
   </w:style>
   <w:style w:type="character" w:styleId="BodyTextChar2">
@@ -4718,7 +4438,7 @@
       <w:rFonts w:ascii=".VnTimeH" w:hAnsi=".VnTimeH" w:cs=".VnTimeH"/>
       <w:b/>
       <w:sz w:val="24"/>
-      <w:lang w:bidi="ar-SA"/>
+      <w:lang w:val="en-US" w:bidi="ar-SA"/>
     </w:rPr>
   </w:style>
   <w:style w:type="character" w:styleId="BalloonTextChar3">
@@ -4728,7 +4448,7 @@
       <w:rFonts w:ascii="Tahoma" w:hAnsi="Tahoma" w:cs="Tahoma"/>
       <w:sz w:val="16"/>
       <w:szCs w:val="16"/>
-      <w:lang w:bidi="ar-SA"/>
+      <w:lang w:val="en-US" w:bidi="ar-SA"/>
     </w:rPr>
   </w:style>
   <w:style w:type="character" w:styleId="HeaderChar2">
@@ -4737,7 +4457,7 @@
     <w:rPr>
       <w:sz w:val="28"/>
       <w:szCs w:val="28"/>
-      <w:lang w:bidi="ar-SA"/>
+      <w:lang w:val="en-US" w:bidi="ar-SA"/>
     </w:rPr>
   </w:style>
   <w:style w:type="character" w:styleId="PageNumber">
@@ -4751,7 +4471,7 @@
     <w:rPr>
       <w:sz w:val="16"/>
       <w:szCs w:val="16"/>
-      <w:lang w:bidi="ar-SA"/>
+      <w:lang w:val="en-US" w:bidi="ar-SA"/>
     </w:rPr>
   </w:style>
   <w:style w:type="character" w:styleId="CharChar3">
@@ -4760,7 +4480,7 @@
     <w:rPr>
       <w:sz w:val="16"/>
       <w:szCs w:val="16"/>
-      <w:lang w:bidi="ar-SA"/>
+      <w:lang w:val="en-US" w:bidi="ar-SA"/>
     </w:rPr>
   </w:style>
   <w:style w:type="character" w:styleId="Hyperlink">
@@ -4774,14 +4494,14 @@
     <w:name w:val="Footnote Text Char3"/>
     <w:qFormat/>
     <w:rPr>
-      <w:lang w:bidi="ar-SA"/>
+      <w:lang w:val="en-US" w:bidi="ar-SA"/>
     </w:rPr>
   </w:style>
   <w:style w:type="character" w:styleId="CharChar2">
     <w:name w:val=" Char Char2"/>
     <w:qFormat/>
     <w:rPr>
-      <w:lang w:bidi="ar-SA"/>
+      <w:lang w:val="en-US" w:bidi="ar-SA"/>
     </w:rPr>
   </w:style>
   <w:style w:type="character" w:styleId="CharChar">
@@ -4794,7 +4514,7 @@
       <w:iCs/>
       <w:sz w:val="26"/>
       <w:szCs w:val="26"/>
-      <w:lang w:bidi="ar-SA"/>
+      <w:lang w:val="en-US" w:bidi="ar-SA"/>
     </w:rPr>
   </w:style>
   <w:style w:type="character" w:styleId="BodyTextIndent2Char1">
@@ -4804,7 +4524,7 @@
       <w:rFonts w:ascii=".VnTime" w:hAnsi=".VnTime" w:eastAsia=".VnTime" w:cs=".VnTime"/>
       <w:sz w:val="28"/>
       <w:szCs w:val="28"/>
-      <w:lang w:bidi="ar-SA"/>
+      <w:lang w:val="en-US" w:bidi="ar-SA"/>
     </w:rPr>
   </w:style>
   <w:style w:type="character" w:styleId="BodyTextIndent2CharCharChar">
@@ -4814,7 +4534,7 @@
       <w:rFonts w:ascii=".VnTime" w:hAnsi=".VnTime" w:eastAsia=".VnTime" w:cs=".VnTime"/>
       <w:sz w:val="28"/>
       <w:szCs w:val="28"/>
-      <w:lang w:bidi="ar-SA"/>
+      <w:lang w:val="en-US" w:bidi="ar-SA"/>
     </w:rPr>
   </w:style>
   <w:style w:type="character" w:styleId="CommentReference">
@@ -4830,7 +4550,7 @@
     <w:qFormat/>
     <w:rPr>
       <w:rFonts w:ascii=".VnTime" w:hAnsi=".VnTime" w:cs=".VnTime"/>
-      <w:lang w:bidi="ar-SA"/>
+      <w:lang w:val="en-US" w:bidi="ar-SA"/>
     </w:rPr>
   </w:style>
   <w:style w:type="character" w:styleId="DieuCharChar">
@@ -4841,7 +4561,7 @@
       <w:bCs/>
       <w:sz w:val="28"/>
       <w:szCs w:val="28"/>
-      <w:lang w:val="vi-VN" w:bidi="ar-SA"/>
+      <w:lang w:bidi="ar-SA"/>
     </w:rPr>
   </w:style>
   <w:style w:type="character" w:styleId="BodyTextIndent3Char1">
@@ -4851,7 +4571,7 @@
       <w:rFonts w:ascii=".VnTime" w:hAnsi=".VnTime" w:cs=".VnTime"/>
       <w:sz w:val="28"/>
       <w:szCs w:val="28"/>
-      <w:lang w:bidi="ar-SA"/>
+      <w:lang w:val="en-US" w:bidi="ar-SA"/>
     </w:rPr>
   </w:style>
   <w:style w:type="character" w:styleId="ChuongCharChar">
@@ -4881,7 +4601,7 @@
       <w:iCs/>
       <w:sz w:val="24"/>
       <w:szCs w:val="24"/>
-      <w:lang w:bidi="ar-SA"/>
+      <w:lang w:val="en-US" w:bidi="ar-SA"/>
     </w:rPr>
   </w:style>
   <w:style w:type="character" w:styleId="TChar">
@@ -4890,7 +4610,7 @@
     <w:rPr>
       <w:rFonts w:ascii=".VnTime" w:hAnsi=".VnTime" w:cs=".VnTime"/>
       <w:sz w:val="28"/>
-      <w:lang w:val="vi-VN" w:bidi="ar-SA"/>
+      <w:lang w:bidi="ar-SA"/>
     </w:rPr>
   </w:style>
   <w:style w:type="character" w:styleId="normalchar1">
@@ -4961,7 +4681,7 @@
       <w:spacing w:val="24"/>
       <w:sz w:val="26"/>
       <w:szCs w:val="26"/>
-      <w:lang w:bidi="ar-SA"/>
+      <w:lang w:val="en-US" w:bidi="ar-SA"/>
     </w:rPr>
   </w:style>
   <w:style w:type="character" w:styleId="Emphasis">
@@ -5040,7 +4760,7 @@
       <w:rFonts w:ascii=".VnTime" w:hAnsi=".VnTime" w:cs=".VnTime"/>
       <w:sz w:val="26"/>
       <w:szCs w:val="26"/>
-      <w:lang w:bidi="ar-SA"/>
+      <w:lang w:val="en-US" w:bidi="ar-SA"/>
     </w:rPr>
   </w:style>
   <w:style w:type="character" w:styleId="tenmonChar">
@@ -5051,7 +4771,7 @@
       <w:b/>
       <w:sz w:val="28"/>
       <w:szCs w:val="28"/>
-      <w:lang w:bidi="ar-SA"/>
+      <w:lang w:val="en-US" w:bidi="ar-SA"/>
     </w:rPr>
   </w:style>
   <w:style w:type="character" w:styleId="StyleBold">
@@ -5079,7 +4799,7 @@
       <w:b/>
       <w:sz w:val="28"/>
       <w:szCs w:val="28"/>
-      <w:lang w:bidi="ar-SA"/>
+      <w:lang w:val="en-US" w:bidi="ar-SA"/>
     </w:rPr>
   </w:style>
   <w:style w:type="character" w:styleId="yshortcuts">
@@ -5139,6 +4859,7 @@
       <w:bCs/>
       <w:sz w:val="28"/>
       <w:szCs w:val="28"/>
+      <w:lang w:val="en-US"/>
     </w:rPr>
   </w:style>
   <w:style w:type="character" w:styleId="CharChar16">
@@ -5149,6 +4870,7 @@
       <w:bCs/>
       <w:sz w:val="24"/>
       <w:szCs w:val="24"/>
+      <w:lang w:val="en-US"/>
     </w:rPr>
   </w:style>
   <w:style w:type="character" w:styleId="CharChar15">
@@ -5160,6 +4882,7 @@
       <w:bCs/>
       <w:sz w:val="26"/>
       <w:szCs w:val="26"/>
+      <w:lang w:val="en-US"/>
     </w:rPr>
   </w:style>
   <w:style w:type="character" w:styleId="CharChar81">
@@ -5170,6 +4893,7 @@
       <w:bCs/>
       <w:sz w:val="24"/>
       <w:szCs w:val="24"/>
+      <w:lang w:val="en-US"/>
     </w:rPr>
   </w:style>
   <w:style w:type="character" w:styleId="CharChar71">
@@ -5180,6 +4904,7 @@
       <w:bCs/>
       <w:sz w:val="28"/>
       <w:szCs w:val="28"/>
+      <w:lang w:val="en-US"/>
     </w:rPr>
   </w:style>
   <w:style w:type="character" w:styleId="CharCharChar1">
@@ -5193,6 +4918,7 @@
       <w:iCs/>
       <w:sz w:val="26"/>
       <w:szCs w:val="26"/>
+      <w:lang w:val="en-US"/>
     </w:rPr>
   </w:style>
   <w:style w:type="character" w:styleId="CharChar61">
@@ -5201,6 +4927,7 @@
     <w:rPr>
       <w:sz w:val="24"/>
       <w:szCs w:val="24"/>
+      <w:lang w:val="en-US"/>
     </w:rPr>
   </w:style>
   <w:style w:type="character" w:styleId="CharChar5">
@@ -5210,6 +4937,7 @@
       <w:rFonts w:ascii="Arial" w:hAnsi="Arial" w:cs="Arial"/>
       <w:sz w:val="22"/>
       <w:szCs w:val="22"/>
+      <w:lang w:val="en-US"/>
     </w:rPr>
   </w:style>
   <w:style w:type="character" w:styleId="CharChar41">
@@ -5221,6 +4949,7 @@
       <w:bCs/>
       <w:sz w:val="24"/>
       <w:szCs w:val="24"/>
+      <w:lang w:val="en-US"/>
     </w:rPr>
   </w:style>
   <w:style w:type="character" w:styleId="CharChar11">
@@ -5230,6 +4959,7 @@
       <w:rFonts w:ascii="Times New Roman" w:hAnsi="Times New Roman" w:cs="Times New Roman"/>
       <w:sz w:val="28"/>
       <w:szCs w:val="28"/>
+      <w:lang w:val="en-US"/>
     </w:rPr>
   </w:style>
   <w:style w:type="character" w:styleId="CharChar31">
@@ -5238,12 +4968,15 @@
     <w:rPr>
       <w:sz w:val="16"/>
       <w:szCs w:val="16"/>
+      <w:lang w:val="en-US"/>
     </w:rPr>
   </w:style>
   <w:style w:type="character" w:styleId="CharChar21">
     <w:name w:val="Char Char2"/>
     <w:qFormat/>
-    <w:rPr/>
+    <w:rPr>
+      <w:lang w:val="en-US"/>
+    </w:rPr>
   </w:style>
   <w:style w:type="character" w:styleId="CharChar9">
     <w:name w:val="Char Char"/>
@@ -5255,6 +4988,7 @@
       <w:iCs/>
       <w:sz w:val="26"/>
       <w:szCs w:val="26"/>
+      <w:lang w:val="en-US"/>
     </w:rPr>
   </w:style>
   <w:style w:type="character" w:styleId="normal1">
@@ -5271,6 +5005,7 @@
       <w:color w:val="000000"/>
       <w:sz w:val="26"/>
       <w:szCs w:val="26"/>
+      <w:lang w:val="en-US"/>
     </w:rPr>
   </w:style>
   <w:style w:type="character" w:styleId="apple-converted-space">
@@ -5335,7 +5070,7 @@
     <w:rPr>
       <w:sz w:val="24"/>
       <w:szCs w:val="24"/>
-      <w:lang w:bidi="ar-SA"/>
+      <w:lang w:val="en-US" w:bidi="ar-SA"/>
     </w:rPr>
   </w:style>
   <w:style w:type="character" w:styleId="Heading1Char">
@@ -5348,6 +5083,7 @@
       <w:kern w:val="2"/>
       <w:sz w:val="32"/>
       <w:szCs w:val="32"/>
+      <w:lang w:val="en-US"/>
     </w:rPr>
   </w:style>
   <w:style w:type="character" w:styleId="Heading2Char">
@@ -5361,6 +5097,7 @@
       <w:iCs/>
       <w:sz w:val="28"/>
       <w:szCs w:val="28"/>
+      <w:lang w:val="en-US"/>
     </w:rPr>
   </w:style>
   <w:style w:type="character" w:styleId="Heading3Char">
@@ -5372,6 +5109,7 @@
       <w:bCs/>
       <w:sz w:val="26"/>
       <w:szCs w:val="26"/>
+      <w:lang w:val="en-US"/>
     </w:rPr>
   </w:style>
   <w:style w:type="character" w:styleId="Heading4Char">
@@ -5383,6 +5121,7 @@
       <w:bCs/>
       <w:sz w:val="28"/>
       <w:szCs w:val="28"/>
+      <w:lang w:val="en-US"/>
     </w:rPr>
   </w:style>
   <w:style w:type="character" w:styleId="Heading5Char">
@@ -5396,6 +5135,7 @@
       <w:iCs/>
       <w:sz w:val="26"/>
       <w:szCs w:val="26"/>
+      <w:lang w:val="en-US"/>
     </w:rPr>
   </w:style>
   <w:style w:type="character" w:styleId="Heading6Char">
@@ -5405,6 +5145,7 @@
       <w:rFonts w:ascii="Arial" w:hAnsi="Arial" w:cs="Times New Roman"/>
       <w:b/>
       <w:bCs/>
+      <w:lang w:val="en-US"/>
     </w:rPr>
   </w:style>
   <w:style w:type="character" w:styleId="Heading7Char">
@@ -5414,6 +5155,7 @@
       <w:rFonts w:ascii="Arial" w:hAnsi="Arial" w:cs="Times New Roman"/>
       <w:sz w:val="24"/>
       <w:szCs w:val="24"/>
+      <w:lang w:val="en-US"/>
     </w:rPr>
   </w:style>
   <w:style w:type="character" w:styleId="Heading8Char">
@@ -5425,6 +5167,7 @@
       <w:iCs/>
       <w:sz w:val="24"/>
       <w:szCs w:val="24"/>
+      <w:lang w:val="en-US"/>
     </w:rPr>
   </w:style>
   <w:style w:type="character" w:styleId="Heading9Char">
@@ -5432,6 +5175,7 @@
     <w:qFormat/>
     <w:rPr>
       <w:rFonts w:ascii="Times New Roman" w:hAnsi="Times New Roman" w:cs="Times New Roman"/>
+      <w:lang w:val="en-US"/>
     </w:rPr>
   </w:style>
   <w:style w:type="character" w:styleId="CommentSubjectChar">
@@ -5439,6 +5183,7 @@
     <w:qFormat/>
     <w:rPr>
       <w:rFonts w:cs="Times New Roman"/>
+      <w:lang w:val="en-US"/>
     </w:rPr>
   </w:style>
   <w:style w:type="character" w:styleId="FooterChar">
@@ -5448,6 +5193,7 @@
       <w:rFonts w:cs="Times New Roman"/>
       <w:sz w:val="24"/>
       <w:szCs w:val="24"/>
+      <w:lang w:val="en-US"/>
     </w:rPr>
   </w:style>
   <w:style w:type="character" w:styleId="n002dchuongtenchar">
@@ -5465,7 +5211,7 @@
       <w:bCs/>
       <w:sz w:val="26"/>
       <w:szCs w:val="24"/>
-      <w:lang w:bidi="ar-SA"/>
+      <w:lang w:val="en-US" w:bidi="ar-SA"/>
     </w:rPr>
   </w:style>
   <w:style w:type="character" w:styleId="StyleBodyTextBodyText1Left05Char">
@@ -5475,7 +5221,7 @@
       <w:rFonts w:ascii="Arial" w:hAnsi="Arial" w:cs="Cordia New"/>
       <w:spacing w:val="-4"/>
       <w:sz w:val="21"/>
-      <w:lang w:val="vi-VN" w:bidi="en-US"/>
+      <w:lang w:bidi="en-US"/>
     </w:rPr>
   </w:style>
   <w:style w:type="character" w:styleId="portlettext21">
@@ -5498,7 +5244,7 @@
       <w:color w:val="000000"/>
       <w:sz w:val="22"/>
       <w:szCs w:val="22"/>
-      <w:lang w:bidi="en-US"/>
+      <w:lang w:val="en-US" w:bidi="en-US"/>
     </w:rPr>
   </w:style>
   <w:style w:type="character" w:styleId="IntenseQuoteChar">
@@ -5513,7 +5259,7 @@
       <w:color w:val="4F81BD"/>
       <w:sz w:val="22"/>
       <w:szCs w:val="22"/>
-      <w:lang w:bidi="en-US"/>
+      <w:lang w:val="en-US" w:bidi="en-US"/>
     </w:rPr>
   </w:style>
   <w:style w:type="character" w:styleId="SubtleEmphasis">
@@ -5685,7 +5431,7 @@
     <w:rPr>
       <w:rFonts w:ascii=".VnTime" w:hAnsi=".VnTime" w:cs=".VnTime"/>
       <w:sz w:val="28"/>
-      <w:lang w:bidi="ar-SA"/>
+      <w:lang w:val="en-US" w:bidi="ar-SA"/>
     </w:rPr>
   </w:style>
   <w:style w:type="character" w:styleId="longtext1">
@@ -5736,7 +5482,7 @@
       <w:rFonts w:ascii=".VnTimeH" w:hAnsi=".VnTimeH" w:cs=".VnTimeH"/>
       <w:b/>
       <w:sz w:val="28"/>
-      <w:lang w:bidi="ar-SA"/>
+      <w:lang w:val="en-US" w:bidi="ar-SA"/>
     </w:rPr>
   </w:style>
   <w:style w:type="character" w:styleId="CharChar20">
@@ -5747,7 +5493,7 @@
       <w:bCs/>
       <w:sz w:val="22"/>
       <w:szCs w:val="22"/>
-      <w:lang w:bidi="ar-SA"/>
+      <w:lang w:val="en-US" w:bidi="ar-SA"/>
     </w:rPr>
   </w:style>
   <w:style w:type="character" w:styleId="CharChar22">
@@ -5758,7 +5504,7 @@
       <w:bCs/>
       <w:sz w:val="16"/>
       <w:szCs w:val="24"/>
-      <w:lang w:bidi="ar-SA"/>
+      <w:lang w:val="en-US" w:bidi="ar-SA"/>
     </w:rPr>
   </w:style>
   <w:style w:type="character" w:styleId="Heading2Char1Char1">
@@ -5770,7 +5516,7 @@
       <w:kern w:val="2"/>
       <w:sz w:val="28"/>
       <w:szCs w:val="28"/>
-      <w:lang w:bidi="he-IL"/>
+      <w:lang w:val="en-US" w:bidi="he-IL"/>
     </w:rPr>
   </w:style>
   <w:style w:type="character" w:styleId="Heading4CharCharChar">
@@ -5781,7 +5527,7 @@
       <w:spacing w:val="5"/>
       <w:sz w:val="24"/>
       <w:szCs w:val="24"/>
-      <w:lang w:bidi="he-IL"/>
+      <w:lang w:val="en-US" w:bidi="he-IL"/>
     </w:rPr>
   </w:style>
   <w:style w:type="character" w:styleId="NumberedParagraph-BulletelistLeft0Firstline0Char">
@@ -5789,7 +5535,7 @@
     <w:qFormat/>
     <w:rPr>
       <w:sz w:val="24"/>
-      <w:lang w:bidi="ar-SA"/>
+      <w:lang w:val="en-US" w:bidi="ar-SA"/>
     </w:rPr>
   </w:style>
   <w:style w:type="character" w:styleId="LeftHeaderCharChar">
@@ -5797,7 +5543,7 @@
     <w:qFormat/>
     <w:rPr>
       <w:kern w:val="2"/>
-      <w:lang w:bidi="he-IL"/>
+      <w:lang w:val="en-US" w:bidi="he-IL"/>
     </w:rPr>
   </w:style>
   <w:style w:type="character" w:styleId="FootnoteTextCharChar">
@@ -5805,7 +5551,7 @@
     <w:qFormat/>
     <w:rPr>
       <w:kern w:val="2"/>
-      <w:lang w:bidi="he-IL"/>
+      <w:lang w:val="en-US" w:bidi="he-IL"/>
     </w:rPr>
   </w:style>
   <w:style w:type="character" w:styleId="NumParaLeftChar">
@@ -5825,7 +5571,7 @@
       <w:kern w:val="2"/>
       <w:sz w:val="24"/>
       <w:szCs w:val="24"/>
-      <w:lang w:bidi="he-IL"/>
+      <w:lang w:val="en-US" w:bidi="he-IL"/>
     </w:rPr>
   </w:style>
   <w:style w:type="character" w:styleId="FootnoterefererenceCharCharCharCharCharCharChar">
@@ -5847,7 +5593,7 @@
       <w:kern w:val="2"/>
       <w:sz w:val="24"/>
       <w:szCs w:val="24"/>
-      <w:lang w:bidi="ar-SA"/>
+      <w:lang w:val="en-US" w:bidi="ar-SA"/>
     </w:rPr>
   </w:style>
   <w:style w:type="character" w:styleId="FootnoteChar">
@@ -5857,7 +5603,7 @@
       <w:kern w:val="2"/>
       <w:sz w:val="16"/>
       <w:szCs w:val="16"/>
-      <w:lang w:bidi="ar-SA"/>
+      <w:lang w:val="en-US" w:bidi="ar-SA"/>
     </w:rPr>
   </w:style>
   <w:style w:type="character" w:styleId="NumberedParagraphChar">
@@ -5867,7 +5613,7 @@
       <w:kern w:val="2"/>
       <w:sz w:val="24"/>
       <w:szCs w:val="24"/>
-      <w:lang w:bidi="he-IL"/>
+      <w:lang w:val="en-US" w:bidi="he-IL"/>
     </w:rPr>
   </w:style>
   <w:style w:type="character" w:styleId="IndentChar">
@@ -5882,7 +5628,7 @@
     <w:rPr>
       <w:kern w:val="2"/>
       <w:sz w:val="24"/>
-      <w:lang w:bidi="ar-SA"/>
+      <w:lang w:val="en-US" w:bidi="ar-SA"/>
     </w:rPr>
   </w:style>
   <w:style w:type="character" w:styleId="Boldparagraph">
@@ -5905,7 +5651,7 @@
       <w:kern w:val="2"/>
       <w:sz w:val="24"/>
       <w:szCs w:val="24"/>
-      <w:lang w:bidi="ar-SA"/>
+      <w:lang w:val="en-US" w:bidi="ar-SA"/>
     </w:rPr>
   </w:style>
   <w:style w:type="character" w:styleId="Heading3Char1Char">
@@ -5917,7 +5663,7 @@
       <w:kern w:val="2"/>
       <w:sz w:val="24"/>
       <w:szCs w:val="24"/>
-      <w:lang w:bidi="he-IL"/>
+      <w:lang w:val="en-US" w:bidi="he-IL"/>
     </w:rPr>
   </w:style>
   <w:style w:type="character" w:styleId="Level2-aChar1">
@@ -5928,7 +5674,7 @@
       <w:spacing w:val="5"/>
       <w:sz w:val="24"/>
       <w:szCs w:val="24"/>
-      <w:lang w:bidi="he-IL"/>
+      <w:lang w:val="en-US" w:bidi="he-IL"/>
     </w:rPr>
   </w:style>
   <w:style w:type="character" w:styleId="IndentCharCharCharCharChar">
@@ -5939,7 +5685,7 @@
       <w:kern w:val="2"/>
       <w:sz w:val="24"/>
       <w:szCs w:val="24"/>
-      <w:lang w:bidi="ar-SA"/>
+      <w:lang w:val="en-US" w:bidi="ar-SA"/>
     </w:rPr>
   </w:style>
   <w:style w:type="character" w:styleId="IndentCharCharCharCharCharCharCharCharCharCharCharCharCharCharCharCharChar">
@@ -5948,7 +5694,7 @@
     <w:rPr>
       <w:rFonts w:eastAsia="MS Mincho"/>
       <w:kern w:val="2"/>
-      <w:lang w:bidi="he-IL"/>
+      <w:lang w:val="en-US" w:bidi="he-IL"/>
     </w:rPr>
   </w:style>
   <w:style w:type="character" w:styleId="FootnoteReference">
@@ -6029,7 +5775,7 @@
       <w:bCs/>
       <w:sz w:val="28"/>
       <w:szCs w:val="28"/>
-      <w:lang w:bidi="ar-SA"/>
+      <w:lang w:val="en-US" w:bidi="ar-SA"/>
     </w:rPr>
   </w:style>
   <w:style w:type="character" w:styleId="NumberedParagraphCharCharChar">
@@ -6039,14 +5785,14 @@
       <w:kern w:val="2"/>
       <w:sz w:val="24"/>
       <w:szCs w:val="24"/>
-      <w:lang w:bidi="he-IL"/>
+      <w:lang w:val="en-US" w:bidi="he-IL"/>
     </w:rPr>
   </w:style>
   <w:style w:type="character" w:styleId="NumberedParagraph-BulletelistLeft0Firstline0CharChar">
     <w:name w:val="Numbered Paragraph - Bullete list + Left:  0&quot; First line:  0&quot; Char Char"/>
     <w:qFormat/>
     <w:rPr>
-      <w:lang w:bidi="ar-SA"/>
+      <w:lang w:val="en-US" w:bidi="ar-SA"/>
     </w:rPr>
   </w:style>
   <w:style w:type="character" w:styleId="Heading3Char2CharChar">
@@ -6058,7 +5804,7 @@
       <w:kern w:val="2"/>
       <w:sz w:val="24"/>
       <w:szCs w:val="24"/>
-      <w:lang w:bidi="he-IL"/>
+      <w:lang w:val="en-US" w:bidi="he-IL"/>
     </w:rPr>
   </w:style>
   <w:style w:type="character" w:styleId="NumberedParagraphCharCharCharChar">
@@ -6068,7 +5814,7 @@
       <w:kern w:val="2"/>
       <w:sz w:val="24"/>
       <w:szCs w:val="24"/>
-      <w:lang w:bidi="he-IL"/>
+      <w:lang w:val="en-US" w:bidi="he-IL"/>
     </w:rPr>
   </w:style>
   <w:style w:type="character" w:styleId="HeadingdrhChar">
@@ -6090,7 +5836,7 @@
       <w:bCs/>
       <w:sz w:val="28"/>
       <w:szCs w:val="28"/>
-      <w:lang w:bidi="ar-SA"/>
+      <w:lang w:val="en-US" w:bidi="ar-SA"/>
     </w:rPr>
   </w:style>
   <w:style w:type="character" w:styleId="BodyTextCharCharCharCharCharCharChar">
@@ -6100,7 +5846,7 @@
       <w:rFonts w:ascii=".VnTimeH" w:hAnsi=".VnTimeH" w:cs=".VnTimeH"/>
       <w:b/>
       <w:sz w:val="24"/>
-      <w:lang w:bidi="ar-SA"/>
+      <w:lang w:val="en-US" w:bidi="ar-SA"/>
     </w:rPr>
   </w:style>
   <w:style w:type="character" w:styleId="titMHCharChar">
@@ -6110,7 +5856,7 @@
       <w:rFonts w:ascii="VNI-Times" w:hAnsi="VNI-Times" w:eastAsia="SimSun" w:cs="VNI-Times"/>
       <w:b/>
       <w:sz w:val="24"/>
-      <w:lang w:bidi="ar-SA"/>
+      <w:lang w:val="en-US" w:bidi="ar-SA"/>
     </w:rPr>
   </w:style>
   <w:style w:type="character" w:styleId="chungtrinhhocphanCharChar">
@@ -6120,7 +5866,7 @@
       <w:rFonts w:ascii="VNI-Times" w:hAnsi="VNI-Times" w:eastAsia="SimSun" w:cs="VNI-Times"/>
       <w:b/>
       <w:sz w:val="32"/>
-      <w:lang w:bidi="ar-SA"/>
+      <w:lang w:val="en-US" w:bidi="ar-SA"/>
     </w:rPr>
   </w:style>
   <w:style w:type="character" w:styleId="CharChar18">
@@ -6130,7 +5876,7 @@
       <w:rFonts w:ascii="VNI-Times" w:hAnsi="VNI-Times" w:eastAsia="SimSun" w:cs="VNI-Times"/>
       <w:b/>
       <w:sz w:val="24"/>
-      <w:lang w:bidi="ar-SA"/>
+      <w:lang w:val="en-US" w:bidi="ar-SA"/>
     </w:rPr>
   </w:style>
   <w:style w:type="character" w:styleId="tChar1">
@@ -6143,7 +5889,7 @@
       <w:spacing w:val="40"/>
       <w:sz w:val="28"/>
       <w:szCs w:val="32"/>
-      <w:lang w:bidi="ar-SA"/>
+      <w:lang w:val="en-US" w:bidi="ar-SA"/>
     </w:rPr>
   </w:style>
   <w:style w:type="character" w:styleId="a3Char">
@@ -6153,7 +5899,7 @@
       <w:rFonts w:ascii=".VnTimeH" w:hAnsi=".VnTimeH" w:eastAsia="SimSun" w:cs=".VnTimeH"/>
       <w:b/>
       <w:sz w:val="26"/>
-      <w:lang w:bidi="ar-SA"/>
+      <w:lang w:val="en-US" w:bidi="ar-SA"/>
     </w:rPr>
   </w:style>
   <w:style w:type="character" w:styleId="2nChar">
@@ -6164,7 +5910,7 @@
       <w:b/>
       <w:sz w:val="28"/>
       <w:szCs w:val="22"/>
-      <w:lang w:bidi="ar-SA"/>
+      <w:lang w:val="en-US" w:bidi="ar-SA"/>
     </w:rPr>
   </w:style>
   <w:style w:type="character" w:styleId="g1Char">
@@ -6174,7 +5920,7 @@
       <w:rFonts w:ascii=".VnTime" w:hAnsi=".VnTime" w:eastAsia="SimSun" w:cs=".VnTime"/>
       <w:sz w:val="26"/>
       <w:szCs w:val="26"/>
-      <w:lang w:bidi="ar-SA"/>
+      <w:lang w:val="en-US" w:bidi="ar-SA"/>
     </w:rPr>
   </w:style>
   <w:style w:type="character" w:styleId="tmChar1">
@@ -6184,7 +5930,7 @@
       <w:rFonts w:ascii=".VnAvant" w:hAnsi=".VnAvant" w:eastAsia="SimSun" w:cs=".VnAvant"/>
       <w:b/>
       <w:sz w:val="24"/>
-      <w:lang w:bidi="ar-SA"/>
+      <w:lang w:val="en-US" w:bidi="ar-SA"/>
     </w:rPr>
   </w:style>
   <w:style w:type="character" w:styleId="tendemucChar">
@@ -6206,6 +5952,7 @@
       <w:bCs/>
       <w:sz w:val="28"/>
       <w:szCs w:val="28"/>
+      <w:lang w:val="en-US"/>
     </w:rPr>
   </w:style>
   <w:style w:type="character" w:styleId="MucmonChar">
@@ -6217,6 +5964,7 @@
       <w:bCs/>
       <w:sz w:val="28"/>
       <w:szCs w:val="28"/>
+      <w:lang w:val="en-US"/>
     </w:rPr>
   </w:style>
   <w:style w:type="character" w:styleId="MucchinhChar">
@@ -6229,6 +5977,7 @@
       <w:color w:val="000000"/>
       <w:sz w:val="28"/>
       <w:szCs w:val="28"/>
+      <w:lang w:val="en-US"/>
     </w:rPr>
   </w:style>
   <w:style w:type="character" w:styleId="Style13ptBoldItalicCondensedby02pt">
@@ -6267,7 +6016,7 @@
       <w:color w:val="000000"/>
       <w:sz w:val="28"/>
       <w:szCs w:val="28"/>
-      <w:lang w:bidi="ar-SA"/>
+      <w:lang w:val="en-US" w:bidi="ar-SA"/>
     </w:rPr>
   </w:style>
   <w:style w:type="character" w:styleId="MChar">
@@ -6277,7 +6026,7 @@
       <w:rFonts w:ascii=".VnCourier NewH" w:hAnsi=".VnCourier NewH" w:cs=".VnCourier NewH"/>
       <w:b/>
       <w:sz w:val="32"/>
-      <w:lang w:bidi="ar-SA"/>
+      <w:lang w:val="en-US" w:bidi="ar-SA"/>
     </w:rPr>
   </w:style>
   <w:style w:type="character" w:styleId="2Char">
@@ -6287,7 +6036,7 @@
       <w:rFonts w:ascii=".VnTimeH" w:hAnsi=".VnTimeH" w:cs=".VnTimeH"/>
       <w:b/>
       <w:sz w:val="26"/>
-      <w:lang w:bidi="ar-SA"/>
+      <w:lang w:val="en-US" w:bidi="ar-SA"/>
     </w:rPr>
   </w:style>
   <w:style w:type="character" w:styleId="ctChar">
@@ -6297,7 +6046,7 @@
       <w:rFonts w:ascii=".VnGothic" w:hAnsi=".VnGothic" w:cs=".VnVogueH"/>
       <w:sz w:val="40"/>
       <w:szCs w:val="40"/>
-      <w:lang w:bidi="ar-SA"/>
+      <w:lang w:val="en-US" w:bidi="ar-SA"/>
     </w:rPr>
   </w:style>
   <w:style w:type="character" w:styleId="cCharChar">
@@ -6307,7 +6056,7 @@
       <w:rFonts w:ascii=".VnAvant" w:hAnsi=".VnAvant" w:cs=".VnAvant"/>
       <w:b/>
       <w:sz w:val="24"/>
-      <w:lang w:bidi="ar-SA"/>
+      <w:lang w:val="en-US" w:bidi="ar-SA"/>
     </w:rPr>
   </w:style>
   <w:style w:type="character" w:styleId="tmChar">
@@ -6317,7 +6066,7 @@
       <w:rFonts w:ascii=".VnAvant" w:hAnsi=".VnAvant" w:cs=".VnAvant"/>
       <w:b/>
       <w:sz w:val="24"/>
-      <w:lang w:bidi="ar-SA"/>
+      <w:lang w:val="en-US" w:bidi="ar-SA"/>
     </w:rPr>
   </w:style>
   <w:style w:type="character" w:styleId="nChar">
@@ -6332,7 +6081,7 @@
       <w:color w:val="4F81BD"/>
       <w:sz w:val="28"/>
       <w:szCs w:val="26"/>
-      <w:lang w:bidi="ar-SA"/>
+      <w:lang w:val="en-US" w:bidi="ar-SA"/>
     </w:rPr>
   </w:style>
   <w:style w:type="character" w:styleId="ngChar">
@@ -6348,7 +6097,7 @@
       <w:rFonts w:ascii=".VnTime" w:hAnsi=".VnTime" w:eastAsia="SimSun" w:cs=".VnTime"/>
       <w:sz w:val="26"/>
       <w:szCs w:val="26"/>
-      <w:lang w:bidi="ar-SA"/>
+      <w:lang w:val="en-US" w:bidi="ar-SA"/>
     </w:rPr>
   </w:style>
   <w:style w:type="character" w:styleId="g1CharChar">
@@ -6383,7 +6132,7 @@
     <w:rPr>
       <w:sz w:val="28"/>
       <w:szCs w:val="28"/>
-      <w:lang w:bidi="ar-SA"/>
+      <w:lang w:val="en-US" w:bidi="ar-SA"/>
     </w:rPr>
   </w:style>
   <w:style w:type="character" w:styleId="tCharChar">
@@ -6396,7 +6145,7 @@
       <w:spacing w:val="40"/>
       <w:sz w:val="28"/>
       <w:szCs w:val="32"/>
-      <w:lang w:bidi="ar-SA"/>
+      <w:lang w:val="en-US" w:bidi="ar-SA"/>
     </w:rPr>
   </w:style>
   <w:style w:type="character" w:styleId="1CharChar">
@@ -6410,7 +6159,7 @@
       <w:spacing w:val="40"/>
       <w:sz w:val="26"/>
       <w:szCs w:val="24"/>
-      <w:lang w:bidi="ar-SA"/>
+      <w:lang w:val="en-US" w:bidi="ar-SA"/>
     </w:rPr>
   </w:style>
   <w:style w:type="character" w:styleId="Style9CharCharChar">
@@ -6433,7 +6182,7 @@
       <w:spacing w:val="40"/>
       <w:sz w:val="24"/>
       <w:szCs w:val="24"/>
-      <w:lang w:bidi="ar-SA"/>
+      <w:lang w:val="en-US" w:bidi="ar-SA"/>
     </w:rPr>
   </w:style>
   <w:style w:type="character" w:styleId="Char">
@@ -6443,7 +6192,7 @@
       <w:rFonts w:ascii=".VnTimeH" w:hAnsi=".VnTimeH" w:cs=".VnTimeH"/>
       <w:kern w:val="2"/>
       <w:sz w:val="26"/>
-      <w:lang w:bidi="ar-SA"/>
+      <w:lang w:val="en-US" w:bidi="ar-SA"/>
     </w:rPr>
   </w:style>
   <w:style w:type="character" w:styleId="Style9CharCharCharCharCharChar">
@@ -6485,7 +6234,7 @@
       <w:b/>
       <w:sz w:val="28"/>
       <w:szCs w:val="28"/>
-      <w:lang w:bidi="ar-SA"/>
+      <w:lang w:val="en-US" w:bidi="ar-SA"/>
     </w:rPr>
   </w:style>
   <w:style w:type="character" w:styleId="11Char">
@@ -6525,7 +6274,7 @@
       <w:rFonts w:ascii=".VnTime" w:hAnsi=".VnTime" w:eastAsia=".VnTime" w:cs=".VnTime"/>
       <w:sz w:val="28"/>
       <w:szCs w:val="28"/>
-      <w:lang w:bidi="ar-SA"/>
+      <w:lang w:val="en-US" w:bidi="ar-SA"/>
     </w:rPr>
   </w:style>
   <w:style w:type="character" w:styleId="1noidungChar">
@@ -6534,7 +6283,7 @@
     <w:rPr>
       <w:rFonts w:ascii="Arial" w:hAnsi="Arial" w:cs="Arial"/>
       <w:sz w:val="24"/>
-      <w:lang w:val="en-US" w:bidi="ar-SA"/>
+      <w:lang w:val="vi-VN" w:bidi="ar-SA"/>
     </w:rPr>
   </w:style>
   <w:style w:type="character" w:styleId="atn">
@@ -6556,14 +6305,14 @@
       <w:b/>
       <w:sz w:val="26"/>
       <w:szCs w:val="26"/>
-      <w:lang w:bidi="ar-SA"/>
+      <w:lang w:val="en-US" w:bidi="ar-SA"/>
     </w:rPr>
   </w:style>
   <w:style w:type="character" w:styleId="Style7Char">
     <w:name w:val="Style7 Char"/>
     <w:qFormat/>
     <w:rPr>
-      <w:lang w:bidi="ar-SA"/>
+      <w:lang w:val="en-US" w:bidi="ar-SA"/>
     </w:rPr>
   </w:style>
   <w:style w:type="character" w:styleId="frametitle">
@@ -6598,7 +6347,7 @@
       <w:spacing w:val="24"/>
       <w:sz w:val="28"/>
       <w:szCs w:val="28"/>
-      <w:lang w:bidi="ar-SA"/>
+      <w:lang w:val="en-US" w:bidi="ar-SA"/>
     </w:rPr>
   </w:style>
   <w:style w:type="character" w:styleId="dieuCharChar1">
@@ -6610,25 +6359,25 @@
       <w:spacing w:val="24"/>
       <w:sz w:val="26"/>
       <w:szCs w:val="26"/>
-      <w:lang w:bidi="ar-SA"/>
+      <w:lang w:val="en-US" w:bidi="ar-SA"/>
     </w:rPr>
   </w:style>
   <w:style w:type="character" w:styleId="CenterChar">
     <w:name w:val="Center Char"/>
-    <w:qFormat/>
-    <w:rPr>
-      <w:sz w:val="28"/>
-      <w:szCs w:val="28"/>
-      <w:lang w:val="vi-VN" w:bidi="ar-SA"/>
-    </w:rPr>
-  </w:style>
-  <w:style w:type="character" w:styleId="TenvbChar">
-    <w:name w:val="Tenvb Char"/>
     <w:qFormat/>
     <w:rPr>
       <w:sz w:val="28"/>
       <w:szCs w:val="28"/>
       <w:lang w:bidi="ar-SA"/>
+    </w:rPr>
+  </w:style>
+  <w:style w:type="character" w:styleId="TenvbChar">
+    <w:name w:val="Tenvb Char"/>
+    <w:qFormat/>
+    <w:rPr>
+      <w:sz w:val="28"/>
+      <w:szCs w:val="28"/>
+      <w:lang w:val="en-US" w:bidi="ar-SA"/>
     </w:rPr>
   </w:style>
   <w:style w:type="character" w:styleId="OFFICE1Char">
@@ -6652,7 +6401,7 @@
       <w:iCs/>
       <w:sz w:val="26"/>
       <w:szCs w:val="26"/>
-      <w:lang w:bidi="ar-SA"/>
+      <w:lang w:val="en-US" w:bidi="ar-SA"/>
     </w:rPr>
   </w:style>
   <w:style w:type="character" w:styleId="MMTopic2Char">
@@ -6666,7 +6415,7 @@
       <w:iCs/>
       <w:sz w:val="28"/>
       <w:szCs w:val="28"/>
-      <w:lang w:bidi="ar-SA"/>
+      <w:lang w:val="en-US" w:bidi="ar-SA"/>
     </w:rPr>
   </w:style>
   <w:style w:type="character" w:styleId="Heading8Char1">
@@ -6677,7 +6426,7 @@
       <w:iCs/>
       <w:sz w:val="24"/>
       <w:szCs w:val="24"/>
-      <w:lang w:bidi="ar-SA"/>
+      <w:lang w:val="en-US" w:bidi="ar-SA"/>
     </w:rPr>
   </w:style>
   <w:style w:type="character" w:styleId="BodyTextIndentChar">
@@ -6698,7 +6447,7 @@
       <w:color w:val="000000"/>
       <w:sz w:val="22"/>
       <w:szCs w:val="22"/>
-      <w:lang w:bidi="ar-SA"/>
+      <w:lang w:val="en-US" w:bidi="ar-SA"/>
     </w:rPr>
   </w:style>
   <w:style w:type="character" w:styleId="11chucdanhnguoiky-co11CharChar">
@@ -6710,7 +6459,7 @@
       <w:color w:val="000000"/>
       <w:sz w:val="22"/>
       <w:szCs w:val="22"/>
-      <w:lang w:bidi="ar-SA"/>
+      <w:lang w:val="en-US" w:bidi="ar-SA"/>
     </w:rPr>
   </w:style>
   <w:style w:type="character" w:styleId="6tenmucphanCharCharChar">
@@ -6722,7 +6471,7 @@
       <w:color w:val="000000"/>
       <w:sz w:val="22"/>
       <w:szCs w:val="22"/>
-      <w:lang w:bidi="ar-SA"/>
+      <w:lang w:val="en-US" w:bidi="ar-SA"/>
     </w:rPr>
   </w:style>
   <w:style w:type="character" w:styleId="1chinhtrangChar1CharCharChar">
@@ -6733,7 +6482,7 @@
       <w:color w:val="000000"/>
       <w:sz w:val="22"/>
       <w:szCs w:val="22"/>
-      <w:lang w:bidi="ar-SA"/>
+      <w:lang w:val="en-US" w:bidi="ar-SA"/>
     </w:rPr>
   </w:style>
   <w:style w:type="character" w:styleId="coCharCharChar">
@@ -6744,7 +6493,7 @@
       <w:color w:val="000000"/>
       <w:sz w:val="22"/>
       <w:szCs w:val="22"/>
-      <w:lang w:bidi="ar-SA"/>
+      <w:lang w:val="en-US" w:bidi="ar-SA"/>
     </w:rPr>
   </w:style>
   <w:style w:type="character" w:styleId="BodyTextIndent3Char">
@@ -6771,7 +6520,7 @@
       <w:color w:val="000000"/>
       <w:sz w:val="22"/>
       <w:szCs w:val="22"/>
-      <w:lang w:bidi="ar-SA"/>
+      <w:lang w:val="en-US" w:bidi="ar-SA"/>
     </w:rPr>
   </w:style>
   <w:style w:type="character" w:styleId="4tenchuongCharCharChar">
@@ -6783,7 +6532,7 @@
       <w:color w:val="000000"/>
       <w:sz w:val="22"/>
       <w:szCs w:val="22"/>
-      <w:lang w:bidi="ar-SA"/>
+      <w:lang w:val="en-US" w:bidi="ar-SA"/>
     </w:rPr>
   </w:style>
   <w:style w:type="character" w:styleId="71CharCharCharCharCharCharCharCharChar">
@@ -6806,7 +6555,7 @@
       <w:color w:val="000000"/>
       <w:sz w:val="22"/>
       <w:szCs w:val="22"/>
-      <w:lang w:bidi="ar-SA"/>
+      <w:lang w:val="en-US" w:bidi="ar-SA"/>
     </w:rPr>
   </w:style>
   <w:style w:type="character" w:styleId="cChar1CharCharCharChar">
@@ -6817,7 +6566,7 @@
       <w:color w:val="000000"/>
       <w:sz w:val="22"/>
       <w:szCs w:val="22"/>
-      <w:lang w:bidi="ar-SA"/>
+      <w:lang w:val="en-US" w:bidi="ar-SA"/>
     </w:rPr>
   </w:style>
   <w:style w:type="character" w:styleId="1chinhtrangChar">
@@ -6839,7 +6588,7 @@
       <w:color w:val="000000"/>
       <w:sz w:val="22"/>
       <w:szCs w:val="22"/>
-      <w:lang w:bidi="ar-SA"/>
+      <w:lang w:val="en-US" w:bidi="ar-SA"/>
     </w:rPr>
   </w:style>
   <w:style w:type="character" w:styleId="cCharCharChar">
@@ -6857,7 +6606,7 @@
       <w:color w:val="000000"/>
       <w:sz w:val="22"/>
       <w:szCs w:val="22"/>
-      <w:lang w:bidi="ar-SA"/>
+      <w:lang w:val="en-US" w:bidi="ar-SA"/>
     </w:rPr>
   </w:style>
   <w:style w:type="character" w:styleId="1chinhtrangCharCharCharCharCharCharChar">
@@ -6868,7 +6617,7 @@
       <w:color w:val="000000"/>
       <w:sz w:val="22"/>
       <w:szCs w:val="22"/>
-      <w:lang w:bidi="ar-SA"/>
+      <w:lang w:val="en-US" w:bidi="ar-SA"/>
     </w:rPr>
   </w:style>
   <w:style w:type="character" w:styleId="4tenchuongCharCharCharCharCharChar">
@@ -6880,7 +6629,7 @@
       <w:color w:val="000000"/>
       <w:sz w:val="22"/>
       <w:szCs w:val="22"/>
-      <w:lang w:bidi="ar-SA"/>
+      <w:lang w:val="en-US" w:bidi="ar-SA"/>
     </w:rPr>
   </w:style>
   <w:style w:type="character" w:styleId="2dongcachCharCharCharCharCharChar">
@@ -6892,7 +6641,7 @@
       <w:color w:val="000000"/>
       <w:sz w:val="22"/>
       <w:szCs w:val="22"/>
-      <w:lang w:bidi="ar-SA"/>
+      <w:lang w:val="en-US" w:bidi="ar-SA"/>
     </w:rPr>
   </w:style>
   <w:style w:type="character" w:styleId="1chinhtrangCharChar1CharCharCharChar">
@@ -6903,7 +6652,7 @@
       <w:color w:val="000000"/>
       <w:sz w:val="22"/>
       <w:szCs w:val="22"/>
-      <w:lang w:bidi="ar-SA"/>
+      <w:lang w:val="en-US" w:bidi="ar-SA"/>
     </w:rPr>
   </w:style>
   <w:style w:type="character" w:styleId="cCharCharCharCharCharChar">
@@ -6914,7 +6663,7 @@
       <w:color w:val="000000"/>
       <w:sz w:val="22"/>
       <w:szCs w:val="26"/>
-      <w:lang w:bidi="ar-SA"/>
+      <w:lang w:val="en-US" w:bidi="ar-SA"/>
     </w:rPr>
   </w:style>
   <w:style w:type="character" w:styleId="coCharCharCharCharCharChar">
@@ -6925,7 +6674,7 @@
       <w:color w:val="000000"/>
       <w:sz w:val="22"/>
       <w:szCs w:val="22"/>
-      <w:lang w:bidi="ar-SA"/>
+      <w:lang w:val="en-US" w:bidi="ar-SA"/>
     </w:rPr>
   </w:style>
   <w:style w:type="character" w:styleId="TitleCharCharChar1">
@@ -6947,7 +6696,7 @@
       <w:color w:val="000000"/>
       <w:sz w:val="22"/>
       <w:szCs w:val="22"/>
-      <w:lang w:bidi="ar-SA"/>
+      <w:lang w:val="en-US" w:bidi="ar-SA"/>
     </w:rPr>
   </w:style>
   <w:style w:type="character" w:styleId="aCharCharChar">
@@ -6959,7 +6708,7 @@
       <w:color w:val="000000"/>
       <w:sz w:val="26"/>
       <w:szCs w:val="26"/>
-      <w:lang w:bidi="ar-SA"/>
+      <w:lang w:val="en-US" w:bidi="ar-SA"/>
     </w:rPr>
   </w:style>
   <w:style w:type="character" w:styleId="eCharCharChar">
@@ -6972,7 +6721,7 @@
       <w:color w:val="000000"/>
       <w:sz w:val="22"/>
       <w:szCs w:val="22"/>
-      <w:lang w:bidi="ar-SA"/>
+      <w:lang w:val="en-US" w:bidi="ar-SA"/>
     </w:rPr>
   </w:style>
   <w:style w:type="character" w:styleId="17CharChar">
@@ -6985,7 +6734,7 @@
       <w:color w:val="000000"/>
       <w:sz w:val="26"/>
       <w:szCs w:val="26"/>
-      <w:lang w:bidi="ar-SA"/>
+      <w:lang w:val="en-US" w:bidi="ar-SA"/>
     </w:rPr>
   </w:style>
   <w:style w:type="character" w:styleId="phanCharCharCharCharCharCharChar">
@@ -6997,7 +6746,7 @@
       <w:color w:val="000000"/>
       <w:sz w:val="22"/>
       <w:szCs w:val="22"/>
-      <w:lang w:bidi="ar-SA"/>
+      <w:lang w:val="en-US" w:bidi="ar-SA"/>
     </w:rPr>
   </w:style>
   <w:style w:type="character" w:styleId="cChar2">
@@ -7009,7 +6758,7 @@
       <w:color w:val="000000"/>
       <w:sz w:val="22"/>
       <w:szCs w:val="22"/>
-      <w:lang w:bidi="ar-SA"/>
+      <w:lang w:val="en-US" w:bidi="ar-SA"/>
     </w:rPr>
   </w:style>
   <w:style w:type="character" w:styleId="3sochuongCharCharChar">
@@ -7021,7 +6770,7 @@
       <w:color w:val="000000"/>
       <w:sz w:val="22"/>
       <w:szCs w:val="22"/>
-      <w:lang w:bidi="ar-SA"/>
+      <w:lang w:val="en-US" w:bidi="ar-SA"/>
     </w:rPr>
   </w:style>
   <w:style w:type="character" w:styleId="noCharCharCharChar">
@@ -7032,7 +6781,7 @@
       <w:color w:val="000000"/>
       <w:sz w:val="22"/>
       <w:szCs w:val="22"/>
-      <w:lang w:bidi="ar-SA"/>
+      <w:lang w:val="en-US" w:bidi="ar-SA"/>
     </w:rPr>
   </w:style>
   <w:style w:type="character" w:styleId="1chinhtrangCharCharChar1CharChar">
@@ -7043,7 +6792,7 @@
       <w:color w:val="000000"/>
       <w:sz w:val="22"/>
       <w:szCs w:val="22"/>
-      <w:lang w:bidi="ar-SA"/>
+      <w:lang w:val="en-US" w:bidi="ar-SA"/>
     </w:rPr>
   </w:style>
   <w:style w:type="character" w:styleId="z-TopofFormChar1">
@@ -7077,7 +6826,7 @@
       <w:color w:val="0000FF"/>
       <w:spacing w:val="24"/>
       <w:sz w:val="28"/>
-      <w:lang w:bidi="ar-SA"/>
+      <w:lang w:val="en-US" w:bidi="ar-SA"/>
     </w:rPr>
   </w:style>
   <w:style w:type="character" w:styleId="71CharChar">
@@ -7089,7 +6838,7 @@
       <w:color w:val="000000"/>
       <w:sz w:val="22"/>
       <w:szCs w:val="22"/>
-      <w:lang w:bidi="ar-SA"/>
+      <w:lang w:val="en-US" w:bidi="ar-SA"/>
     </w:rPr>
   </w:style>
   <w:style w:type="character" w:styleId="DocumentMapChar2">
@@ -7097,7 +6846,7 @@
     <w:qFormat/>
     <w:rPr>
       <w:rFonts w:ascii="Tahoma" w:hAnsi="Tahoma" w:cs="Tahoma"/>
-      <w:lang w:bidi="ar-SA"/>
+      <w:lang w:val="en-US" w:bidi="ar-SA"/>
     </w:rPr>
   </w:style>
   <w:style w:type="character" w:styleId="71CharChar1">
@@ -7149,7 +6898,7 @@
     <w:name w:val="Endnote Text Char1"/>
     <w:qFormat/>
     <w:rPr>
-      <w:lang w:bidi="ar-SA"/>
+      <w:lang w:val="en-US" w:bidi="ar-SA"/>
     </w:rPr>
   </w:style>
   <w:style w:type="character" w:styleId="SubtitleChar2">
@@ -7159,7 +6908,7 @@
       <w:rFonts w:ascii=".VnTimeH" w:hAnsi=".VnTimeH" w:cs=".VnTimeH"/>
       <w:b/>
       <w:sz w:val="28"/>
-      <w:lang w:bidi="ar-SA"/>
+      <w:lang w:val="en-US" w:bidi="ar-SA"/>
     </w:rPr>
   </w:style>
   <w:style w:type="character" w:styleId="15CharCharCharChar">
@@ -7172,7 +6921,7 @@
       <w:spacing w:val="20"/>
       <w:sz w:val="26"/>
       <w:szCs w:val="26"/>
-      <w:lang w:bidi="ar-SA"/>
+      <w:lang w:val="en-US" w:bidi="ar-SA"/>
     </w:rPr>
   </w:style>
   <w:style w:type="character" w:styleId="4CharCharCharChar">
@@ -7186,7 +6935,7 @@
       <w:spacing w:val="28"/>
       <w:sz w:val="23"/>
       <w:szCs w:val="23"/>
-      <w:lang w:bidi="ar-SA"/>
+      <w:lang w:val="en-US" w:bidi="ar-SA"/>
     </w:rPr>
   </w:style>
   <w:style w:type="character" w:styleId="5CharCharCharChar">
@@ -7201,7 +6950,7 @@
       <w:color w:val="000000"/>
       <w:sz w:val="23"/>
       <w:szCs w:val="23"/>
-      <w:lang w:bidi="ar-SA"/>
+      <w:lang w:val="en-US" w:bidi="ar-SA"/>
     </w:rPr>
   </w:style>
   <w:style w:type="character" w:styleId="DNnd2chuongChar">
@@ -7213,7 +6962,7 @@
       <w:bCs/>
       <w:color w:val="000000"/>
       <w:sz w:val="22"/>
-      <w:lang w:bidi="ar-SA"/>
+      <w:lang w:val="en-US" w:bidi="ar-SA"/>
     </w:rPr>
   </w:style>
   <w:style w:type="character" w:styleId="DNnd1quyetdinhChar">
@@ -7225,7 +6974,7 @@
       <w:color w:val="000000"/>
       <w:sz w:val="32"/>
       <w:szCs w:val="32"/>
-      <w:lang w:bidi="ar-SA"/>
+      <w:lang w:val="en-US" w:bidi="ar-SA"/>
     </w:rPr>
   </w:style>
   <w:style w:type="character" w:styleId="DNtd6trichyeuVBChar">
@@ -7236,7 +6985,7 @@
       <w:color w:val="000000"/>
       <w:sz w:val="26"/>
       <w:szCs w:val="26"/>
-      <w:lang w:bidi="ar-SA"/>
+      <w:lang w:val="en-US" w:bidi="ar-SA"/>
     </w:rPr>
   </w:style>
   <w:style w:type="character" w:styleId="1CharCharCharChar">
@@ -7247,7 +6996,7 @@
       <w:color w:val="000000"/>
       <w:sz w:val="22"/>
       <w:szCs w:val="22"/>
-      <w:lang w:bidi="ar-SA"/>
+      <w:lang w:val="en-US" w:bidi="ar-SA"/>
     </w:rPr>
   </w:style>
   <w:style w:type="character" w:styleId="7CharCharChar">
@@ -7260,7 +7009,7 @@
       <w:spacing w:val="28"/>
       <w:sz w:val="22"/>
       <w:szCs w:val="22"/>
-      <w:lang w:bidi="ar-SA"/>
+      <w:lang w:val="en-US" w:bidi="ar-SA"/>
     </w:rPr>
   </w:style>
   <w:style w:type="character" w:styleId="1chinhtrangChar1">
@@ -7271,7 +7020,7 @@
       <w:color w:val="000000"/>
       <w:sz w:val="22"/>
       <w:szCs w:val="22"/>
-      <w:lang w:bidi="ar-SA"/>
+      <w:lang w:val="en-US" w:bidi="ar-SA"/>
     </w:rPr>
   </w:style>
   <w:style w:type="character" w:styleId="1chinhtrangCharCharChar2CharCharCharCharChar">
@@ -7282,7 +7031,7 @@
       <w:color w:val="000000"/>
       <w:sz w:val="23"/>
       <w:szCs w:val="23"/>
-      <w:lang w:bidi="ar-SA"/>
+      <w:lang w:val="en-US" w:bidi="ar-SA"/>
     </w:rPr>
   </w:style>
   <w:style w:type="character" w:styleId="4tenchuongCharChar1">
@@ -7294,7 +7043,7 @@
       <w:color w:val="000000"/>
       <w:sz w:val="22"/>
       <w:szCs w:val="22"/>
-      <w:lang w:bidi="ar-SA"/>
+      <w:lang w:val="en-US" w:bidi="ar-SA"/>
     </w:rPr>
   </w:style>
   <w:style w:type="character" w:styleId="1chinhtrangCharChar4CharChar">
@@ -7305,7 +7054,7 @@
       <w:color w:val="000000"/>
       <w:sz w:val="23"/>
       <w:szCs w:val="23"/>
-      <w:lang w:bidi="ar-SA"/>
+      <w:lang w:val="en-US" w:bidi="ar-SA"/>
     </w:rPr>
   </w:style>
   <w:style w:type="character" w:styleId="nCharChar">
@@ -7324,7 +7073,7 @@
       <w:color w:val="000000"/>
       <w:sz w:val="22"/>
       <w:szCs w:val="22"/>
-      <w:lang w:bidi="ar-SA"/>
+      <w:lang w:val="en-US" w:bidi="ar-SA"/>
     </w:rPr>
   </w:style>
   <w:style w:type="character" w:styleId="4tenchuongChar1">
@@ -7336,7 +7085,7 @@
       <w:color w:val="000000"/>
       <w:sz w:val="22"/>
       <w:szCs w:val="22"/>
-      <w:lang w:bidi="ar-SA"/>
+      <w:lang w:val="en-US" w:bidi="ar-SA"/>
     </w:rPr>
   </w:style>
   <w:style w:type="character" w:styleId="2dongcachChar1">
@@ -7348,7 +7097,7 @@
       <w:color w:val="000000"/>
       <w:sz w:val="22"/>
       <w:szCs w:val="22"/>
-      <w:lang w:bidi="ar-SA"/>
+      <w:lang w:val="en-US" w:bidi="ar-SA"/>
     </w:rPr>
   </w:style>
   <w:style w:type="character" w:styleId="1chinhtrangCharCharChar2">
@@ -7359,7 +7108,7 @@
       <w:color w:val="000000"/>
       <w:sz w:val="23"/>
       <w:szCs w:val="23"/>
-      <w:lang w:bidi="ar-SA"/>
+      <w:lang w:val="en-US" w:bidi="ar-SA"/>
     </w:rPr>
   </w:style>
   <w:style w:type="character" w:styleId="1chinhtrangChar1CharCharCharChar">
@@ -7370,7 +7119,7 @@
       <w:color w:val="000000"/>
       <w:sz w:val="22"/>
       <w:szCs w:val="22"/>
-      <w:lang w:bidi="ar-SA"/>
+      <w:lang w:val="en-US" w:bidi="ar-SA"/>
     </w:rPr>
   </w:style>
   <w:style w:type="character" w:styleId="cChar1CharCharCharCharChar">
@@ -7381,7 +7130,7 @@
       <w:color w:val="000000"/>
       <w:sz w:val="22"/>
       <w:szCs w:val="22"/>
-      <w:lang w:bidi="ar-SA"/>
+      <w:lang w:val="en-US" w:bidi="ar-SA"/>
     </w:rPr>
   </w:style>
   <w:style w:type="character" w:styleId="PlainTextChar1">
@@ -7389,7 +7138,7 @@
     <w:qFormat/>
     <w:rPr>
       <w:rFonts w:ascii="Courier New" w:hAnsi="Courier New" w:cs="Courier New"/>
-      <w:lang w:bidi="ar-SA"/>
+      <w:lang w:val="en-US" w:bidi="ar-SA"/>
     </w:rPr>
   </w:style>
   <w:style w:type="character" w:styleId="17CharCharChar">
@@ -7402,7 +7151,7 @@
       <w:color w:val="000000"/>
       <w:sz w:val="26"/>
       <w:szCs w:val="26"/>
-      <w:lang w:bidi="ar-SA"/>
+      <w:lang w:val="en-US" w:bidi="ar-SA"/>
     </w:rPr>
   </w:style>
   <w:style w:type="character" w:styleId="2dongcachCharCharCharChar">
@@ -7414,7 +7163,7 @@
       <w:color w:val="000000"/>
       <w:sz w:val="22"/>
       <w:szCs w:val="22"/>
-      <w:lang w:bidi="ar-SA"/>
+      <w:lang w:val="en-US" w:bidi="ar-SA"/>
     </w:rPr>
   </w:style>
   <w:style w:type="character" w:styleId="11chucdanhnguoiky-co11CharCharChar">
@@ -7426,7 +7175,7 @@
       <w:color w:val="000000"/>
       <w:sz w:val="22"/>
       <w:szCs w:val="22"/>
-      <w:lang w:bidi="ar-SA"/>
+      <w:lang w:val="en-US" w:bidi="ar-SA"/>
     </w:rPr>
   </w:style>
   <w:style w:type="character" w:styleId="coCharCharCharChar">
@@ -7437,7 +7186,7 @@
       <w:color w:val="000000"/>
       <w:sz w:val="22"/>
       <w:szCs w:val="22"/>
-      <w:lang w:bidi="ar-SA"/>
+      <w:lang w:val="en-US" w:bidi="ar-SA"/>
     </w:rPr>
   </w:style>
   <w:style w:type="character" w:styleId="noCharCharCharCharChar">
@@ -7448,7 +7197,7 @@
       <w:color w:val="000000"/>
       <w:sz w:val="22"/>
       <w:szCs w:val="22"/>
-      <w:lang w:bidi="ar-SA"/>
+      <w:lang w:val="en-US" w:bidi="ar-SA"/>
     </w:rPr>
   </w:style>
   <w:style w:type="character" w:styleId="cCharCharCharChar">
@@ -7460,7 +7209,7 @@
       <w:color w:val="000000"/>
       <w:sz w:val="22"/>
       <w:szCs w:val="22"/>
-      <w:lang w:bidi="ar-SA"/>
+      <w:lang w:val="en-US" w:bidi="ar-SA"/>
     </w:rPr>
   </w:style>
   <w:style w:type="character" w:styleId="TitleChar1">
@@ -7472,7 +7221,7 @@
       <w:bCs/>
       <w:sz w:val="24"/>
       <w:szCs w:val="24"/>
-      <w:lang w:bidi="ar-SA"/>
+      <w:lang w:val="en-US" w:bidi="ar-SA"/>
     </w:rPr>
   </w:style>
   <w:style w:type="character" w:styleId="3sochuongCharCharCharChar">
@@ -7484,7 +7233,7 @@
       <w:color w:val="000000"/>
       <w:sz w:val="22"/>
       <w:szCs w:val="22"/>
-      <w:lang w:bidi="ar-SA"/>
+      <w:lang w:val="en-US" w:bidi="ar-SA"/>
     </w:rPr>
   </w:style>
   <w:style w:type="character" w:styleId="6tenmucphanCharCharCharCharChar">
@@ -7496,7 +7245,7 @@
       <w:color w:val="000000"/>
       <w:sz w:val="22"/>
       <w:szCs w:val="22"/>
-      <w:lang w:bidi="ar-SA"/>
+      <w:lang w:val="en-US" w:bidi="ar-SA"/>
     </w:rPr>
   </w:style>
   <w:style w:type="character" w:styleId="11chucdanhnguoiky-co11CharCharCharChar">
@@ -7508,7 +7257,7 @@
       <w:color w:val="000000"/>
       <w:sz w:val="22"/>
       <w:szCs w:val="22"/>
-      <w:lang w:bidi="ar-SA"/>
+      <w:lang w:val="en-US" w:bidi="ar-SA"/>
     </w:rPr>
   </w:style>
   <w:style w:type="character" w:styleId="1chinhtrangCharChar1CharCharCharCharChar">
@@ -7519,7 +7268,7 @@
       <w:color w:val="000000"/>
       <w:sz w:val="22"/>
       <w:szCs w:val="22"/>
-      <w:lang w:bidi="ar-SA"/>
+      <w:lang w:val="en-US" w:bidi="ar-SA"/>
     </w:rPr>
   </w:style>
   <w:style w:type="character" w:styleId="eCharCharCharChar">
@@ -7532,7 +7281,7 @@
       <w:color w:val="000000"/>
       <w:sz w:val="22"/>
       <w:szCs w:val="22"/>
-      <w:lang w:bidi="ar-SA"/>
+      <w:lang w:val="en-US" w:bidi="ar-SA"/>
     </w:rPr>
   </w:style>
   <w:style w:type="character" w:styleId="1chinhtrangCharCharCharCharChar">
@@ -7543,7 +7292,7 @@
       <w:color w:val="000000"/>
       <w:sz w:val="22"/>
       <w:szCs w:val="22"/>
-      <w:lang w:bidi="ar-SA"/>
+      <w:lang w:val="en-US" w:bidi="ar-SA"/>
     </w:rPr>
   </w:style>
   <w:style w:type="character" w:styleId="71CharCharCharChar">
@@ -7574,7 +7323,7 @@
       <w:rFonts w:ascii=".VnTime" w:hAnsi=".VnTime" w:cs="Times New Roman"/>
       <w:sz w:val="28"/>
       <w:szCs w:val="28"/>
-      <w:lang w:bidi="ar-SA"/>
+      <w:lang w:val="en-US" w:bidi="ar-SA"/>
     </w:rPr>
   </w:style>
   <w:style w:type="character" w:styleId="Heading6Char1">
@@ -7587,7 +7336,7 @@
       <w:color w:val="000000"/>
       <w:sz w:val="26"/>
       <w:szCs w:val="26"/>
-      <w:lang w:bidi="ar-SA"/>
+      <w:lang w:val="en-US" w:bidi="ar-SA"/>
     </w:rPr>
   </w:style>
   <w:style w:type="character" w:styleId="1chinhtrangChar1CharCharCharCharChar">
@@ -7620,7 +7369,7 @@
       <w:color w:val="000000"/>
       <w:sz w:val="22"/>
       <w:szCs w:val="22"/>
-      <w:lang w:bidi="ar-SA"/>
+      <w:lang w:val="en-US" w:bidi="ar-SA"/>
     </w:rPr>
   </w:style>
   <w:style w:type="character" w:styleId="HTMLCite">
@@ -7654,6 +7403,7 @@
       <w:rFonts w:ascii=".VnCentury Schoolbook" w:hAnsi=".VnCentury Schoolbook" w:cs="Times New Roman"/>
       <w:b/>
       <w:color w:val="000000"/>
+      <w:lang w:val="en-US"/>
     </w:rPr>
   </w:style>
   <w:style w:type="character" w:styleId="5somucCharChar2">
@@ -7663,6 +7413,7 @@
       <w:rFonts w:ascii=".VnCentury Schoolbook" w:hAnsi=".VnCentury Schoolbook" w:cs="Times New Roman"/>
       <w:b/>
       <w:color w:val="000000"/>
+      <w:lang w:val="en-US"/>
     </w:rPr>
   </w:style>
   <w:style w:type="character" w:styleId="nCharChar1">
@@ -7673,7 +7424,7 @@
       <w:color w:val="000000"/>
       <w:sz w:val="22"/>
       <w:szCs w:val="22"/>
-      <w:lang w:bidi="ar-SA"/>
+      <w:lang w:val="en-US" w:bidi="ar-SA"/>
     </w:rPr>
   </w:style>
   <w:style w:type="character" w:styleId="5somuc1">
@@ -7683,6 +7434,7 @@
       <w:rFonts w:ascii=".VnCentury Schoolbook" w:hAnsi=".VnCentury Schoolbook" w:cs="Times New Roman"/>
       <w:b/>
       <w:color w:val="000000"/>
+      <w:lang w:val="en-US"/>
     </w:rPr>
   </w:style>
   <w:style w:type="character" w:styleId="noCharChar1">
@@ -7693,7 +7445,7 @@
       <w:color w:val="000000"/>
       <w:sz w:val="22"/>
       <w:szCs w:val="22"/>
-      <w:lang w:bidi="ar-SA"/>
+      <w:lang w:val="en-US" w:bidi="ar-SA"/>
     </w:rPr>
   </w:style>
   <w:style w:type="character" w:styleId="1chinhtrangChar2Char">
@@ -7704,7 +7456,7 @@
       <w:color w:val="000000"/>
       <w:sz w:val="22"/>
       <w:szCs w:val="22"/>
-      <w:lang w:bidi="ar-SA"/>
+      <w:lang w:val="en-US" w:bidi="ar-SA"/>
     </w:rPr>
   </w:style>
   <w:style w:type="character" w:styleId="4tenchuongCharCharChar1">
@@ -7716,7 +7468,7 @@
       <w:color w:val="000000"/>
       <w:sz w:val="22"/>
       <w:szCs w:val="22"/>
-      <w:lang w:bidi="ar-SA"/>
+      <w:lang w:val="en-US" w:bidi="ar-SA"/>
     </w:rPr>
   </w:style>
   <w:style w:type="character" w:styleId="2dongcachCharCharChar1">
@@ -7728,7 +7480,7 @@
       <w:color w:val="000000"/>
       <w:sz w:val="22"/>
       <w:szCs w:val="22"/>
-      <w:lang w:bidi="ar-SA"/>
+      <w:lang w:val="en-US" w:bidi="ar-SA"/>
     </w:rPr>
   </w:style>
   <w:style w:type="character" w:styleId="1chinhtrangCharChar2">
@@ -7739,7 +7491,7 @@
       <w:color w:val="000000"/>
       <w:sz w:val="22"/>
       <w:szCs w:val="22"/>
-      <w:lang w:bidi="ar-SA"/>
+      <w:lang w:val="en-US" w:bidi="ar-SA"/>
     </w:rPr>
   </w:style>
   <w:style w:type="character" w:styleId="E-mailSignatureChar1">
@@ -7748,7 +7500,7 @@
     <w:rPr>
       <w:sz w:val="24"/>
       <w:szCs w:val="24"/>
-      <w:lang w:bidi="ar-SA"/>
+      <w:lang w:val="en-US" w:bidi="ar-SA"/>
     </w:rPr>
   </w:style>
   <w:style w:type="character" w:styleId="postbody">
@@ -7765,6 +7517,7 @@
       <w:rFonts w:ascii=".VnCentury Schoolbook" w:hAnsi=".VnCentury Schoolbook" w:cs=".VnCentury Schoolbook"/>
       <w:color w:val="000000"/>
       <w:sz w:val="22"/>
+      <w:lang w:val="en-US"/>
     </w:rPr>
   </w:style>
   <w:style w:type="character" w:styleId="1chinhtrangChar1CharCharCharCharCharChar">
@@ -7774,6 +7527,7 @@
       <w:rFonts w:ascii=".VnCentury Schoolbook" w:hAnsi=".VnCentury Schoolbook" w:cs=".VnCentury Schoolbook"/>
       <w:color w:val="000000"/>
       <w:sz w:val="22"/>
+      <w:lang w:val="en-US"/>
     </w:rPr>
   </w:style>
   <w:style w:type="character" w:styleId="cChar1CharCharCharCharCharCharCharChar">
@@ -7783,6 +7537,7 @@
       <w:rFonts w:ascii=".VnCentury Schoolbook" w:hAnsi=".VnCentury Schoolbook" w:cs=".VnCentury Schoolbook"/>
       <w:color w:val="000000"/>
       <w:sz w:val="22"/>
+      <w:lang w:val="en-US"/>
     </w:rPr>
   </w:style>
   <w:style w:type="character" w:styleId="cChar1CharCharCharCharCharCharChar">
@@ -7792,6 +7547,7 @@
       <w:rFonts w:ascii=".VnCentury Schoolbook" w:hAnsi=".VnCentury Schoolbook" w:cs=".VnCentury Schoolbook"/>
       <w:color w:val="000000"/>
       <w:sz w:val="22"/>
+      <w:lang w:val="en-US"/>
     </w:rPr>
   </w:style>
   <w:style w:type="character" w:styleId="nCharCharCharCharCharCharChar">
@@ -7801,6 +7557,7 @@
       <w:rFonts w:ascii=".VnCentury Schoolbook" w:hAnsi=".VnCentury Schoolbook" w:cs=".VnCentury Schoolbook"/>
       <w:color w:val="000000"/>
       <w:sz w:val="22"/>
+      <w:lang w:val="en-US"/>
     </w:rPr>
   </w:style>
   <w:style w:type="character" w:styleId="nCharCharCharCharCharChar">
@@ -7810,6 +7567,7 @@
       <w:rFonts w:ascii=".VnCentury Schoolbook" w:hAnsi=".VnCentury Schoolbook" w:cs=".VnCentury Schoolbook"/>
       <w:color w:val="000000"/>
       <w:sz w:val="22"/>
+      <w:lang w:val="en-US"/>
     </w:rPr>
   </w:style>
   <w:style w:type="character" w:styleId="BodyTextFirstIndentChar1">
@@ -7818,7 +7576,7 @@
     <w:rPr>
       <w:sz w:val="24"/>
       <w:szCs w:val="24"/>
-      <w:lang w:bidi="ar-SA"/>
+      <w:lang w:val="en-US" w:bidi="ar-SA"/>
     </w:rPr>
   </w:style>
   <w:style w:type="character" w:styleId="BodyTextFirstIndent2Char1">
@@ -7828,7 +7586,7 @@
       <w:rFonts w:ascii=".VnTime" w:hAnsi=".VnTime" w:cs="Times New Roman"/>
       <w:sz w:val="24"/>
       <w:szCs w:val="24"/>
-      <w:lang w:bidi="ar-SA"/>
+      <w:lang w:val="en-US" w:bidi="ar-SA"/>
     </w:rPr>
   </w:style>
   <w:style w:type="character" w:styleId="ClosingChar1">
@@ -7837,7 +7595,7 @@
     <w:rPr>
       <w:sz w:val="24"/>
       <w:szCs w:val="24"/>
-      <w:lang w:bidi="ar-SA"/>
+      <w:lang w:val="en-US" w:bidi="ar-SA"/>
     </w:rPr>
   </w:style>
   <w:style w:type="character" w:styleId="HTMLAddressChar1">
@@ -7848,7 +7606,7 @@
       <w:iCs/>
       <w:sz w:val="24"/>
       <w:szCs w:val="24"/>
-      <w:lang w:bidi="ar-SA"/>
+      <w:lang w:val="en-US" w:bidi="ar-SA"/>
     </w:rPr>
   </w:style>
   <w:style w:type="character" w:styleId="HTMLPreformattedChar1">
@@ -7856,7 +7614,7 @@
     <w:qFormat/>
     <w:rPr>
       <w:rFonts w:ascii="Arial Unicode MS" w:hAnsi="Arial Unicode MS" w:eastAsia="Arial Unicode MS" w:cs="Arial Unicode MS"/>
-      <w:lang w:bidi="ar-SA"/>
+      <w:lang w:val="en-US" w:bidi="ar-SA"/>
     </w:rPr>
   </w:style>
   <w:style w:type="character" w:styleId="MessageHeaderChar1">
@@ -7866,7 +7624,7 @@
       <w:rFonts w:ascii="Arial" w:hAnsi="Arial" w:cs="Arial"/>
       <w:sz w:val="24"/>
       <w:szCs w:val="24"/>
-      <w:lang w:bidi="ar-SA"/>
+      <w:lang w:val="en-US" w:bidi="ar-SA"/>
     </w:rPr>
   </w:style>
   <w:style w:type="character" w:styleId="NoteHeadingChar1">
@@ -7875,7 +7633,7 @@
     <w:rPr>
       <w:sz w:val="24"/>
       <w:szCs w:val="24"/>
-      <w:lang w:bidi="ar-SA"/>
+      <w:lang w:val="en-US" w:bidi="ar-SA"/>
     </w:rPr>
   </w:style>
   <w:style w:type="character" w:styleId="SalutationChar1">
@@ -7884,7 +7642,7 @@
     <w:rPr>
       <w:sz w:val="28"/>
       <w:szCs w:val="28"/>
-      <w:lang w:bidi="ar-SA"/>
+      <w:lang w:val="en-US" w:bidi="ar-SA"/>
     </w:rPr>
   </w:style>
   <w:style w:type="character" w:styleId="SignatureChar1">
@@ -7893,7 +7651,7 @@
     <w:rPr>
       <w:sz w:val="24"/>
       <w:szCs w:val="24"/>
-      <w:lang w:bidi="ar-SA"/>
+      <w:lang w:val="en-US" w:bidi="ar-SA"/>
     </w:rPr>
   </w:style>
   <w:style w:type="character" w:styleId="Style1chinhtrangChar1BoldCharCharCharChar">
@@ -7904,6 +7662,7 @@
       <w:b/>
       <w:color w:val="000000"/>
       <w:sz w:val="22"/>
+      <w:lang w:val="en-US"/>
     </w:rPr>
   </w:style>
   <w:style w:type="character" w:styleId="noCharCharCharCharCharChar">
@@ -7914,7 +7673,7 @@
       <w:color w:val="000000"/>
       <w:sz w:val="22"/>
       <w:szCs w:val="22"/>
-      <w:lang w:bidi="ar-SA"/>
+      <w:lang w:val="en-US" w:bidi="ar-SA"/>
     </w:rPr>
   </w:style>
   <w:style w:type="character" w:styleId="71CharCharCharCharCharCharCharCharCharChar">
@@ -7926,7 +7685,7 @@
       <w:color w:val="000000"/>
       <w:sz w:val="22"/>
       <w:szCs w:val="22"/>
-      <w:lang w:bidi="ar-SA"/>
+      <w:lang w:val="en-US" w:bidi="ar-SA"/>
     </w:rPr>
   </w:style>
   <w:style w:type="character" w:styleId="8DakyCharCharCharCharChar">
@@ -7938,7 +7697,7 @@
       <w:color w:val="000000"/>
       <w:sz w:val="22"/>
       <w:szCs w:val="22"/>
-      <w:lang w:bidi="ar-SA"/>
+      <w:lang w:val="en-US" w:bidi="ar-SA"/>
     </w:rPr>
   </w:style>
   <w:style w:type="character" w:styleId="5somucCharCharCharCharCharCharCharCharCharCharChar">
@@ -7950,7 +7709,7 @@
       <w:color w:val="000000"/>
       <w:sz w:val="22"/>
       <w:szCs w:val="22"/>
-      <w:lang w:bidi="ar-SA"/>
+      <w:lang w:val="en-US" w:bidi="ar-SA"/>
     </w:rPr>
   </w:style>
   <w:style w:type="character" w:styleId="1chinhtrangCharCharCharCharCharCharCharChar">
@@ -7961,7 +7720,7 @@
       <w:color w:val="000000"/>
       <w:sz w:val="22"/>
       <w:szCs w:val="22"/>
-      <w:lang w:bidi="ar-SA"/>
+      <w:lang w:val="en-US" w:bidi="ar-SA"/>
     </w:rPr>
   </w:style>
   <w:style w:type="character" w:styleId="4tenchuongCharCharCharCharCharCharChar">
@@ -7973,7 +7732,7 @@
       <w:color w:val="000000"/>
       <w:sz w:val="22"/>
       <w:szCs w:val="22"/>
-      <w:lang w:bidi="ar-SA"/>
+      <w:lang w:val="en-US" w:bidi="ar-SA"/>
     </w:rPr>
   </w:style>
   <w:style w:type="character" w:styleId="2dongcachCharCharCharCharCharCharChar">
@@ -7985,7 +7744,7 @@
       <w:color w:val="000000"/>
       <w:sz w:val="22"/>
       <w:szCs w:val="22"/>
-      <w:lang w:bidi="ar-SA"/>
+      <w:lang w:val="en-US" w:bidi="ar-SA"/>
     </w:rPr>
   </w:style>
   <w:style w:type="character" w:styleId="cCharCharCharCharCharCharChar">
@@ -7995,6 +7754,7 @@
       <w:rFonts w:ascii=".VnCentury Schoolbook" w:hAnsi=".VnCentury Schoolbook" w:cs=".VnCentury Schoolbook"/>
       <w:color w:val="000000"/>
       <w:sz w:val="26"/>
+      <w:lang w:val="en-US"/>
     </w:rPr>
   </w:style>
   <w:style w:type="character" w:styleId="coCharCharCharCharCharCharChar">
@@ -8005,7 +7765,7 @@
       <w:color w:val="000000"/>
       <w:sz w:val="22"/>
       <w:szCs w:val="22"/>
-      <w:lang w:bidi="ar-SA"/>
+      <w:lang w:val="en-US" w:bidi="ar-SA"/>
     </w:rPr>
   </w:style>
   <w:style w:type="character" w:styleId="aCharCharCharChar">
@@ -8017,7 +7777,7 @@
       <w:color w:val="000000"/>
       <w:sz w:val="26"/>
       <w:szCs w:val="26"/>
-      <w:lang w:bidi="ar-SA"/>
+      <w:lang w:val="en-US" w:bidi="ar-SA"/>
     </w:rPr>
   </w:style>
   <w:style w:type="character" w:styleId="phanCharCharCharCharCharCharCharChar">
@@ -8029,7 +7789,7 @@
       <w:color w:val="000000"/>
       <w:sz w:val="22"/>
       <w:szCs w:val="22"/>
-      <w:lang w:bidi="ar-SA"/>
+      <w:lang w:val="en-US" w:bidi="ar-SA"/>
     </w:rPr>
   </w:style>
   <w:style w:type="character" w:styleId="71CharCharCharCharCharCharChar">
@@ -8041,7 +7801,7 @@
       <w:color w:val="000000"/>
       <w:sz w:val="22"/>
       <w:szCs w:val="22"/>
-      <w:lang w:bidi="ar-SA"/>
+      <w:lang w:val="en-US" w:bidi="ar-SA"/>
     </w:rPr>
   </w:style>
   <w:style w:type="character" w:styleId="5somucCharCharCharCharCharCharCharChar">
@@ -8053,7 +7813,7 @@
       <w:color w:val="000000"/>
       <w:sz w:val="22"/>
       <w:szCs w:val="22"/>
-      <w:lang w:bidi="ar-SA"/>
+      <w:lang w:val="en-US" w:bidi="ar-SA"/>
     </w:rPr>
   </w:style>
   <w:style w:type="character" w:styleId="phanCharCharCharCharChar">
@@ -8065,7 +7825,7 @@
       <w:color w:val="000000"/>
       <w:sz w:val="22"/>
       <w:szCs w:val="22"/>
-      <w:lang w:bidi="ar-SA"/>
+      <w:lang w:val="en-US" w:bidi="ar-SA"/>
     </w:rPr>
   </w:style>
   <w:style w:type="character" w:styleId="Heading1Char2CharChar1">
@@ -8078,7 +7838,7 @@
       <w:kern w:val="2"/>
       <w:sz w:val="32"/>
       <w:szCs w:val="32"/>
-      <w:lang w:bidi="ar-SA"/>
+      <w:lang w:val="en-US" w:bidi="ar-SA"/>
     </w:rPr>
   </w:style>
   <w:style w:type="character" w:styleId="prodetaiidesc1">
@@ -8107,7 +7867,7 @@
       <w:kern w:val="2"/>
       <w:sz w:val="32"/>
       <w:szCs w:val="32"/>
-      <w:lang w:bidi="ar-SA"/>
+      <w:lang w:val="en-US" w:bidi="ar-SA"/>
     </w:rPr>
   </w:style>
   <w:style w:type="character" w:styleId="grame">
@@ -8189,7 +7949,7 @@
       <w:rFonts w:ascii="Calibri" w:hAnsi="Calibri" w:cs="Cordia New"/>
       <w:sz w:val="22"/>
       <w:szCs w:val="22"/>
-      <w:lang w:bidi="en-US"/>
+      <w:lang w:val="en-US" w:bidi="en-US"/>
     </w:rPr>
   </w:style>
   <w:style w:type="character" w:styleId="PlaceholderText">
@@ -8213,7 +7973,7 @@
     <w:rPr>
       <w:sz w:val="28"/>
       <w:szCs w:val="28"/>
-      <w:lang w:bidi="ar-SA"/>
+      <w:lang w:val="en-US" w:bidi="ar-SA"/>
     </w:rPr>
   </w:style>
   <w:style w:type="character" w:styleId="CharChar51">
@@ -8224,6 +7984,7 @@
       <w:b/>
       <w:i/>
       <w:sz w:val="28"/>
+      <w:lang w:val="en-US"/>
     </w:rPr>
   </w:style>
   <w:style w:type="character" w:styleId="CharChar611">
@@ -8233,6 +7994,7 @@
       <w:b/>
       <w:kern w:val="2"/>
       <w:sz w:val="48"/>
+      <w:lang w:val="en-US"/>
     </w:rPr>
   </w:style>
   <w:style w:type="character" w:styleId="abChar">
@@ -8243,7 +8005,7 @@
       <w:bCs/>
       <w:sz w:val="40"/>
       <w:szCs w:val="40"/>
-      <w:lang w:val="vi-VN" w:bidi="ar-SA"/>
+      <w:lang w:bidi="ar-SA"/>
     </w:rPr>
   </w:style>
   <w:style w:type="character" w:styleId="bChar">
@@ -8254,7 +8016,7 @@
       <w:color w:val="000000"/>
       <w:sz w:val="26"/>
       <w:szCs w:val="26"/>
-      <w:lang w:bidi="ar-SA"/>
+      <w:lang w:val="en-US" w:bidi="ar-SA"/>
     </w:rPr>
   </w:style>
   <w:style w:type="character" w:styleId="price">
@@ -8274,7 +8036,6 @@
       <w:rFonts w:ascii="Times New Roman" w:hAnsi="Times New Roman" w:eastAsia="Times New Roman" w:cs="Times New Roman"/>
       <w:sz w:val="28"/>
       <w:szCs w:val="28"/>
-      <w:lang w:val="vi-VN"/>
     </w:rPr>
   </w:style>
   <w:style w:type="character" w:styleId="FooterChar1">
@@ -8284,7 +8045,6 @@
       <w:rFonts w:ascii="Times New Roman" w:hAnsi="Times New Roman" w:eastAsia="Times New Roman" w:cs="Times New Roman"/>
       <w:sz w:val="28"/>
       <w:szCs w:val="28"/>
-      <w:lang w:val="vi-VN"/>
     </w:rPr>
   </w:style>
   <w:style w:type="character" w:styleId="cattitolo1">
@@ -8314,7 +8074,7 @@
       <w:rFonts w:ascii="Tahoma" w:hAnsi="Tahoma" w:cs="Tahoma"/>
       <w:sz w:val="16"/>
       <w:szCs w:val="16"/>
-      <w:lang w:bidi="ar-SA"/>
+      <w:lang w:val="en-US" w:bidi="ar-SA"/>
     </w:rPr>
   </w:style>
   <w:style w:type="character" w:styleId="HeaderCharChar">
@@ -8323,7 +8083,7 @@
     <w:rPr>
       <w:sz w:val="24"/>
       <w:szCs w:val="24"/>
-      <w:lang w:bidi="ar-SA"/>
+      <w:lang w:val="en-US" w:bidi="ar-SA"/>
     </w:rPr>
   </w:style>
   <w:style w:type="character" w:styleId="10CachdongChar">
@@ -8333,7 +8093,7 @@
       <w:rFonts w:eastAsia="Batang"/>
       <w:sz w:val="28"/>
       <w:szCs w:val="26"/>
-      <w:lang w:val="en-US" w:bidi="ar-SA"/>
+      <w:lang w:val="vi-VN" w:bidi="ar-SA"/>
     </w:rPr>
   </w:style>
   <w:style w:type="character" w:styleId="heading4-h">
@@ -8347,7 +8107,7 @@
     <w:qFormat/>
     <w:rPr>
       <w:rFonts w:ascii="Courier New" w:hAnsi="Courier New" w:cs="Courier New"/>
-      <w:lang w:bidi="ar-SA"/>
+      <w:lang w:val="en-US" w:bidi="ar-SA"/>
     </w:rPr>
   </w:style>
   <w:style w:type="character" w:styleId="HeaderChar">
@@ -8390,7 +8150,7 @@
       <w:b/>
       <w:sz w:val="24"/>
       <w:szCs w:val="24"/>
-      <w:lang w:val="en-US" w:eastAsia="en-US" w:bidi="ar-SA"/>
+      <w:lang w:val="vi-VN" w:eastAsia="vi-VN" w:bidi="ar-SA"/>
     </w:rPr>
   </w:style>
   <w:style w:type="character" w:styleId="muc11Char">
@@ -8403,7 +8163,7 @@
       <w:color w:val="000000"/>
       <w:sz w:val="22"/>
       <w:szCs w:val="22"/>
-      <w:lang w:val="en-US" w:eastAsia="en-US" w:bidi="ar-SA"/>
+      <w:lang w:val="vi-VN" w:eastAsia="vi-VN" w:bidi="ar-SA"/>
     </w:rPr>
   </w:style>
   <w:style w:type="character" w:styleId="ReportTitleCharChar1">
@@ -8416,7 +8176,7 @@
       <w:kern w:val="2"/>
       <w:sz w:val="36"/>
       <w:szCs w:val="32"/>
-      <w:lang w:val="en-US" w:eastAsia="en-US"/>
+      <w:lang w:val="vi-VN" w:eastAsia="vi-VN"/>
     </w:rPr>
   </w:style>
   <w:style w:type="character" w:styleId="cO9Char">
@@ -8493,7 +8253,7 @@
       <w:b/>
       <w:sz w:val="24"/>
       <w:szCs w:val="26"/>
-      <w:lang w:val="en-US" w:eastAsia="en-US" w:bidi="ar-SA"/>
+      <w:lang w:val="vi-VN" w:eastAsia="vi-VN" w:bidi="ar-SA"/>
     </w:rPr>
   </w:style>
   <w:style w:type="character" w:styleId="ReportTitleCharChar">
@@ -8514,7 +8274,7 @@
       <w:b/>
       <w:sz w:val="26"/>
       <w:szCs w:val="26"/>
-      <w:lang w:val="en-US" w:eastAsia="en-US" w:bidi="ar-SA"/>
+      <w:lang w:val="vi-VN" w:eastAsia="vi-VN" w:bidi="ar-SA"/>
     </w:rPr>
   </w:style>
   <w:style w:type="character" w:styleId="mw-editsection">
@@ -8544,7 +8304,7 @@
       <w:bCs/>
       <w:sz w:val="28"/>
       <w:szCs w:val="24"/>
-      <w:lang w:bidi="ar-SA"/>
+      <w:lang w:val="en-US" w:bidi="ar-SA"/>
     </w:rPr>
   </w:style>
   <w:style w:type="character" w:styleId="TITLECharChar">
@@ -8557,7 +8317,7 @@
       <w:iCs/>
       <w:sz w:val="26"/>
       <w:szCs w:val="26"/>
-      <w:lang w:bidi="ar-SA"/>
+      <w:lang w:val="en-US" w:bidi="ar-SA"/>
     </w:rPr>
   </w:style>
   <w:style w:type="character" w:styleId="FAATableTextChar">
@@ -8565,7 +8325,7 @@
     <w:qFormat/>
     <w:rPr>
       <w:rFonts w:ascii="Arial Narrow" w:hAnsi="Arial Narrow" w:eastAsia="Calibri" w:cs="Arial Narrow"/>
-      <w:lang w:val="en-US" w:bidi="ar-SA"/>
+      <w:lang w:val="vi-VN" w:bidi="ar-SA"/>
     </w:rPr>
   </w:style>
   <w:style w:type="character" w:styleId="StyleStyleHeading29pt12ptNotItalicChar">
@@ -8578,7 +8338,7 @@
       <w:color w:val="FF0000"/>
       <w:sz w:val="22"/>
       <w:szCs w:val="22"/>
-      <w:lang w:val="en-US" w:bidi="ar-SA"/>
+      <w:lang w:val="vi-VN" w:bidi="ar-SA"/>
     </w:rPr>
   </w:style>
   <w:style w:type="character" w:styleId="Style15">
@@ -8669,7 +8429,7 @@
     <w:qFormat/>
     <w:rPr>
       <w:rFonts w:ascii="Consolas" w:hAnsi="Consolas" w:eastAsia="Calibri" w:cs="Consolas"/>
-      <w:lang w:bidi="ar-SA"/>
+      <w:lang w:val="en-US" w:bidi="ar-SA"/>
     </w:rPr>
   </w:style>
   <w:style w:type="character" w:styleId="Style5Char">
@@ -8678,7 +8438,7 @@
     <w:rPr>
       <w:sz w:val="28"/>
       <w:szCs w:val="28"/>
-      <w:lang w:bidi="ar-SA"/>
+      <w:lang w:val="en-US" w:bidi="ar-SA"/>
     </w:rPr>
   </w:style>
   <w:style w:type="character" w:styleId="Heading2CharCharCharChar">
@@ -9625,7 +9385,7 @@
       <w:rFonts w:ascii="Calibri" w:hAnsi="Calibri" w:eastAsia="Calibri" w:cs="Calibri"/>
       <w:sz w:val="22"/>
       <w:szCs w:val="22"/>
-      <w:lang w:bidi="ar-SA"/>
+      <w:lang w:val="en-US" w:bidi="ar-SA"/>
     </w:rPr>
   </w:style>
   <w:style w:type="character" w:styleId="msoins">
@@ -9651,7 +9411,7 @@
     <w:rPr>
       <w:sz w:val="24"/>
       <w:szCs w:val="24"/>
-      <w:lang w:bidi="ar-SA"/>
+      <w:lang w:val="en-US" w:bidi="ar-SA"/>
     </w:rPr>
   </w:style>
   <w:style w:type="character" w:styleId="charchar10">
@@ -9667,7 +9427,7 @@
       <w:rFonts w:eastAsia="Arial"/>
       <w:sz w:val="16"/>
       <w:szCs w:val="16"/>
-      <w:lang w:val="vi-VN" w:bidi="ar-SA"/>
+      <w:lang w:bidi="ar-SA"/>
     </w:rPr>
   </w:style>
   <w:style w:type="character" w:styleId="SubtitleChar">
@@ -9680,7 +9440,7 @@
       <w:sz w:val="28"/>
       <w:szCs w:val="28"/>
       <w:u w:val="single"/>
-      <w:lang w:bidi="ar-SA"/>
+      <w:lang w:val="en-US" w:bidi="ar-SA"/>
     </w:rPr>
   </w:style>
   <w:style w:type="character" w:styleId="BalloonTextChar1">
@@ -9690,7 +9450,7 @@
       <w:rFonts w:ascii="Tahoma" w:hAnsi="Tahoma" w:cs="Tahoma"/>
       <w:sz w:val="16"/>
       <w:szCs w:val="16"/>
-      <w:lang w:val="en-US"/>
+      <w:lang w:val="vi-VN"/>
     </w:rPr>
   </w:style>
   <w:style w:type="character" w:styleId="CharChar13">
@@ -9702,6 +9462,7 @@
       <w:bCs/>
       <w:sz w:val="28"/>
       <w:szCs w:val="28"/>
+      <w:lang w:val="en-US"/>
     </w:rPr>
   </w:style>
   <w:style w:type="character" w:styleId="Footnote2">
@@ -9819,7 +9580,7 @@
     <w:qFormat/>
     <w:rPr>
       <w:shd w:fill="FFFFFF" w:val="clear"/>
-      <w:lang w:val="en-US" w:eastAsia="en-US"/>
+      <w:lang w:val="vi-VN" w:eastAsia="vi-VN"/>
     </w:rPr>
   </w:style>
   <w:style w:type="character" w:styleId="Bodytext4">
@@ -9859,7 +9620,7 @@
       <w:sz w:val="8"/>
       <w:szCs w:val="8"/>
       <w:shd w:fill="FFFFFF" w:val="clear"/>
-      <w:lang w:val="en-US" w:eastAsia="en-US"/>
+      <w:lang w:val="vi-VN" w:eastAsia="vi-VN"/>
     </w:rPr>
   </w:style>
   <w:style w:type="character" w:styleId="Tablecaption">
@@ -9875,7 +9636,7 @@
     <w:qFormat/>
     <w:rPr>
       <w:shd w:fill="FFFFFF" w:val="clear"/>
-      <w:lang w:val="en-US" w:eastAsia="en-US"/>
+      <w:lang w:val="vi-VN" w:eastAsia="vi-VN"/>
     </w:rPr>
   </w:style>
   <w:style w:type="character" w:styleId="Bodytext25">
@@ -9918,7 +9679,7 @@
     <w:rPr>
       <w:rFonts w:ascii="Microsoft Sans Serif" w:hAnsi="Microsoft Sans Serif" w:cs="Microsoft Sans Serif"/>
       <w:shd w:fill="FFFFFF" w:val="clear"/>
-      <w:lang w:val="en-US" w:eastAsia="en-US" w:bidi="ar-SA"/>
+      <w:lang w:val="vi-VN" w:eastAsia="vi-VN" w:bidi="ar-SA"/>
     </w:rPr>
   </w:style>
   <w:style w:type="character" w:styleId="Tablecaption21">
@@ -9928,7 +9689,7 @@
       <w:rFonts w:ascii="Microsoft Sans Serif" w:hAnsi="Microsoft Sans Serif" w:cs="Microsoft Sans Serif"/>
       <w:u w:val="single"/>
       <w:shd w:fill="FFFFFF" w:val="clear"/>
-      <w:lang w:val="en-US" w:eastAsia="en-US"/>
+      <w:lang w:val="vi-VN" w:eastAsia="vi-VN"/>
     </w:rPr>
   </w:style>
   <w:style w:type="character" w:styleId="Tablecaption2Italic">
@@ -9939,7 +9700,7 @@
       <w:i/>
       <w:iCs/>
       <w:shd w:fill="FFFFFF" w:val="clear"/>
-      <w:lang w:val="en-US" w:eastAsia="en-US"/>
+      <w:lang w:val="vi-VN" w:eastAsia="vi-VN"/>
     </w:rPr>
   </w:style>
   <w:style w:type="character" w:styleId="BodytextArialBlack">
@@ -9962,7 +9723,7 @@
       <w:sz w:val="8"/>
       <w:szCs w:val="8"/>
       <w:shd w:fill="FFFFFF" w:val="clear"/>
-      <w:lang w:val="en-US" w:eastAsia="en-US"/>
+      <w:lang w:val="vi-VN" w:eastAsia="vi-VN"/>
     </w:rPr>
   </w:style>
   <w:style w:type="character" w:styleId="Bodytext23">
@@ -10047,6 +9808,7 @@
       <w:sz w:val="8"/>
       <w:szCs w:val="8"/>
       <w:shd w:fill="FFFFFF" w:val="clear"/>
+      <w:lang w:val="en-US"/>
     </w:rPr>
   </w:style>
   <w:style w:type="character" w:styleId="Bodytext11pt6">
@@ -10102,7 +9864,7 @@
       <w:sz w:val="8"/>
       <w:szCs w:val="8"/>
       <w:shd w:fill="FFFFFF" w:val="clear"/>
-      <w:lang w:val="en-US" w:eastAsia="en-US"/>
+      <w:lang w:val="vi-VN" w:eastAsia="vi-VN"/>
     </w:rPr>
   </w:style>
   <w:style w:type="character" w:styleId="BodytextTrebuchetMS4">
@@ -10154,7 +9916,7 @@
     <w:qFormat/>
     <w:rPr>
       <w:shd w:fill="FFFFFF" w:val="clear"/>
-      <w:lang w:val="en-US" w:eastAsia="en-US"/>
+      <w:lang w:val="vi-VN" w:eastAsia="vi-VN"/>
     </w:rPr>
   </w:style>
   <w:style w:type="character" w:styleId="Tablecaption3">
@@ -10199,7 +9961,7 @@
       <w:sz w:val="10"/>
       <w:szCs w:val="10"/>
       <w:shd w:fill="FFFFFF" w:val="clear"/>
-      <w:lang w:val="en-US" w:eastAsia="en-US"/>
+      <w:lang w:val="vi-VN" w:eastAsia="vi-VN"/>
     </w:rPr>
   </w:style>
   <w:style w:type="character" w:styleId="Bodytext45pt11">
@@ -10233,7 +9995,7 @@
       <w:sz w:val="8"/>
       <w:szCs w:val="8"/>
       <w:shd w:fill="FFFFFF" w:val="clear"/>
-      <w:lang w:val="en-US" w:eastAsia="en-US"/>
+      <w:lang w:val="vi-VN" w:eastAsia="vi-VN"/>
     </w:rPr>
   </w:style>
   <w:style w:type="character" w:styleId="BodytextArial1">
@@ -10298,7 +10060,7 @@
       <w:sz w:val="25"/>
       <w:szCs w:val="25"/>
       <w:shd w:fill="FFFFFF" w:val="clear"/>
-      <w:lang w:val="en-US" w:eastAsia="en-US"/>
+      <w:lang w:val="vi-VN" w:eastAsia="vi-VN"/>
     </w:rPr>
   </w:style>
   <w:style w:type="character" w:styleId="Bodytext115pt14">
@@ -10320,7 +10082,7 @@
       <w:sz w:val="10"/>
       <w:szCs w:val="10"/>
       <w:shd w:fill="FFFFFF" w:val="clear"/>
-      <w:lang w:val="en-US" w:eastAsia="en-US" w:bidi="ar-SA"/>
+      <w:lang w:val="vi-VN" w:eastAsia="vi-VN" w:bidi="ar-SA"/>
     </w:rPr>
   </w:style>
   <w:style w:type="character" w:styleId="Bodytext175pt">
@@ -10340,7 +10102,7 @@
       <w:sz w:val="8"/>
       <w:szCs w:val="8"/>
       <w:shd w:fill="FFFFFF" w:val="clear"/>
-      <w:lang w:val="en-US" w:eastAsia="en-US"/>
+      <w:lang w:val="vi-VN" w:eastAsia="vi-VN"/>
     </w:rPr>
   </w:style>
   <w:style w:type="character" w:styleId="Tablecaption31">
@@ -10565,7 +10327,7 @@
       <w:sz w:val="12"/>
       <w:szCs w:val="12"/>
       <w:shd w:fill="FFFFFF" w:val="clear"/>
-      <w:lang w:val="en-US" w:eastAsia="en-US" w:bidi="ar-SA"/>
+      <w:lang w:val="vi-VN" w:eastAsia="vi-VN" w:bidi="ar-SA"/>
     </w:rPr>
   </w:style>
   <w:style w:type="character" w:styleId="Bodytext26TrebuchetMS">
@@ -10576,7 +10338,7 @@
       <w:sz w:val="14"/>
       <w:szCs w:val="14"/>
       <w:shd w:fill="FFFFFF" w:val="clear"/>
-      <w:lang w:val="en-US" w:eastAsia="en-US"/>
+      <w:lang w:val="vi-VN" w:eastAsia="vi-VN"/>
     </w:rPr>
   </w:style>
   <w:style w:type="character" w:styleId="Bodytext27">
@@ -10650,7 +10412,7 @@
       <w:sz w:val="20"/>
       <w:szCs w:val="20"/>
       <w:shd w:fill="FFFFFF" w:val="clear"/>
-      <w:lang w:val="en-US" w:eastAsia="en-US"/>
+      <w:lang w:val="vi-VN" w:eastAsia="vi-VN"/>
     </w:rPr>
   </w:style>
   <w:style w:type="character" w:styleId="BodytextItalic6">
@@ -10691,7 +10453,7 @@
       <w:sz w:val="8"/>
       <w:szCs w:val="8"/>
       <w:shd w:fill="FFFFFF" w:val="clear"/>
-      <w:lang w:val="en-US" w:eastAsia="en-US"/>
+      <w:lang w:val="vi-VN" w:eastAsia="vi-VN"/>
     </w:rPr>
   </w:style>
   <w:style w:type="character" w:styleId="Bodytext45pt10">
@@ -10773,6 +10535,7 @@
       <w:sz w:val="26"/>
       <w:szCs w:val="26"/>
       <w:shd w:fill="FFFFFF" w:val="clear"/>
+      <w:lang w:val="en-US"/>
     </w:rPr>
   </w:style>
   <w:style w:type="character" w:styleId="Bodytext171">
@@ -10799,7 +10562,7 @@
       <w:sz w:val="9"/>
       <w:szCs w:val="9"/>
       <w:shd w:fill="FFFFFF" w:val="clear"/>
-      <w:lang w:val="en-US" w:eastAsia="en-US"/>
+      <w:lang w:val="vi-VN" w:eastAsia="vi-VN"/>
     </w:rPr>
   </w:style>
   <w:style w:type="character" w:styleId="Bodytext161">
@@ -10831,6 +10594,7 @@
       <w:sz w:val="10"/>
       <w:szCs w:val="10"/>
       <w:shd w:fill="FFFFFF" w:val="clear"/>
+      <w:lang w:val="en-US"/>
     </w:rPr>
   </w:style>
   <w:style w:type="character" w:styleId="Bodytext115pt12">
@@ -10859,6 +10623,7 @@
       <w:sz w:val="23"/>
       <w:szCs w:val="23"/>
       <w:shd w:fill="FFFFFF" w:val="clear"/>
+      <w:lang w:val="en-US"/>
     </w:rPr>
   </w:style>
   <w:style w:type="character" w:styleId="Bodytext4pt7">
@@ -10892,6 +10657,7 @@
       <w:sz w:val="23"/>
       <w:szCs w:val="23"/>
       <w:shd w:fill="FFFFFF" w:val="clear"/>
+      <w:lang w:val="en-US"/>
     </w:rPr>
   </w:style>
   <w:style w:type="character" w:styleId="Bodytext5pt4">
@@ -10903,7 +10669,7 @@
       <w:sz w:val="10"/>
       <w:szCs w:val="10"/>
       <w:shd w:fill="FFFFFF" w:val="clear"/>
-      <w:lang w:val="en-US" w:eastAsia="en-US"/>
+      <w:lang w:val="vi-VN" w:eastAsia="vi-VN"/>
     </w:rPr>
   </w:style>
   <w:style w:type="character" w:styleId="Bodytext10pt">
@@ -10964,6 +10730,7 @@
       <w:sz w:val="18"/>
       <w:szCs w:val="18"/>
       <w:shd w:fill="FFFFFF" w:val="clear"/>
+      <w:lang w:val="en-US"/>
     </w:rPr>
   </w:style>
   <w:style w:type="character" w:styleId="Bodytext175pt3">
@@ -11020,6 +10787,7 @@
       <w:sz w:val="10"/>
       <w:szCs w:val="10"/>
       <w:shd w:fill="FFFFFF" w:val="clear"/>
+      <w:lang w:val="en-US"/>
     </w:rPr>
   </w:style>
   <w:style w:type="character" w:styleId="BodytextArialBlack2">
@@ -11030,6 +10798,7 @@
       <w:sz w:val="8"/>
       <w:szCs w:val="8"/>
       <w:shd w:fill="FFFFFF" w:val="clear"/>
+      <w:lang w:val="en-US"/>
     </w:rPr>
   </w:style>
   <w:style w:type="character" w:styleId="Bodytext85pt">
@@ -11059,7 +10828,7 @@
       <w:sz w:val="10"/>
       <w:szCs w:val="10"/>
       <w:shd w:fill="FFFFFF" w:val="clear"/>
-      <w:lang w:val="en-US" w:eastAsia="en-US"/>
+      <w:lang w:val="vi-VN" w:eastAsia="vi-VN"/>
     </w:rPr>
   </w:style>
   <w:style w:type="character" w:styleId="Bodytext115pt10">
@@ -11081,7 +10850,7 @@
       <w:sz w:val="9"/>
       <w:szCs w:val="9"/>
       <w:shd w:fill="FFFFFF" w:val="clear"/>
-      <w:lang w:val="en-US" w:eastAsia="en-US"/>
+      <w:lang w:val="vi-VN" w:eastAsia="vi-VN"/>
     </w:rPr>
   </w:style>
   <w:style w:type="character" w:styleId="Bodytext4pt6">
@@ -11092,6 +10861,7 @@
       <w:sz w:val="8"/>
       <w:szCs w:val="8"/>
       <w:shd w:fill="FFFFFF" w:val="clear"/>
+      <w:lang w:val="en-US"/>
     </w:rPr>
   </w:style>
   <w:style w:type="character" w:styleId="Bodytext4pt5">
@@ -11101,7 +10871,7 @@
       <w:sz w:val="8"/>
       <w:szCs w:val="8"/>
       <w:shd w:fill="FFFFFF" w:val="clear"/>
-      <w:lang w:val="en-US" w:eastAsia="en-US"/>
+      <w:lang w:val="vi-VN" w:eastAsia="vi-VN"/>
     </w:rPr>
   </w:style>
   <w:style w:type="character" w:styleId="Bodytext10pt4">
@@ -11123,7 +10893,7 @@
       <w:sz w:val="8"/>
       <w:szCs w:val="8"/>
       <w:shd w:fill="FFFFFF" w:val="clear"/>
-      <w:lang w:val="en-US" w:eastAsia="en-US" w:bidi="ar-SA"/>
+      <w:lang w:val="vi-VN" w:eastAsia="vi-VN" w:bidi="ar-SA"/>
     </w:rPr>
   </w:style>
   <w:style w:type="character" w:styleId="Tablecaption33">
@@ -11150,6 +10920,7 @@
       <w:sz w:val="8"/>
       <w:szCs w:val="8"/>
       <w:shd w:fill="FFFFFF" w:val="clear"/>
+      <w:lang w:val="en-US"/>
     </w:rPr>
   </w:style>
   <w:style w:type="character" w:styleId="Bodytext175pt1">
@@ -11192,6 +10963,7 @@
       <w:sz w:val="23"/>
       <w:szCs w:val="23"/>
       <w:shd w:fill="FFFFFF" w:val="clear"/>
+      <w:lang w:val="en-US"/>
     </w:rPr>
   </w:style>
   <w:style w:type="character" w:styleId="Bodytext13pt1">
@@ -11244,7 +11016,7 @@
       <w:sz w:val="11"/>
       <w:szCs w:val="11"/>
       <w:shd w:fill="FFFFFF" w:val="clear"/>
-      <w:lang w:val="en-US" w:eastAsia="en-US"/>
+      <w:lang w:val="vi-VN" w:eastAsia="vi-VN"/>
     </w:rPr>
   </w:style>
   <w:style w:type="character" w:styleId="Bodytext4pt4">
@@ -11254,7 +11026,7 @@
       <w:sz w:val="8"/>
       <w:szCs w:val="8"/>
       <w:shd w:fill="FFFFFF" w:val="clear"/>
-      <w:lang w:val="en-US" w:eastAsia="en-US"/>
+      <w:lang w:val="vi-VN" w:eastAsia="vi-VN"/>
     </w:rPr>
   </w:style>
   <w:style w:type="character" w:styleId="Bodytext115pt7">
@@ -11264,6 +11036,7 @@
       <w:sz w:val="23"/>
       <w:szCs w:val="23"/>
       <w:shd w:fill="FFFFFF" w:val="clear"/>
+      <w:lang w:val="en-US"/>
     </w:rPr>
   </w:style>
   <w:style w:type="character" w:styleId="BodytextSpacing-2pt">
@@ -11272,6 +11045,7 @@
     <w:rPr>
       <w:spacing w:val="-40"/>
       <w:shd w:fill="FFFFFF" w:val="clear"/>
+      <w:lang w:val="en-US"/>
     </w:rPr>
   </w:style>
   <w:style w:type="character" w:styleId="Bodytext135pt1">
@@ -11281,6 +11055,7 @@
       <w:sz w:val="27"/>
       <w:szCs w:val="27"/>
       <w:shd w:fill="FFFFFF" w:val="clear"/>
+      <w:lang w:val="en-US"/>
     </w:rPr>
   </w:style>
   <w:style w:type="character" w:styleId="Tablecaption6">
@@ -11290,7 +11065,7 @@
       <w:sz w:val="22"/>
       <w:szCs w:val="22"/>
       <w:shd w:fill="FFFFFF" w:val="clear"/>
-      <w:lang w:val="en-US" w:eastAsia="en-US" w:bidi="ar-SA"/>
+      <w:lang w:val="vi-VN" w:eastAsia="vi-VN" w:bidi="ar-SA"/>
     </w:rPr>
   </w:style>
   <w:style w:type="character" w:styleId="Tablecaption65pt">
@@ -11302,7 +11077,7 @@
       <w:sz w:val="10"/>
       <w:szCs w:val="10"/>
       <w:shd w:fill="FFFFFF" w:val="clear"/>
-      <w:lang w:val="en-US" w:eastAsia="en-US"/>
+      <w:lang w:val="vi-VN" w:eastAsia="vi-VN"/>
     </w:rPr>
   </w:style>
   <w:style w:type="character" w:styleId="TablecaptionItalic">
@@ -11312,6 +11087,7 @@
       <w:i/>
       <w:iCs/>
       <w:shd w:fill="FFFFFF" w:val="clear"/>
+      <w:lang w:val="en-US"/>
     </w:rPr>
   </w:style>
   <w:style w:type="character" w:styleId="BodytextGaramond">
@@ -11358,7 +11134,7 @@
       <w:sz w:val="8"/>
       <w:szCs w:val="8"/>
       <w:shd w:fill="FFFFFF" w:val="clear"/>
-      <w:lang w:val="en-US" w:eastAsia="en-US"/>
+      <w:lang w:val="vi-VN" w:eastAsia="vi-VN"/>
     </w:rPr>
   </w:style>
   <w:style w:type="character" w:styleId="Bodytext11pt3">
@@ -11389,6 +11165,7 @@
       <w:sz w:val="20"/>
       <w:szCs w:val="20"/>
       <w:shd w:fill="FFFFFF" w:val="clear"/>
+      <w:lang w:val="en-US"/>
     </w:rPr>
   </w:style>
   <w:style w:type="character" w:styleId="Bodytext91">
@@ -11450,6 +11227,7 @@
     <w:qFormat/>
     <w:rPr>
       <w:shd w:fill="FFFFFF" w:val="clear"/>
+      <w:lang w:val="en-US"/>
     </w:rPr>
   </w:style>
   <w:style w:type="character" w:styleId="BodytextItalic1">
@@ -11489,7 +11267,7 @@
       <w:sz w:val="15"/>
       <w:szCs w:val="15"/>
       <w:shd w:fill="FFFFFF" w:val="clear"/>
-      <w:lang w:val="en-US" w:eastAsia="en-US"/>
+      <w:lang w:val="vi-VN" w:eastAsia="vi-VN"/>
     </w:rPr>
   </w:style>
   <w:style w:type="character" w:styleId="Bodytext45pt5">
@@ -11501,7 +11279,7 @@
       <w:sz w:val="9"/>
       <w:szCs w:val="9"/>
       <w:shd w:fill="FFFFFF" w:val="clear"/>
-      <w:lang w:val="en-US" w:eastAsia="en-US"/>
+      <w:lang w:val="vi-VN" w:eastAsia="vi-VN"/>
     </w:rPr>
   </w:style>
   <w:style w:type="character" w:styleId="BodytextCourierNew">
@@ -11514,7 +11292,7 @@
       <w:sz w:val="8"/>
       <w:szCs w:val="8"/>
       <w:shd w:fill="FFFFFF" w:val="clear"/>
-      <w:lang w:val="en-US" w:eastAsia="en-US"/>
+      <w:lang w:val="vi-VN" w:eastAsia="vi-VN"/>
     </w:rPr>
   </w:style>
   <w:style w:type="character" w:styleId="Bodytext4pt3">
@@ -11578,7 +11356,7 @@
       <w:sz w:val="9"/>
       <w:szCs w:val="9"/>
       <w:shd w:fill="FFFFFF" w:val="clear"/>
-      <w:lang w:val="en-US" w:eastAsia="en-US"/>
+      <w:lang w:val="vi-VN" w:eastAsia="vi-VN"/>
     </w:rPr>
   </w:style>
   <w:style w:type="character" w:styleId="Tablecaption22">
@@ -11644,6 +11422,7 @@
       <w:sz w:val="12"/>
       <w:szCs w:val="12"/>
       <w:shd w:fill="FFFFFF" w:val="clear"/>
+      <w:lang w:val="en-US"/>
     </w:rPr>
   </w:style>
   <w:style w:type="character" w:styleId="Bodytext41">
@@ -11651,6 +11430,7 @@
     <w:qFormat/>
     <w:rPr>
       <w:shd w:fill="FFFFFF" w:val="clear"/>
+      <w:lang w:val="en-US"/>
     </w:rPr>
   </w:style>
   <w:style w:type="character" w:styleId="Bodytext115pt4">
@@ -11671,6 +11451,7 @@
       <w:sz w:val="13"/>
       <w:szCs w:val="13"/>
       <w:shd w:fill="FFFFFF" w:val="clear"/>
+      <w:lang w:val="en-US"/>
     </w:rPr>
   </w:style>
   <w:style w:type="character" w:styleId="Bodytext125pt">
@@ -11690,6 +11471,7 @@
       <w:sz w:val="23"/>
       <w:szCs w:val="23"/>
       <w:shd w:fill="FFFFFF" w:val="clear"/>
+      <w:lang w:val="en-US"/>
     </w:rPr>
   </w:style>
   <w:style w:type="character" w:styleId="Bodytext9pt1">
@@ -11701,7 +11483,7 @@
       <w:sz w:val="18"/>
       <w:szCs w:val="18"/>
       <w:shd w:fill="FFFFFF" w:val="clear"/>
-      <w:lang w:val="en-US" w:eastAsia="en-US"/>
+      <w:lang w:val="vi-VN" w:eastAsia="vi-VN"/>
     </w:rPr>
   </w:style>
   <w:style w:type="character" w:styleId="Heading122">
@@ -11724,7 +11506,7 @@
       <w:sz w:val="8"/>
       <w:szCs w:val="8"/>
       <w:shd w:fill="FFFFFF" w:val="clear"/>
-      <w:lang w:val="en-US" w:eastAsia="en-US"/>
+      <w:lang w:val="vi-VN" w:eastAsia="vi-VN"/>
     </w:rPr>
   </w:style>
   <w:style w:type="character" w:styleId="Bodytext5pt1">
@@ -11734,7 +11516,7 @@
       <w:sz w:val="10"/>
       <w:szCs w:val="10"/>
       <w:shd w:fill="FFFFFF" w:val="clear"/>
-      <w:lang w:val="en-US" w:eastAsia="en-US"/>
+      <w:lang w:val="vi-VN" w:eastAsia="vi-VN"/>
     </w:rPr>
   </w:style>
   <w:style w:type="character" w:styleId="Bodytext11pt1">
@@ -11756,7 +11538,7 @@
       <w:sz w:val="8"/>
       <w:szCs w:val="8"/>
       <w:shd w:fill="FFFFFF" w:val="clear"/>
-      <w:lang w:val="en-US" w:eastAsia="en-US"/>
+      <w:lang w:val="vi-VN" w:eastAsia="vi-VN"/>
     </w:rPr>
   </w:style>
   <w:style w:type="character" w:styleId="Bodytext222">
@@ -11795,7 +11577,7 @@
     <w:qFormat/>
     <w:rPr>
       <w:shd w:fill="FFFFFF" w:val="clear"/>
-      <w:lang w:val="en-US" w:eastAsia="en-US" w:bidi="ar-SA"/>
+      <w:lang w:val="vi-VN" w:eastAsia="vi-VN" w:bidi="ar-SA"/>
     </w:rPr>
   </w:style>
   <w:style w:type="character" w:styleId="Tablecaption7Italic">
@@ -11805,7 +11587,7 @@
       <w:i/>
       <w:iCs/>
       <w:shd w:fill="FFFFFF" w:val="clear"/>
-      <w:lang w:val="en-US" w:eastAsia="en-US"/>
+      <w:lang w:val="vi-VN" w:eastAsia="vi-VN"/>
     </w:rPr>
   </w:style>
   <w:style w:type="character" w:styleId="Bodytext4pt2">
@@ -11833,7 +11615,7 @@
       <w:sz w:val="8"/>
       <w:szCs w:val="8"/>
       <w:shd w:fill="FFFFFF" w:val="clear"/>
-      <w:lang w:val="en-US" w:eastAsia="en-US"/>
+      <w:lang w:val="vi-VN" w:eastAsia="vi-VN"/>
     </w:rPr>
   </w:style>
   <w:style w:type="character" w:styleId="BodytextTahoma1">
@@ -11851,7 +11633,7 @@
     <w:qFormat/>
     <w:rPr>
       <w:shd w:fill="FFFFFF" w:val="clear"/>
-      <w:lang w:val="en-US" w:eastAsia="en-US"/>
+      <w:lang w:val="vi-VN" w:eastAsia="vi-VN"/>
     </w:rPr>
   </w:style>
   <w:style w:type="character" w:styleId="BodytextGeorgia">
@@ -11887,7 +11669,7 @@
       <w:sz w:val="23"/>
       <w:szCs w:val="23"/>
       <w:shd w:fill="FFFFFF" w:val="clear"/>
-      <w:lang w:val="en-US" w:eastAsia="en-US"/>
+      <w:lang w:val="vi-VN" w:eastAsia="vi-VN"/>
     </w:rPr>
   </w:style>
   <w:style w:type="character" w:styleId="fontstyle01">
@@ -11917,6 +11699,7 @@
     <w:rPr>
       <w:b/>
       <w:sz w:val="28"/>
+      <w:lang w:val="en-US"/>
     </w:rPr>
   </w:style>
   <w:style w:type="character" w:styleId="HeadingCharChar">
@@ -11929,7 +11712,7 @@
       <w:color w:val="000000"/>
       <w:sz w:val="30"/>
       <w:szCs w:val="24"/>
-      <w:lang w:val="en-US"/>
+      <w:lang w:val="vi-VN"/>
     </w:rPr>
   </w:style>
   <w:style w:type="character" w:styleId="2headlineChar">
@@ -11956,7 +11739,7 @@
       <w:color w:val="000000"/>
       <w:sz w:val="28"/>
       <w:szCs w:val="28"/>
-      <w:lang w:bidi="ar-SA"/>
+      <w:lang w:val="en-US" w:bidi="ar-SA"/>
     </w:rPr>
   </w:style>
   <w:style w:type="character" w:styleId="m2Char">
@@ -11968,7 +11751,7 @@
       <w:i/>
       <w:sz w:val="28"/>
       <w:szCs w:val="22"/>
-      <w:lang w:bidi="ar-SA"/>
+      <w:lang w:val="en-US" w:bidi="ar-SA"/>
     </w:rPr>
   </w:style>
   <w:style w:type="character" w:styleId="CharChar14">
@@ -11981,7 +11764,7 @@
       <w:color w:val="000000"/>
       <w:sz w:val="30"/>
       <w:szCs w:val="24"/>
-      <w:lang w:val="en-US"/>
+      <w:lang w:val="vi-VN"/>
     </w:rPr>
   </w:style>
   <w:style w:type="character" w:styleId="2headlineChar1">
@@ -12023,6 +11806,7 @@
     <w:rPr>
       <w:sz w:val="24"/>
       <w:szCs w:val="24"/>
+      <w:lang w:val="en-US"/>
     </w:rPr>
   </w:style>
   <w:style w:type="character" w:styleId="H1CharChar">
@@ -12068,7 +11852,7 @@
     <w:rPr>
       <w:sz w:val="28"/>
       <w:szCs w:val="28"/>
-      <w:lang w:bidi="ar-SA"/>
+      <w:lang w:val="en-US" w:bidi="ar-SA"/>
     </w:rPr>
   </w:style>
   <w:style w:type="character" w:styleId="footCharChar">
@@ -12103,7 +11887,7 @@
       <w:color w:val="000000"/>
       <w:sz w:val="16"/>
       <w:szCs w:val="16"/>
-      <w:lang w:bidi="ar-SA"/>
+      <w:lang w:val="en-US" w:bidi="ar-SA"/>
     </w:rPr>
   </w:style>
   <w:style w:type="character" w:styleId="EndnoteTextChar">
@@ -12120,14 +11904,14 @@
     <w:qFormat/>
     <w:rPr>
       <w:rFonts w:ascii="Courier New" w:hAnsi="Courier New" w:cs="Courier New"/>
-      <w:lang w:bidi="ar-SA"/>
+      <w:lang w:val="en-US" w:bidi="ar-SA"/>
     </w:rPr>
   </w:style>
   <w:style w:type="character" w:styleId="E-mailSignatureChar">
     <w:name w:val="E-mail Signature Char"/>
     <w:qFormat/>
     <w:rPr>
-      <w:lang w:bidi="ar-SA"/>
+      <w:lang w:val="en-US" w:bidi="ar-SA"/>
     </w:rPr>
   </w:style>
   <w:style w:type="character" w:styleId="BodyTextFirstIndentChar">
@@ -12139,7 +11923,7 @@
       <w:bCs/>
       <w:sz w:val="28"/>
       <w:szCs w:val="28"/>
-      <w:lang w:bidi="ar-SA"/>
+      <w:lang w:val="en-US" w:bidi="ar-SA"/>
     </w:rPr>
   </w:style>
   <w:style w:type="character" w:styleId="BodyTextFirstIndent2Char">
@@ -12149,21 +11933,21 @@
       <w:rFonts w:ascii=".VnTime" w:hAnsi=".VnTime" w:cs="Times New Roman"/>
       <w:sz w:val="20"/>
       <w:szCs w:val="20"/>
-      <w:lang w:bidi="ar-SA"/>
+      <w:lang w:val="en-US" w:bidi="ar-SA"/>
     </w:rPr>
   </w:style>
   <w:style w:type="character" w:styleId="ClosingChar">
     <w:name w:val="Closing Char"/>
     <w:qFormat/>
     <w:rPr>
-      <w:lang w:bidi="ar-SA"/>
+      <w:lang w:val="en-US" w:bidi="ar-SA"/>
     </w:rPr>
   </w:style>
   <w:style w:type="character" w:styleId="DateChar">
     <w:name w:val="Date Char"/>
     <w:qFormat/>
     <w:rPr>
-      <w:lang w:bidi="ar-SA"/>
+      <w:lang w:val="en-US" w:bidi="ar-SA"/>
     </w:rPr>
   </w:style>
   <w:style w:type="character" w:styleId="HTMLAddressChar">
@@ -12172,7 +11956,7 @@
     <w:rPr>
       <w:i/>
       <w:iCs/>
-      <w:lang w:bidi="ar-SA"/>
+      <w:lang w:val="en-US" w:bidi="ar-SA"/>
     </w:rPr>
   </w:style>
   <w:style w:type="character" w:styleId="MessageHeaderChar">
@@ -12182,28 +11966,28 @@
       <w:rFonts w:ascii="Arial" w:hAnsi="Arial" w:cs="Arial"/>
       <w:sz w:val="24"/>
       <w:szCs w:val="24"/>
-      <w:lang w:bidi="ar-SA"/>
+      <w:lang w:val="en-US" w:bidi="ar-SA"/>
     </w:rPr>
   </w:style>
   <w:style w:type="character" w:styleId="NoteHeadingChar">
     <w:name w:val="Note Heading Char"/>
     <w:qFormat/>
     <w:rPr>
-      <w:lang w:bidi="ar-SA"/>
+      <w:lang w:val="en-US" w:bidi="ar-SA"/>
     </w:rPr>
   </w:style>
   <w:style w:type="character" w:styleId="SalutationChar">
     <w:name w:val="Salutation Char"/>
     <w:qFormat/>
     <w:rPr>
-      <w:lang w:bidi="ar-SA"/>
+      <w:lang w:val="en-US" w:bidi="ar-SA"/>
     </w:rPr>
   </w:style>
   <w:style w:type="character" w:styleId="SignatureChar">
     <w:name w:val="Signature Char"/>
     <w:qFormat/>
     <w:rPr>
-      <w:lang w:bidi="ar-SA"/>
+      <w:lang w:val="en-US" w:bidi="ar-SA"/>
     </w:rPr>
   </w:style>
   <w:style w:type="character" w:styleId="Bodytext4NotItalic">
@@ -12235,7 +12019,7 @@
       <w:color w:val="000000"/>
       <w:sz w:val="22"/>
       <w:szCs w:val="24"/>
-      <w:lang w:bidi="ar-SA"/>
+      <w:lang w:val="en-US" w:bidi="ar-SA"/>
     </w:rPr>
   </w:style>
   <w:style w:type="character" w:styleId="88Char">
@@ -12245,7 +12029,7 @@
       <w:rFonts w:ascii="Arial" w:hAnsi="Arial" w:cs="Arial"/>
       <w:sz w:val="24"/>
       <w:szCs w:val="24"/>
-      <w:lang w:val="en-US" w:bidi="ar-SA"/>
+      <w:lang w:val="vi-VN" w:bidi="ar-SA"/>
     </w:rPr>
   </w:style>
   <w:style w:type="character" w:styleId="1ngoacChar">
@@ -12255,7 +12039,7 @@
       <w:rFonts w:ascii="Arial" w:hAnsi="Arial" w:cs="Arial"/>
       <w:sz w:val="24"/>
       <w:szCs w:val="24"/>
-      <w:lang w:bidi="ar-SA"/>
+      <w:lang w:val="en-US" w:bidi="ar-SA"/>
     </w:rPr>
   </w:style>
   <w:style w:type="character" w:styleId="168Char">
@@ -12266,7 +12050,7 @@
       <w:bCs/>
       <w:sz w:val="24"/>
       <w:szCs w:val="24"/>
-      <w:lang w:val="en-US" w:bidi="ar-SA"/>
+      <w:lang w:val="vi-VN" w:bidi="ar-SA"/>
     </w:rPr>
   </w:style>
   <w:style w:type="character" w:styleId="1congoacChar">
@@ -12276,7 +12060,7 @@
       <w:rFonts w:ascii="Arial" w:hAnsi="Arial" w:cs="Arial"/>
       <w:sz w:val="24"/>
       <w:szCs w:val="24"/>
-      <w:lang w:bidi="ar-SA"/>
+      <w:lang w:val="en-US" w:bidi="ar-SA"/>
     </w:rPr>
   </w:style>
   <w:style w:type="character" w:styleId="ANgoacChar">
@@ -12286,7 +12070,7 @@
       <w:rFonts w:ascii="Arial" w:hAnsi="Arial" w:cs="Arial"/>
       <w:sz w:val="24"/>
       <w:szCs w:val="24"/>
-      <w:lang w:val="en-US" w:bidi="ar-SA"/>
+      <w:lang w:val="vi-VN" w:bidi="ar-SA"/>
     </w:rPr>
   </w:style>
   <w:style w:type="character" w:styleId="248Char">
@@ -12297,7 +12081,7 @@
       <w:bCs/>
       <w:sz w:val="24"/>
       <w:szCs w:val="24"/>
-      <w:lang w:val="en-US" w:bidi="ar-SA"/>
+      <w:lang w:val="vi-VN" w:bidi="ar-SA"/>
     </w:rPr>
   </w:style>
   <w:style w:type="character" w:styleId="368Char">
@@ -12308,7 +12092,7 @@
       <w:bCs/>
       <w:sz w:val="24"/>
       <w:szCs w:val="24"/>
-      <w:lang w:bidi="ar-SA"/>
+      <w:lang w:val="en-US" w:bidi="ar-SA"/>
     </w:rPr>
   </w:style>
   <w:style w:type="character" w:styleId="08Char">
@@ -12317,7 +12101,7 @@
     <w:rPr>
       <w:rFonts w:ascii="Arial" w:hAnsi="Arial" w:cs="Arial"/>
       <w:sz w:val="24"/>
-      <w:lang w:val="en-US" w:bidi="ar-SA"/>
+      <w:lang w:val="vi-VN" w:bidi="ar-SA"/>
     </w:rPr>
   </w:style>
   <w:style w:type="character" w:styleId="0BangChar">
@@ -12327,7 +12111,7 @@
       <w:rFonts w:ascii="Arial" w:hAnsi="Arial" w:cs="Arial"/>
       <w:b/>
       <w:sz w:val="24"/>
-      <w:lang w:val="en-US" w:bidi="ar-SA"/>
+      <w:lang w:val="vi-VN" w:bidi="ar-SA"/>
     </w:rPr>
   </w:style>
   <w:style w:type="character" w:styleId="CommentTextChar1">
@@ -12357,7 +12141,7 @@
       <w:b/>
       <w:sz w:val="24"/>
       <w:szCs w:val="22"/>
-      <w:lang w:val="en-US" w:bidi="ar-SA"/>
+      <w:lang w:val="vi-VN" w:bidi="ar-SA"/>
     </w:rPr>
   </w:style>
   <w:style w:type="character" w:styleId="BPhanMuclucChar">
@@ -12368,7 +12152,7 @@
       <w:b/>
       <w:sz w:val="24"/>
       <w:szCs w:val="22"/>
-      <w:lang w:val="en-US" w:bidi="ar-SA"/>
+      <w:lang w:val="vi-VN" w:bidi="ar-SA"/>
     </w:rPr>
   </w:style>
   <w:style w:type="character" w:styleId="Style4Char">
@@ -12380,7 +12164,7 @@
       <w:kern w:val="2"/>
       <w:sz w:val="28"/>
       <w:szCs w:val="28"/>
-      <w:lang w:bidi="ar-SA"/>
+      <w:lang w:val="en-US" w:bidi="ar-SA"/>
     </w:rPr>
   </w:style>
   <w:style w:type="character" w:styleId="1phanChar">
@@ -12391,7 +12175,7 @@
       <w:b/>
       <w:sz w:val="24"/>
       <w:szCs w:val="24"/>
-      <w:lang w:bidi="ar-SA"/>
+      <w:lang w:val="en-US" w:bidi="ar-SA"/>
     </w:rPr>
   </w:style>
   <w:style w:type="character" w:styleId="016Char">
@@ -12401,7 +12185,7 @@
       <w:rFonts w:ascii="Arial" w:hAnsi="Arial" w:cs="Arial"/>
       <w:b/>
       <w:sz w:val="24"/>
-      <w:lang w:bidi="ar-SA"/>
+      <w:lang w:val="en-US" w:bidi="ar-SA"/>
     </w:rPr>
   </w:style>
   <w:style w:type="character" w:styleId="3chamChar">
@@ -12411,7 +12195,7 @@
       <w:rFonts w:ascii="Arial" w:hAnsi="Arial" w:cs="Arial"/>
       <w:b/>
       <w:sz w:val="24"/>
-      <w:lang w:bidi="ar-SA"/>
+      <w:lang w:val="en-US" w:bidi="ar-SA"/>
     </w:rPr>
   </w:style>
   <w:style w:type="character" w:styleId="StyleArial12ptBoldJustifiedLeft0cmHanging195cmChar">
@@ -12422,7 +12206,7 @@
       <w:b/>
       <w:bCs/>
       <w:sz w:val="24"/>
-      <w:lang w:bidi="ar-SA"/>
+      <w:lang w:val="en-US" w:bidi="ar-SA"/>
     </w:rPr>
   </w:style>
   <w:style w:type="character" w:styleId="3cham1Char">
@@ -12432,7 +12216,7 @@
       <w:rFonts w:ascii="Arial" w:hAnsi="Arial" w:eastAsia="Malgun Gothic" w:cs="Arial"/>
       <w:sz w:val="24"/>
       <w:szCs w:val="24"/>
-      <w:lang w:bidi="ar-SA"/>
+      <w:lang w:val="en-US" w:bidi="ar-SA"/>
     </w:rPr>
   </w:style>
   <w:style w:type="character" w:styleId="NORMAL1Char">
@@ -12453,7 +12237,7 @@
       <w:rFonts w:ascii="Arial" w:hAnsi="Arial" w:eastAsia="MS Mincho" w:cs="Arial"/>
       <w:sz w:val="24"/>
       <w:szCs w:val="24"/>
-      <w:lang w:val="en-US" w:bidi="ar-SA"/>
+      <w:lang w:val="vi-VN" w:bidi="ar-SA"/>
     </w:rPr>
   </w:style>
   <w:style w:type="character" w:styleId="NORMAL111Char">
@@ -12463,7 +12247,7 @@
       <w:rFonts w:ascii="Arial" w:hAnsi="Arial" w:cs="Arial"/>
       <w:sz w:val="24"/>
       <w:szCs w:val="24"/>
-      <w:lang w:bidi="ar-SA"/>
+      <w:lang w:val="en-US" w:bidi="ar-SA"/>
     </w:rPr>
   </w:style>
   <w:style w:type="character" w:styleId="NORMAL1Char1">
@@ -12473,7 +12257,7 @@
       <w:rFonts w:ascii="Arial" w:hAnsi="Arial" w:cs="Arial"/>
       <w:sz w:val="24"/>
       <w:szCs w:val="24"/>
-      <w:lang w:bidi="ar-SA"/>
+      <w:lang w:val="en-US" w:bidi="ar-SA"/>
     </w:rPr>
   </w:style>
   <w:style w:type="character" w:styleId="normal1indentChar">
@@ -12488,7 +12272,7 @@
     <w:rPr>
       <w:rFonts w:ascii="VNTime" w:hAnsi="VNTime" w:cs="VNTime"/>
       <w:sz w:val="22"/>
-      <w:lang w:bidi="ar-SA"/>
+      <w:lang w:val="en-US" w:bidi="ar-SA"/>
     </w:rPr>
   </w:style>
   <w:style w:type="character" w:styleId="texChar">
@@ -12496,7 +12280,7 @@
     <w:qFormat/>
     <w:rPr>
       <w:rFonts w:ascii="VNTime" w:hAnsi="VNTime" w:cs="VNTime"/>
-      <w:lang w:bidi="ar-SA"/>
+      <w:lang w:val="en-US" w:bidi="ar-SA"/>
     </w:rPr>
   </w:style>
   <w:style w:type="character" w:styleId="ChapterCharChar">
@@ -12529,7 +12313,7 @@
       <w:rFonts w:ascii=".VnTime" w:hAnsi=".VnTime" w:cs=".VnTime"/>
       <w:sz w:val="28"/>
       <w:szCs w:val="28"/>
-      <w:lang w:bidi="ar-SA"/>
+      <w:lang w:val="en-US" w:bidi="ar-SA"/>
     </w:rPr>
   </w:style>
   <w:style w:type="character" w:styleId="Vnbnnidung">
@@ -12599,7 +12383,7 @@
       <w:rFonts w:eastAsia="Calibri"/>
       <w:sz w:val="28"/>
       <w:szCs w:val="22"/>
-      <w:lang w:bidi="ar-SA"/>
+      <w:lang w:val="en-US" w:bidi="ar-SA"/>
     </w:rPr>
   </w:style>
   <w:style w:type="character" w:styleId="Vnbnnidung2">
@@ -12609,7 +12393,7 @@
       <w:rFonts w:eastAsia="Calibri"/>
       <w:sz w:val="28"/>
       <w:szCs w:val="22"/>
-      <w:lang w:bidi="ar-SA"/>
+      <w:lang w:val="en-US" w:bidi="ar-SA"/>
     </w:rPr>
   </w:style>
   <w:style w:type="character" w:styleId="Vnbnnidung5">
@@ -12780,7 +12564,7 @@
       <w:b/>
       <w:sz w:val="32"/>
       <w:szCs w:val="26"/>
-      <w:lang w:val="en-US" w:eastAsia="en-US"/>
+      <w:lang w:val="vi-VN" w:eastAsia="vi-VN"/>
     </w:rPr>
   </w:style>
   <w:style w:type="paragraph" w:styleId="BodyText212">
@@ -12827,8 +12611,8 @@
       <w:suppressLineNumbers/>
       <w:tabs>
         <w:tab w:val="clear" w:pos="709"/>
-        <w:tab w:val="center" w:pos="4986" w:leader="none"/>
-        <w:tab w:val="right" w:pos="9972" w:leader="none"/>
+        <w:tab w:val="center" w:pos="4819" w:leader="none"/>
+        <w:tab w:val="right" w:pos="9638" w:leader="none"/>
       </w:tabs>
     </w:pPr>
     <w:rPr/>
@@ -13952,7 +13736,7 @@
     <w:rPr>
       <w:sz w:val="20"/>
       <w:szCs w:val="20"/>
-      <w:lang w:val="en-AU" w:eastAsia="en-US"/>
+      <w:lang w:val="en-AU" w:eastAsia="vi-VN"/>
     </w:rPr>
   </w:style>
   <w:style w:type="paragraph" w:styleId="Style11">
@@ -14026,7 +13810,7 @@
     </w:pPr>
     <w:rPr>
       <w:spacing w:val="-10"/>
-      <w:lang w:val="en-US" w:eastAsia="en-US"/>
+      <w:lang w:val="vi-VN" w:eastAsia="vi-VN"/>
     </w:rPr>
   </w:style>
   <w:style w:type="paragraph" w:styleId="TOC2">
@@ -14043,7 +13827,7 @@
       <w:rFonts w:ascii="Arial" w:hAnsi="Arial" w:cs="Arial"/>
       <w:sz w:val="25"/>
       <w:szCs w:val="25"/>
-      <w:lang w:val="en-US" w:eastAsia="en-US"/>
+      <w:lang w:val="vi-VN" w:eastAsia="vi-VN"/>
     </w:rPr>
   </w:style>
   <w:style w:type="paragraph" w:styleId="TOC3">
@@ -14584,7 +14368,7 @@
       <w:color w:val="000000"/>
       <w:sz w:val="24"/>
       <w:szCs w:val="24"/>
-      <w:lang w:bidi="ar-SA" w:val="en-US" w:eastAsia="zh-CN"/>
+      <w:lang w:val="en-US" w:bidi="ar-SA" w:eastAsia="zh-CN"/>
     </w:rPr>
   </w:style>
   <w:style w:type="paragraph" w:styleId="Char1CharCharChar1CharCharChar">
@@ -15059,7 +14843,7 @@
       <w:color w:val="auto"/>
       <w:sz w:val="32"/>
       <w:szCs w:val="32"/>
-      <w:lang w:bidi="ar-SA" w:val="en-US" w:eastAsia="zh-CN"/>
+      <w:lang w:val="en-US" w:bidi="ar-SA" w:eastAsia="zh-CN"/>
     </w:rPr>
   </w:style>
   <w:style w:type="paragraph" w:styleId="than">
@@ -15077,7 +14861,7 @@
       <w:color w:val="auto"/>
       <w:sz w:val="28"/>
       <w:szCs w:val="28"/>
-      <w:lang w:bidi="ar-SA" w:val="en-US" w:eastAsia="zh-CN"/>
+      <w:lang w:val="en-US" w:bidi="ar-SA" w:eastAsia="zh-CN"/>
     </w:rPr>
   </w:style>
   <w:style w:type="paragraph" w:styleId="tenmon">
@@ -15095,7 +14879,7 @@
       <w:color w:val="auto"/>
       <w:sz w:val="28"/>
       <w:szCs w:val="28"/>
-      <w:lang w:bidi="ar-SA" w:val="en-US" w:eastAsia="zh-CN"/>
+      <w:lang w:val="en-US" w:bidi="ar-SA" w:eastAsia="zh-CN"/>
     </w:rPr>
   </w:style>
   <w:style w:type="paragraph" w:styleId="bang1">
@@ -15111,7 +14895,7 @@
       <w:color w:val="auto"/>
       <w:sz w:val="28"/>
       <w:szCs w:val="28"/>
-      <w:lang w:bidi="ar-SA" w:val="en-US" w:eastAsia="zh-CN"/>
+      <w:lang w:val="en-US" w:bidi="ar-SA" w:eastAsia="zh-CN"/>
     </w:rPr>
   </w:style>
   <w:style w:type="paragraph" w:styleId="bang2">
@@ -15126,7 +14910,7 @@
       <w:color w:val="auto"/>
       <w:sz w:val="28"/>
       <w:szCs w:val="28"/>
-      <w:lang w:bidi="ar-SA" w:val="en-US" w:eastAsia="zh-CN"/>
+      <w:lang w:val="en-US" w:bidi="ar-SA" w:eastAsia="zh-CN"/>
     </w:rPr>
   </w:style>
   <w:style w:type="paragraph" w:styleId="bang21">
@@ -15153,7 +14937,7 @@
       <w:color w:val="auto"/>
       <w:sz w:val="36"/>
       <w:szCs w:val="36"/>
-      <w:lang w:bidi="ar-SA" w:val="en-US" w:eastAsia="zh-CN"/>
+      <w:lang w:val="en-US" w:bidi="ar-SA" w:eastAsia="zh-CN"/>
     </w:rPr>
   </w:style>
   <w:style w:type="paragraph" w:styleId="bang3">
@@ -15169,7 +14953,7 @@
       <w:color w:val="auto"/>
       <w:sz w:val="28"/>
       <w:szCs w:val="28"/>
-      <w:lang w:bidi="ar-SA" w:val="en-US" w:eastAsia="zh-CN"/>
+      <w:lang w:val="en-US" w:bidi="ar-SA" w:eastAsia="zh-CN"/>
     </w:rPr>
   </w:style>
   <w:style w:type="paragraph" w:styleId="BodyTextFirstIndent2">
@@ -15326,7 +15110,7 @@
       <w:color w:val="auto"/>
       <w:sz w:val="24"/>
       <w:szCs w:val="24"/>
-      <w:lang w:bidi="ar-SA" w:val="en-US" w:eastAsia="zh-CN"/>
+      <w:lang w:val="en-US" w:bidi="ar-SA" w:eastAsia="zh-CN"/>
     </w:rPr>
   </w:style>
   <w:style w:type="paragraph" w:styleId="i2">
@@ -15413,7 +15197,7 @@
       <w:color w:val="auto"/>
       <w:sz w:val="26"/>
       <w:szCs w:val="26"/>
-      <w:lang w:bidi="ar-SA" w:val="en-US" w:eastAsia="zh-CN"/>
+      <w:lang w:val="en-US" w:bidi="ar-SA" w:eastAsia="zh-CN"/>
     </w:rPr>
   </w:style>
   <w:style w:type="paragraph" w:styleId="Form">
@@ -15555,7 +15339,7 @@
       <w:color w:val="auto"/>
       <w:sz w:val="28"/>
       <w:szCs w:val="28"/>
-      <w:lang w:bidi="ar-SA" w:val="en-US" w:eastAsia="zh-CN"/>
+      <w:lang w:val="en-US" w:bidi="ar-SA" w:eastAsia="zh-CN"/>
     </w:rPr>
   </w:style>
   <w:style w:type="paragraph" w:styleId="TieuDeMuc">
@@ -15573,7 +15357,7 @@
       <w:color w:val="auto"/>
       <w:sz w:val="26"/>
       <w:szCs w:val="28"/>
-      <w:lang w:bidi="ar-SA" w:val="en-US" w:eastAsia="zh-CN"/>
+      <w:lang w:val="en-US" w:bidi="ar-SA" w:eastAsia="zh-CN"/>
     </w:rPr>
   </w:style>
   <w:style w:type="paragraph" w:styleId="Than1">
@@ -15601,7 +15385,7 @@
       <w:color w:val="auto"/>
       <w:sz w:val="24"/>
       <w:szCs w:val="24"/>
-      <w:lang w:bidi="ar-SA" w:val="en-US" w:eastAsia="zh-CN"/>
+      <w:lang w:val="en-US" w:bidi="ar-SA" w:eastAsia="zh-CN"/>
     </w:rPr>
   </w:style>
   <w:style w:type="paragraph" w:styleId="font5">
@@ -17147,7 +16931,7 @@
     <w:rPr>
       <w:sz w:val="20"/>
       <w:szCs w:val="20"/>
-      <w:lang w:val="en-AU" w:eastAsia="en-US"/>
+      <w:lang w:val="en-AU" w:eastAsia="vi-VN"/>
     </w:rPr>
   </w:style>
   <w:style w:type="paragraph" w:styleId="Char1CharChar11">
@@ -17767,7 +17551,7 @@
       <w:color w:val="auto"/>
       <w:sz w:val="20"/>
       <w:szCs w:val="20"/>
-      <w:lang w:bidi="ar-SA" w:val="en-US" w:eastAsia="zh-CN"/>
+      <w:lang w:val="en-US" w:bidi="ar-SA" w:eastAsia="zh-CN"/>
     </w:rPr>
   </w:style>
   <w:style w:type="paragraph" w:styleId="MessageHeader">
@@ -18202,7 +17986,7 @@
       <w:color w:val="auto"/>
       <w:sz w:val="22"/>
       <w:szCs w:val="22"/>
-      <w:lang w:bidi="en-US" w:val="en-US" w:eastAsia="zh-CN"/>
+      <w:lang w:val="en-US" w:bidi="en-US" w:eastAsia="zh-CN"/>
     </w:rPr>
   </w:style>
   <w:style w:type="paragraph" w:styleId="Quote">
@@ -18275,7 +18059,7 @@
       <w:vanish/>
       <w:sz w:val="16"/>
       <w:szCs w:val="16"/>
-      <w:lang w:val="en-US" w:eastAsia="en-US"/>
+      <w:lang w:val="vi-VN" w:eastAsia="vi-VN"/>
     </w:rPr>
   </w:style>
   <w:style w:type="paragraph" w:styleId="CharCharCharCharCharChar1CharCharChar">
@@ -23278,7 +23062,7 @@
       <w:kern w:val="2"/>
       <w:sz w:val="28"/>
       <w:szCs w:val="28"/>
-      <w:lang w:bidi="ar-SA" w:val="en-US" w:eastAsia="zh-CN"/>
+      <w:lang w:val="en-US" w:bidi="ar-SA" w:eastAsia="zh-CN"/>
     </w:rPr>
   </w:style>
   <w:style w:type="paragraph" w:styleId="Headline">
@@ -23297,7 +23081,7 @@
       <w:kern w:val="2"/>
       <w:sz w:val="46"/>
       <w:szCs w:val="46"/>
-      <w:lang w:bidi="ar-SA" w:val="en-US" w:eastAsia="zh-CN"/>
+      <w:lang w:val="en-US" w:bidi="ar-SA" w:eastAsia="zh-CN"/>
     </w:rPr>
   </w:style>
   <w:style w:type="paragraph" w:styleId="PublicationName">
@@ -23318,7 +23102,7 @@
       <w:kern w:val="2"/>
       <w:sz w:val="32"/>
       <w:szCs w:val="32"/>
-      <w:lang w:bidi="ar-SA" w:val="en-US" w:eastAsia="zh-CN"/>
+      <w:lang w:val="en-US" w:bidi="ar-SA" w:eastAsia="zh-CN"/>
     </w:rPr>
   </w:style>
   <w:style w:type="paragraph" w:styleId="PublicationDate">
@@ -23338,7 +23122,7 @@
       <w:kern w:val="2"/>
       <w:sz w:val="28"/>
       <w:szCs w:val="28"/>
-      <w:lang w:bidi="ar-SA" w:val="en-US" w:eastAsia="zh-CN"/>
+      <w:lang w:val="en-US" w:bidi="ar-SA" w:eastAsia="zh-CN"/>
     </w:rPr>
   </w:style>
   <w:style w:type="paragraph" w:styleId="Name">
@@ -23871,7 +23655,7 @@
       <w:color w:val="auto"/>
       <w:sz w:val="28"/>
       <w:szCs w:val="28"/>
-      <w:lang w:bidi="ar-SA" w:val="en-US" w:eastAsia="zh-CN"/>
+      <w:lang w:val="en-US" w:bidi="ar-SA" w:eastAsia="zh-CN"/>
     </w:rPr>
   </w:style>
   <w:style w:type="paragraph" w:styleId="NumberedParagraphCharChar">
@@ -24463,7 +24247,7 @@
       <w:color w:val="FF0000"/>
       <w:sz w:val="28"/>
       <w:szCs w:val="28"/>
-      <w:lang w:val="vi-VN" w:eastAsia="en-US"/>
+      <w:lang w:val="vi-VN" w:eastAsia="vi-VN"/>
     </w:rPr>
   </w:style>
   <w:style w:type="paragraph" w:styleId="MERSskillsknowledge">
@@ -24491,7 +24275,7 @@
     </w:pPr>
     <w:rPr>
       <w:color w:val="000000"/>
-      <w:lang w:val="en-AU" w:eastAsia="en-US"/>
+      <w:lang w:val="en-AU" w:eastAsia="vi-VN"/>
     </w:rPr>
   </w:style>
   <w:style w:type="paragraph" w:styleId="t1">
@@ -25429,7 +25213,7 @@
       <w:color w:val="auto"/>
       <w:sz w:val="26"/>
       <w:szCs w:val="20"/>
-      <w:lang w:val="en-US" w:eastAsia="en-US" w:bidi="ar-SA"/>
+      <w:lang w:val="en-US" w:eastAsia="vi-VN" w:bidi="ar-SA"/>
     </w:rPr>
   </w:style>
   <w:style w:type="paragraph" w:styleId="Style9CharChar1">
@@ -25446,7 +25230,7 @@
       <w:rFonts w:ascii=".VnTime" w:hAnsi=".VnTime" w:cs=".VnTime"/>
       <w:sz w:val="26"/>
       <w:szCs w:val="24"/>
-      <w:lang w:val="it-IT" w:eastAsia="en-US"/>
+      <w:lang w:val="it-IT" w:eastAsia="vi-VN"/>
     </w:rPr>
   </w:style>
   <w:style w:type="paragraph" w:styleId="StyleTimesNewRomanFirstline127cmBefore3pt">
@@ -25620,7 +25404,7 @@
       <w:rFonts w:ascii=".VnTime" w:hAnsi=".VnTime" w:cs=".VnTime"/>
       <w:sz w:val="26"/>
       <w:szCs w:val="24"/>
-      <w:lang w:val="it-IT" w:eastAsia="en-US"/>
+      <w:lang w:val="it-IT" w:eastAsia="vi-VN"/>
     </w:rPr>
   </w:style>
   <w:style w:type="paragraph" w:styleId="Style9CharCharCharChar">
@@ -25969,7 +25753,7 @@
       <w:rFonts w:ascii="Arial" w:hAnsi="Arial" w:cs="Arial"/>
       <w:sz w:val="24"/>
       <w:szCs w:val="20"/>
-      <w:lang w:val="en-US"/>
+      <w:lang w:val="vi-VN"/>
     </w:rPr>
   </w:style>
   <w:style w:type="paragraph" w:styleId="1phan">
@@ -26457,7 +26241,7 @@
     <w:rPr>
       <w:rFonts w:ascii=".VnTime" w:hAnsi=".VnTime" w:cs=".VnTime"/>
       <w:szCs w:val="20"/>
-      <w:lang w:val="vi-VN" w:eastAsia="en-US"/>
+      <w:lang w:val="vi-VN" w:eastAsia="vi-VN"/>
     </w:rPr>
   </w:style>
   <w:style w:type="paragraph" w:styleId="GiuaCharChar">
@@ -26497,7 +26281,7 @@
     <w:rPr>
       <w:sz w:val="20"/>
       <w:szCs w:val="20"/>
-      <w:lang w:val="en-AU" w:eastAsia="en-US"/>
+      <w:lang w:val="en-AU" w:eastAsia="vi-VN"/>
     </w:rPr>
   </w:style>
   <w:style w:type="paragraph" w:styleId="CharCharCharCharCharCharCharCharCharCharCharCharCharCharCharCharCharCharCharCharChar">
@@ -26510,7 +26294,7 @@
     <w:rPr>
       <w:sz w:val="20"/>
       <w:szCs w:val="20"/>
-      <w:lang w:val="en-AU" w:eastAsia="en-US"/>
+      <w:lang w:val="en-AU" w:eastAsia="vi-VN"/>
     </w:rPr>
   </w:style>
   <w:style w:type="paragraph" w:styleId="MB">
@@ -26574,7 +26358,7 @@
       <w:color w:val="auto"/>
       <w:sz w:val="26"/>
       <w:szCs w:val="22"/>
-      <w:lang w:bidi="ar-SA" w:val="en-US" w:eastAsia="zh-CN"/>
+      <w:lang w:val="en-US" w:bidi="ar-SA" w:eastAsia="zh-CN"/>
     </w:rPr>
   </w:style>
   <w:style w:type="paragraph" w:styleId="ThongTu">
@@ -26589,7 +26373,7 @@
       <w:rFonts w:eastAsia="Batang"/>
       <w:bCs/>
       <w:color w:val="1F497D"/>
-      <w:lang w:val="en-US" w:eastAsia="en-US"/>
+      <w:lang w:val="vi-VN" w:eastAsia="vi-VN"/>
     </w:rPr>
   </w:style>
   <w:style w:type="paragraph" w:styleId="su">
@@ -26834,7 +26618,7 @@
       <w:color w:val="000000"/>
       <w:sz w:val="22"/>
       <w:szCs w:val="22"/>
-      <w:lang w:val="en-US" w:eastAsia="en-US"/>
+      <w:lang w:val="vi-VN" w:eastAsia="vi-VN"/>
     </w:rPr>
   </w:style>
   <w:style w:type="paragraph" w:styleId="8DakyCharCharChar">
@@ -26885,7 +26669,7 @@
       <w:color w:val="000000"/>
       <w:sz w:val="36"/>
       <w:szCs w:val="36"/>
-      <w:lang w:bidi="ar-SA" w:val="en-US" w:eastAsia="zh-CN"/>
+      <w:lang w:val="en-US" w:bidi="ar-SA" w:eastAsia="zh-CN"/>
     </w:rPr>
   </w:style>
   <w:style w:type="paragraph" w:styleId="10chutrongbang">
@@ -26924,7 +26708,7 @@
       <w:color w:val="000000"/>
       <w:sz w:val="26"/>
       <w:szCs w:val="20"/>
-      <w:lang w:bidi="ar-SA" w:val="en-US" w:eastAsia="zh-CN"/>
+      <w:lang w:val="en-US" w:bidi="ar-SA" w:eastAsia="zh-CN"/>
     </w:rPr>
   </w:style>
   <w:style w:type="paragraph" w:styleId="cChar1CharCharChar">
@@ -27017,7 +26801,7 @@
       <w:color w:val="000000"/>
       <w:sz w:val="22"/>
       <w:szCs w:val="20"/>
-      <w:lang w:bidi="ar-SA" w:val="en-US" w:eastAsia="zh-CN"/>
+      <w:lang w:val="en-US" w:bidi="ar-SA" w:eastAsia="zh-CN"/>
     </w:rPr>
   </w:style>
   <w:style w:type="paragraph" w:styleId="5somucCharChar">
@@ -27233,7 +27017,7 @@
       <w:color w:val="000000"/>
       <w:sz w:val="22"/>
       <w:szCs w:val="22"/>
-      <w:lang w:bidi="ar-SA" w:val="en-US" w:eastAsia="zh-CN"/>
+      <w:lang w:val="en-US" w:bidi="ar-SA" w:eastAsia="zh-CN"/>
     </w:rPr>
   </w:style>
   <w:style w:type="paragraph" w:styleId="DNtd1tencq">
@@ -27252,7 +27036,7 @@
       <w:color w:val="000000"/>
       <w:sz w:val="20"/>
       <w:szCs w:val="20"/>
-      <w:lang w:bidi="ar-SA" w:val="en-US" w:eastAsia="zh-CN"/>
+      <w:lang w:val="en-US" w:bidi="ar-SA" w:eastAsia="zh-CN"/>
     </w:rPr>
   </w:style>
   <w:style w:type="paragraph" w:styleId="tk">
@@ -27301,7 +27085,7 @@
       <w:color w:val="000000"/>
       <w:sz w:val="32"/>
       <w:szCs w:val="32"/>
-      <w:lang w:bidi="ar-SA" w:val="en-US" w:eastAsia="zh-CN"/>
+      <w:lang w:val="en-US" w:bidi="ar-SA" w:eastAsia="zh-CN"/>
     </w:rPr>
   </w:style>
   <w:style w:type="paragraph" w:styleId="cChar1">
@@ -27455,7 +27239,7 @@
       <w:color w:val="000000"/>
       <w:sz w:val="20"/>
       <w:szCs w:val="22"/>
-      <w:lang w:bidi="ar-SA" w:val="en-US" w:eastAsia="zh-CN"/>
+      <w:lang w:val="en-US" w:bidi="ar-SA" w:eastAsia="zh-CN"/>
     </w:rPr>
   </w:style>
   <w:style w:type="paragraph" w:styleId="DNkyCQky">
@@ -27478,7 +27262,7 @@
       <w:color w:val="auto"/>
       <w:sz w:val="20"/>
       <w:szCs w:val="20"/>
-      <w:lang w:bidi="ar-SA" w:val="en-US" w:eastAsia="zh-CN"/>
+      <w:lang w:val="en-US" w:bidi="ar-SA" w:eastAsia="zh-CN"/>
     </w:rPr>
   </w:style>
   <w:style w:type="paragraph" w:styleId="c1d">
@@ -27791,7 +27575,7 @@
       <w:color w:val="000000"/>
       <w:sz w:val="21"/>
       <w:szCs w:val="22"/>
-      <w:lang w:bidi="ar-SA" w:val="en-US" w:eastAsia="zh-CN"/>
+      <w:lang w:val="en-US" w:bidi="ar-SA" w:eastAsia="zh-CN"/>
     </w:rPr>
   </w:style>
   <w:style w:type="paragraph" w:styleId="DNbangtieude">
@@ -27810,7 +27594,7 @@
       <w:color w:val="000000"/>
       <w:sz w:val="21"/>
       <w:szCs w:val="22"/>
-      <w:lang w:bidi="ar-SA" w:val="en-US" w:eastAsia="zh-CN"/>
+      <w:lang w:val="en-US" w:bidi="ar-SA" w:eastAsia="zh-CN"/>
     </w:rPr>
   </w:style>
   <w:style w:type="paragraph" w:styleId="DNbieusauky">
@@ -27829,7 +27613,7 @@
       <w:color w:val="000000"/>
       <w:sz w:val="22"/>
       <w:szCs w:val="22"/>
-      <w:lang w:bidi="ar-SA" w:val="en-US" w:eastAsia="zh-CN"/>
+      <w:lang w:val="en-US" w:bidi="ar-SA" w:eastAsia="zh-CN"/>
     </w:rPr>
   </w:style>
   <w:style w:type="paragraph" w:styleId="DNkynguoiky">
@@ -27852,7 +27636,7 @@
       <w:color w:val="000000"/>
       <w:sz w:val="22"/>
       <w:szCs w:val="22"/>
-      <w:lang w:bidi="ar-SA" w:val="en-US" w:eastAsia="zh-CN"/>
+      <w:lang w:val="en-US" w:bidi="ar-SA" w:eastAsia="zh-CN"/>
     </w:rPr>
   </w:style>
   <w:style w:type="paragraph" w:styleId="DNnd3mucA">
@@ -27870,7 +27654,7 @@
       <w:color w:val="000000"/>
       <w:sz w:val="22"/>
       <w:szCs w:val="22"/>
-      <w:lang w:bidi="ar-SA" w:val="en-US" w:eastAsia="zh-CN"/>
+      <w:lang w:val="en-US" w:bidi="ar-SA" w:eastAsia="zh-CN"/>
     </w:rPr>
   </w:style>
   <w:style w:type="paragraph" w:styleId="DNnd4dieu">
@@ -27891,7 +27675,7 @@
       <w:color w:val="000000"/>
       <w:sz w:val="22"/>
       <w:szCs w:val="22"/>
-      <w:lang w:bidi="ar-SA" w:val="en-US" w:eastAsia="zh-CN"/>
+      <w:lang w:val="en-US" w:bidi="ar-SA" w:eastAsia="zh-CN"/>
     </w:rPr>
   </w:style>
   <w:style w:type="paragraph" w:styleId="DNnd5mucnho12ab">
@@ -27913,7 +27697,7 @@
       <w:color w:val="000000"/>
       <w:sz w:val="22"/>
       <w:szCs w:val="22"/>
-      <w:lang w:bidi="ar-SA" w:val="en-US" w:eastAsia="zh-CN"/>
+      <w:lang w:val="en-US" w:bidi="ar-SA" w:eastAsia="zh-CN"/>
     </w:rPr>
   </w:style>
   <w:style w:type="paragraph" w:styleId="DNnd6vanban">
@@ -27933,7 +27717,7 @@
       <w:color w:val="000000"/>
       <w:sz w:val="22"/>
       <w:szCs w:val="22"/>
-      <w:lang w:bidi="ar-SA" w:val="en-US" w:eastAsia="zh-CN"/>
+      <w:lang w:val="en-US" w:bidi="ar-SA" w:eastAsia="zh-CN"/>
     </w:rPr>
   </w:style>
   <w:style w:type="paragraph" w:styleId="DNnd7VBnghieng">
@@ -27954,7 +27738,7 @@
       <w:color w:val="000000"/>
       <w:sz w:val="22"/>
       <w:szCs w:val="22"/>
-      <w:lang w:bidi="ar-SA" w:val="en-US" w:eastAsia="zh-CN"/>
+      <w:lang w:val="en-US" w:bidi="ar-SA" w:eastAsia="zh-CN"/>
     </w:rPr>
   </w:style>
   <w:style w:type="paragraph" w:styleId="DNplphuluc">
@@ -27970,7 +27754,7 @@
       <w:color w:val="000000"/>
       <w:sz w:val="22"/>
       <w:szCs w:val="32"/>
-      <w:lang w:bidi="ar-SA" w:val="en-US" w:eastAsia="zh-CN"/>
+      <w:lang w:val="en-US" w:bidi="ar-SA" w:eastAsia="zh-CN"/>
     </w:rPr>
   </w:style>
   <w:style w:type="paragraph" w:styleId="DNtd2tennuoc">
@@ -27989,7 +27773,7 @@
       <w:color w:val="000000"/>
       <w:sz w:val="20"/>
       <w:szCs w:val="20"/>
-      <w:lang w:bidi="ar-SA" w:val="en-US" w:eastAsia="zh-CN"/>
+      <w:lang w:val="en-US" w:bidi="ar-SA" w:eastAsia="zh-CN"/>
     </w:rPr>
   </w:style>
   <w:style w:type="paragraph" w:styleId="DNtd3DLTDHP">
@@ -28008,7 +27792,7 @@
       <w:color w:val="000000"/>
       <w:sz w:val="22"/>
       <w:szCs w:val="22"/>
-      <w:lang w:bidi="ar-SA" w:val="en-US" w:eastAsia="zh-CN"/>
+      <w:lang w:val="en-US" w:bidi="ar-SA" w:eastAsia="zh-CN"/>
     </w:rPr>
   </w:style>
   <w:style w:type="paragraph" w:styleId="DNtd4so">
@@ -28031,7 +27815,7 @@
       <w:color w:val="000000"/>
       <w:sz w:val="22"/>
       <w:szCs w:val="22"/>
-      <w:lang w:bidi="ar-SA" w:val="en-US" w:eastAsia="zh-CN"/>
+      <w:lang w:val="en-US" w:bidi="ar-SA" w:eastAsia="zh-CN"/>
     </w:rPr>
   </w:style>
   <w:style w:type="paragraph" w:styleId="StylecLeft">
@@ -28582,7 +28366,7 @@
       <w:color w:val="0000FF"/>
       <w:sz w:val="24"/>
       <w:szCs w:val="24"/>
-      <w:lang w:val="en-US" w:eastAsia="en-US" w:bidi="ar-SA"/>
+      <w:lang w:val="en-US" w:eastAsia="vi-VN" w:bidi="ar-SA"/>
     </w:rPr>
   </w:style>
   <w:style w:type="paragraph" w:styleId="chucdanh">
@@ -28599,7 +28383,7 @@
       <w:color w:val="0000FF"/>
       <w:sz w:val="20"/>
       <w:szCs w:val="20"/>
-      <w:lang w:val="en-US" w:eastAsia="en-US" w:bidi="ar-SA"/>
+      <w:lang w:val="en-US" w:eastAsia="vi-VN" w:bidi="ar-SA"/>
     </w:rPr>
   </w:style>
   <w:style w:type="paragraph" w:styleId="loai-vb">
@@ -28621,7 +28405,7 @@
       <w:spacing w:val="100"/>
       <w:sz w:val="32"/>
       <w:szCs w:val="32"/>
-      <w:lang w:val="en-US" w:eastAsia="en-US" w:bidi="ar-SA"/>
+      <w:lang w:val="en-US" w:eastAsia="vi-VN" w:bidi="ar-SA"/>
     </w:rPr>
   </w:style>
   <w:style w:type="paragraph" w:styleId="ten-vb">
@@ -28641,7 +28425,7 @@
       <w:spacing w:val="24"/>
       <w:sz w:val="20"/>
       <w:szCs w:val="20"/>
-      <w:lang w:val="en-US" w:eastAsia="en-US" w:bidi="ar-SA"/>
+      <w:lang w:val="en-US" w:eastAsia="vi-VN" w:bidi="ar-SA"/>
     </w:rPr>
   </w:style>
   <w:style w:type="paragraph" w:styleId="congbo">
@@ -28661,7 +28445,7 @@
       <w:color w:val="0000FF"/>
       <w:sz w:val="20"/>
       <w:szCs w:val="20"/>
-      <w:lang w:val="en-US" w:eastAsia="en-US" w:bidi="ar-SA"/>
+      <w:lang w:val="en-US" w:eastAsia="vi-VN" w:bidi="ar-SA"/>
     </w:rPr>
   </w:style>
   <w:style w:type="paragraph" w:styleId="n-chuong1">
@@ -28695,7 +28479,7 @@
       <w:color w:val="0000FF"/>
       <w:sz w:val="22"/>
       <w:szCs w:val="22"/>
-      <w:lang w:val="en-US" w:eastAsia="en-US" w:bidi="ar-SA"/>
+      <w:lang w:val="en-US" w:eastAsia="vi-VN" w:bidi="ar-SA"/>
     </w:rPr>
   </w:style>
   <w:style w:type="paragraph" w:styleId="giua-nghieng">
@@ -28714,7 +28498,7 @@
       <w:color w:val="0000FF"/>
       <w:sz w:val="20"/>
       <w:szCs w:val="24"/>
-      <w:lang w:val="en-US" w:eastAsia="en-US" w:bidi="ar-SA"/>
+      <w:lang w:val="en-US" w:eastAsia="vi-VN" w:bidi="ar-SA"/>
     </w:rPr>
   </w:style>
   <w:style w:type="paragraph" w:styleId="141">
@@ -29291,7 +29075,7 @@
       <w:color w:val="000000"/>
       <w:sz w:val="22"/>
       <w:szCs w:val="22"/>
-      <w:lang w:val="en-US" w:eastAsia="en-US"/>
+      <w:lang w:val="vi-VN" w:eastAsia="vi-VN"/>
     </w:rPr>
   </w:style>
   <w:style w:type="paragraph" w:styleId="3sochuongChar">
@@ -30247,7 +30031,7 @@
       <w:color w:val="000000"/>
       <w:sz w:val="22"/>
       <w:szCs w:val="22"/>
-      <w:lang w:bidi="ar-SA" w:val="en-US" w:eastAsia="zh-CN"/>
+      <w:lang w:val="en-US" w:bidi="ar-SA" w:eastAsia="zh-CN"/>
     </w:rPr>
   </w:style>
   <w:style w:type="paragraph" w:styleId="headingsample">
@@ -30725,7 +30509,7 @@
     <w:qFormat/>
     <w:pPr/>
     <w:rPr>
-      <w:lang w:val="en-US" w:eastAsia="en-US"/>
+      <w:lang w:val="vi-VN" w:eastAsia="vi-VN"/>
     </w:rPr>
   </w:style>
   <w:style w:type="paragraph" w:styleId="CharCharCharChar11">
@@ -31190,7 +30974,7 @@
       <w:color w:val="FF00FF"/>
       <w:sz w:val="26"/>
       <w:szCs w:val="20"/>
-      <w:lang w:val="en-US"/>
+      <w:lang w:val="vi-VN"/>
     </w:rPr>
   </w:style>
   <w:style w:type="paragraph" w:styleId="d2">
@@ -31244,7 +31028,7 @@
     <w:rPr>
       <w:rFonts w:eastAsia="Batang"/>
       <w:szCs w:val="26"/>
-      <w:lang w:val="en-US"/>
+      <w:lang w:val="vi-VN"/>
     </w:rPr>
   </w:style>
   <w:style w:type="paragraph" w:styleId="Reference">
@@ -31376,7 +31160,7 @@
       <w:b/>
       <w:sz w:val="24"/>
       <w:szCs w:val="24"/>
-      <w:lang w:val="en-US" w:eastAsia="en-US"/>
+      <w:lang w:val="vi-VN" w:eastAsia="vi-VN"/>
     </w:rPr>
   </w:style>
   <w:style w:type="paragraph" w:styleId="dieu11">
@@ -31424,7 +31208,7 @@
       <w:color w:val="000000"/>
       <w:sz w:val="22"/>
       <w:szCs w:val="22"/>
-      <w:lang w:val="en-US" w:eastAsia="en-US"/>
+      <w:lang w:val="vi-VN" w:eastAsia="vi-VN"/>
     </w:rPr>
   </w:style>
   <w:style w:type="paragraph" w:styleId="Co9th">
@@ -31465,7 +31249,7 @@
     <w:rPr>
       <w:sz w:val="20"/>
       <w:szCs w:val="20"/>
-      <w:lang w:val="en-US" w:eastAsia="en-US"/>
+      <w:lang w:val="vi-VN" w:eastAsia="vi-VN"/>
     </w:rPr>
   </w:style>
   <w:style w:type="paragraph" w:styleId="StyleBodyTextVnArial11pt3">
@@ -31480,7 +31264,7 @@
       <w:rFonts w:ascii="Times New Roman" w:hAnsi="Times New Roman" w:eastAsia="SimSun" w:cs="Times New Roman"/>
       <w:b w:val="false"/>
       <w:szCs w:val="24"/>
-      <w:lang w:val="en-US"/>
+      <w:lang w:val="vi-VN"/>
     </w:rPr>
   </w:style>
   <w:style w:type="paragraph" w:styleId="InsertionNote">
@@ -31511,7 +31295,7 @@
       <w:color w:val="FF0000"/>
       <w:sz w:val="26"/>
       <w:szCs w:val="26"/>
-      <w:lang w:val="en-US" w:eastAsia="en-US"/>
+      <w:lang w:val="vi-VN" w:eastAsia="vi-VN"/>
     </w:rPr>
   </w:style>
   <w:style w:type="paragraph" w:styleId="MainItem">
@@ -31534,7 +31318,7 @@
       <w:rFonts w:ascii="Arial" w:hAnsi="Arial" w:cs="Arial"/>
       <w:sz w:val="40"/>
       <w:szCs w:val="26"/>
-      <w:lang w:val="en-US" w:eastAsia="en-US"/>
+      <w:lang w:val="vi-VN" w:eastAsia="vi-VN"/>
     </w:rPr>
   </w:style>
   <w:style w:type="paragraph" w:styleId="Normal-Bullet">
@@ -31553,7 +31337,7 @@
       <w:rFonts w:ascii="Arial" w:hAnsi="Arial" w:cs="Arial"/>
       <w:sz w:val="20"/>
       <w:szCs w:val="20"/>
-      <w:lang w:val="en-US" w:eastAsia="en-US"/>
+      <w:lang w:val="vi-VN" w:eastAsia="vi-VN"/>
     </w:rPr>
   </w:style>
   <w:style w:type="paragraph" w:styleId="SpeakerNotes">
@@ -31593,7 +31377,7 @@
       <w:color w:val="000000"/>
       <w:sz w:val="20"/>
       <w:szCs w:val="23"/>
-      <w:lang w:val="en-US" w:eastAsia="en-US"/>
+      <w:lang w:val="vi-VN" w:eastAsia="vi-VN"/>
     </w:rPr>
   </w:style>
   <w:style w:type="paragraph" w:styleId="Normal21">
@@ -31617,7 +31401,7 @@
       <w:rFonts w:ascii="Arial" w:hAnsi="Arial" w:cs="Arial"/>
       <w:sz w:val="20"/>
       <w:szCs w:val="20"/>
-      <w:lang w:val="en-US" w:eastAsia="en-US"/>
+      <w:lang w:val="vi-VN" w:eastAsia="vi-VN"/>
     </w:rPr>
   </w:style>
   <w:style w:type="paragraph" w:styleId="Normal2-Bullet">
@@ -31652,7 +31436,7 @@
       <w:rFonts w:ascii="Arial" w:hAnsi="Arial" w:cs="Arial"/>
       <w:sz w:val="18"/>
       <w:szCs w:val="18"/>
-      <w:lang w:val="en-US" w:eastAsia="en-US"/>
+      <w:lang w:val="vi-VN" w:eastAsia="vi-VN"/>
     </w:rPr>
   </w:style>
   <w:style w:type="paragraph" w:styleId="Tabletext1">
@@ -31669,7 +31453,7 @@
       <w:bCs/>
       <w:sz w:val="20"/>
       <w:szCs w:val="20"/>
-      <w:lang w:val="en-US" w:eastAsia="en-US"/>
+      <w:lang w:val="vi-VN" w:eastAsia="vi-VN"/>
     </w:rPr>
   </w:style>
   <w:style w:type="paragraph" w:styleId="Appendixheading1">
@@ -31690,7 +31474,7 @@
       <w:b/>
       <w:sz w:val="20"/>
       <w:szCs w:val="20"/>
-      <w:lang w:val="en-US" w:eastAsia="en-US"/>
+      <w:lang w:val="vi-VN" w:eastAsia="vi-VN"/>
     </w:rPr>
   </w:style>
   <w:style w:type="paragraph" w:styleId="Appendixheading2">
@@ -31729,7 +31513,7 @@
     </w:pPr>
     <w:rPr>
       <w:rFonts w:ascii="Arial" w:hAnsi="Arial" w:cs="Arial"/>
-      <w:lang w:val="en-US" w:eastAsia="en-US"/>
+      <w:lang w:val="vi-VN" w:eastAsia="vi-VN"/>
     </w:rPr>
   </w:style>
   <w:style w:type="paragraph" w:styleId="Normal-Bullet2">
@@ -31783,7 +31567,7 @@
       <w:caps/>
       <w:sz w:val="22"/>
       <w:szCs w:val="26"/>
-      <w:lang w:val="en-US" w:eastAsia="en-US"/>
+      <w:lang w:val="vi-VN" w:eastAsia="vi-VN"/>
     </w:rPr>
   </w:style>
   <w:style w:type="paragraph" w:styleId="HeadingC3L2">
@@ -31810,7 +31594,7 @@
       <w:w w:val="90"/>
       <w:sz w:val="22"/>
       <w:szCs w:val="36"/>
-      <w:lang w:val="en-US" w:eastAsia="en-US"/>
+      <w:lang w:val="vi-VN" w:eastAsia="vi-VN"/>
     </w:rPr>
   </w:style>
   <w:style w:type="paragraph" w:styleId="Heading3SS4">
@@ -31834,7 +31618,7 @@
       <w:color w:val="000000"/>
       <w:sz w:val="20"/>
       <w:szCs w:val="20"/>
-      <w:lang w:val="en-US"/>
+      <w:lang w:val="vi-VN"/>
     </w:rPr>
   </w:style>
   <w:style w:type="paragraph" w:styleId="Heading4SS4">
@@ -32027,7 +31811,7 @@
     </w:pPr>
     <w:rPr>
       <w:rFonts w:ascii="Arial" w:hAnsi="Arial" w:cs="Arial"/>
-      <w:lang w:val="en-US" w:eastAsia="en-US"/>
+      <w:lang w:val="vi-VN" w:eastAsia="vi-VN"/>
     </w:rPr>
   </w:style>
   <w:style w:type="paragraph" w:styleId="Stylemuc1ComplexArialComplex13pt1">
@@ -32168,7 +31952,7 @@
       <w:b/>
       <w:sz w:val="26"/>
       <w:szCs w:val="20"/>
-      <w:lang w:val="en-GB" w:eastAsia="en-US"/>
+      <w:lang w:val="en-GB" w:eastAsia="vi-VN"/>
     </w:rPr>
   </w:style>
   <w:style w:type="paragraph" w:styleId="FAATableText">
@@ -32183,7 +31967,7 @@
       <w:rFonts w:ascii="Arial Narrow" w:hAnsi="Arial Narrow" w:eastAsia="Calibri" w:cs="Arial Narrow"/>
       <w:sz w:val="20"/>
       <w:szCs w:val="20"/>
-      <w:lang w:val="en-US"/>
+      <w:lang w:val="vi-VN"/>
     </w:rPr>
   </w:style>
   <w:style w:type="paragraph" w:styleId="StyleHeading213ptJustifiedBefore0ptAfter0pt">
@@ -32315,7 +32099,7 @@
       <w:color w:val="FF0000"/>
       <w:sz w:val="22"/>
       <w:szCs w:val="22"/>
-      <w:lang w:val="en-US"/>
+      <w:lang w:val="vi-VN"/>
     </w:rPr>
   </w:style>
   <w:style w:type="paragraph" w:styleId="StyleStyleHeading213ptJustifiedBefore0ptAfter0pt">
@@ -32687,7 +32471,7 @@
       <w:bCs/>
       <w:sz w:val="26"/>
       <w:szCs w:val="26"/>
-      <w:lang w:val="en-US"/>
+      <w:lang w:val="vi-VN"/>
     </w:rPr>
   </w:style>
   <w:style w:type="paragraph" w:styleId="CharCharCharCharCharCharCharCharChar">
@@ -32710,7 +32494,7 @@
       <w:jc w:val="both"/>
     </w:pPr>
     <w:rPr>
-      <w:lang w:val="vi-VN" w:eastAsia="en-US"/>
+      <w:lang w:val="vi-VN" w:eastAsia="vi-VN"/>
     </w:rPr>
   </w:style>
   <w:style w:type="paragraph" w:styleId="Nidung">
@@ -32805,7 +32589,7 @@
       <w:color w:val="auto"/>
       <w:sz w:val="24"/>
       <w:szCs w:val="24"/>
-      <w:lang w:bidi="ar-SA" w:val="en-US" w:eastAsia="zh-CN"/>
+      <w:lang w:val="en-US" w:bidi="ar-SA" w:eastAsia="zh-CN"/>
     </w:rPr>
   </w:style>
   <w:style w:type="paragraph" w:styleId="Quydinhchung">
@@ -32823,7 +32607,7 @@
       <w:color w:val="auto"/>
       <w:sz w:val="24"/>
       <w:szCs w:val="24"/>
-      <w:lang w:bidi="ar-SA" w:val="en-US" w:eastAsia="zh-CN"/>
+      <w:lang w:val="en-US" w:bidi="ar-SA" w:eastAsia="zh-CN"/>
     </w:rPr>
   </w:style>
   <w:style w:type="paragraph" w:styleId="coditab">
@@ -32854,7 +32638,7 @@
       <w:color w:val="auto"/>
       <w:sz w:val="28"/>
       <w:szCs w:val="28"/>
-      <w:lang w:bidi="ar-SA" w:val="en-US" w:eastAsia="zh-CN"/>
+      <w:lang w:val="en-US" w:bidi="ar-SA" w:eastAsia="zh-CN"/>
     </w:rPr>
   </w:style>
   <w:style w:type="paragraph" w:styleId="Char2">
@@ -32885,7 +32669,7 @@
       <w:sz w:val="20"/>
       <w:szCs w:val="20"/>
       <w:shd w:fill="FFFFFF" w:val="clear"/>
-      <w:lang w:val="en-US"/>
+      <w:lang w:val="vi-VN"/>
     </w:rPr>
   </w:style>
   <w:style w:type="paragraph" w:styleId="Heading111">
@@ -32904,7 +32688,7 @@
       <w:sz w:val="20"/>
       <w:szCs w:val="20"/>
       <w:shd w:fill="FFFFFF" w:val="clear"/>
-      <w:lang w:val="en-US"/>
+      <w:lang w:val="vi-VN"/>
     </w:rPr>
   </w:style>
   <w:style w:type="paragraph" w:styleId="Bodytext1101">
@@ -32921,7 +32705,7 @@
       <w:sz w:val="20"/>
       <w:szCs w:val="20"/>
       <w:shd w:fill="FFFFFF" w:val="clear"/>
-      <w:lang w:val="en-US"/>
+      <w:lang w:val="vi-VN"/>
     </w:rPr>
   </w:style>
   <w:style w:type="paragraph" w:styleId="Bodytext215">
@@ -32940,7 +32724,7 @@
       <w:bCs/>
       <w:sz w:val="20"/>
       <w:szCs w:val="20"/>
-      <w:lang w:val="en-US"/>
+      <w:lang w:val="vi-VN"/>
     </w:rPr>
   </w:style>
   <w:style w:type="paragraph" w:styleId="Bodytext35">
@@ -32958,7 +32742,7 @@
       <w:sz w:val="26"/>
       <w:szCs w:val="26"/>
       <w:shd w:fill="FFFFFF" w:val="clear"/>
-      <w:lang w:val="en-US"/>
+      <w:lang w:val="vi-VN"/>
     </w:rPr>
   </w:style>
   <w:style w:type="paragraph" w:styleId="Headerorfooter11">
@@ -32974,7 +32758,7 @@
       <w:sz w:val="20"/>
       <w:szCs w:val="20"/>
       <w:shd w:fill="FFFFFF" w:val="clear"/>
-      <w:lang w:val="en-US"/>
+      <w:lang w:val="vi-VN"/>
     </w:rPr>
   </w:style>
   <w:style w:type="paragraph" w:styleId="Bodytext43">
@@ -32995,7 +32779,7 @@
       <w:sz w:val="22"/>
       <w:szCs w:val="22"/>
       <w:shd w:fill="FFFFFF" w:val="clear"/>
-      <w:lang w:val="en-US"/>
+      <w:lang w:val="vi-VN"/>
     </w:rPr>
   </w:style>
   <w:style w:type="paragraph" w:styleId="Bodytext52">
@@ -33014,7 +32798,7 @@
       <w:sz w:val="18"/>
       <w:szCs w:val="18"/>
       <w:shd w:fill="FFFFFF" w:val="clear"/>
-      <w:lang w:val="en-US"/>
+      <w:lang w:val="vi-VN"/>
     </w:rPr>
   </w:style>
   <w:style w:type="paragraph" w:styleId="Tablecaption11">
@@ -33031,7 +32815,7 @@
       <w:sz w:val="20"/>
       <w:szCs w:val="20"/>
       <w:shd w:fill="FFFFFF" w:val="clear"/>
-      <w:lang w:val="en-US"/>
+      <w:lang w:val="vi-VN"/>
     </w:rPr>
   </w:style>
   <w:style w:type="paragraph" w:styleId="Tablecaption211">
@@ -33049,7 +32833,7 @@
       <w:sz w:val="20"/>
       <w:szCs w:val="20"/>
       <w:shd w:fill="FFFFFF" w:val="clear"/>
-      <w:lang w:val="en-US" w:eastAsia="en-US"/>
+      <w:lang w:val="vi-VN" w:eastAsia="vi-VN"/>
     </w:rPr>
   </w:style>
   <w:style w:type="paragraph" w:styleId="Bodytext62">
@@ -33065,7 +32849,7 @@
       <w:sz w:val="20"/>
       <w:szCs w:val="20"/>
       <w:shd w:fill="FFFFFF" w:val="clear"/>
-      <w:lang w:val="en-US"/>
+      <w:lang w:val="vi-VN"/>
     </w:rPr>
   </w:style>
   <w:style w:type="paragraph" w:styleId="Bodytext72">
@@ -33081,7 +32865,7 @@
       <w:sz w:val="22"/>
       <w:szCs w:val="22"/>
       <w:shd w:fill="FFFFFF" w:val="clear"/>
-      <w:lang w:val="en-US"/>
+      <w:lang w:val="vi-VN"/>
     </w:rPr>
   </w:style>
   <w:style w:type="paragraph" w:styleId="Bodytext82">
@@ -33097,7 +32881,7 @@
       <w:sz w:val="20"/>
       <w:szCs w:val="20"/>
       <w:shd w:fill="FFFFFF" w:val="clear"/>
-      <w:lang w:val="en-US"/>
+      <w:lang w:val="vi-VN"/>
     </w:rPr>
   </w:style>
   <w:style w:type="paragraph" w:styleId="Tablecaption311">
@@ -33115,7 +32899,7 @@
       <w:sz w:val="20"/>
       <w:szCs w:val="20"/>
       <w:shd w:fill="FFFFFF" w:val="clear"/>
-      <w:lang w:val="en-US"/>
+      <w:lang w:val="vi-VN"/>
     </w:rPr>
   </w:style>
   <w:style w:type="paragraph" w:styleId="Tablecaption41">
@@ -33134,7 +32918,7 @@
       <w:sz w:val="10"/>
       <w:szCs w:val="10"/>
       <w:shd w:fill="FFFFFF" w:val="clear"/>
-      <w:lang w:val="en-US" w:eastAsia="en-US"/>
+      <w:lang w:val="vi-VN" w:eastAsia="vi-VN"/>
     </w:rPr>
   </w:style>
   <w:style w:type="paragraph" w:styleId="Bodytext92">
@@ -33150,7 +32934,7 @@
       <w:sz w:val="23"/>
       <w:szCs w:val="23"/>
       <w:shd w:fill="FFFFFF" w:val="clear"/>
-      <w:lang w:val="en-US"/>
+      <w:lang w:val="vi-VN"/>
     </w:rPr>
   </w:style>
   <w:style w:type="paragraph" w:styleId="Bodytext102">
@@ -33166,7 +32950,7 @@
       <w:sz w:val="23"/>
       <w:szCs w:val="23"/>
       <w:shd w:fill="FFFFFF" w:val="clear"/>
-      <w:lang w:val="en-US"/>
+      <w:lang w:val="vi-VN"/>
     </w:rPr>
   </w:style>
   <w:style w:type="paragraph" w:styleId="Bodytext112">
@@ -33182,7 +32966,7 @@
       <w:sz w:val="25"/>
       <w:szCs w:val="25"/>
       <w:shd w:fill="FFFFFF" w:val="clear"/>
-      <w:lang w:val="en-US"/>
+      <w:lang w:val="vi-VN"/>
     </w:rPr>
   </w:style>
   <w:style w:type="paragraph" w:styleId="Bodytext122">
@@ -33198,7 +32982,7 @@
       <w:sz w:val="23"/>
       <w:szCs w:val="23"/>
       <w:shd w:fill="FFFFFF" w:val="clear"/>
-      <w:lang w:val="en-US"/>
+      <w:lang w:val="vi-VN"/>
     </w:rPr>
   </w:style>
   <w:style w:type="paragraph" w:styleId="Bodytext132">
@@ -33215,7 +32999,7 @@
       <w:sz w:val="23"/>
       <w:szCs w:val="23"/>
       <w:shd w:fill="FFFFFF" w:val="clear"/>
-      <w:lang w:val="en-US"/>
+      <w:lang w:val="vi-VN"/>
     </w:rPr>
   </w:style>
   <w:style w:type="paragraph" w:styleId="Bodytext142">
@@ -33231,7 +33015,7 @@
       <w:sz w:val="23"/>
       <w:szCs w:val="23"/>
       <w:shd w:fill="FFFFFF" w:val="clear"/>
-      <w:lang w:val="en-US"/>
+      <w:lang w:val="vi-VN"/>
     </w:rPr>
   </w:style>
   <w:style w:type="paragraph" w:styleId="Bodytext152">
@@ -33247,7 +33031,7 @@
       <w:sz w:val="23"/>
       <w:szCs w:val="23"/>
       <w:shd w:fill="FFFFFF" w:val="clear"/>
-      <w:lang w:val="en-US"/>
+      <w:lang w:val="vi-VN"/>
     </w:rPr>
   </w:style>
   <w:style w:type="paragraph" w:styleId="Bodytext162">
@@ -33263,7 +33047,7 @@
       <w:sz w:val="23"/>
       <w:szCs w:val="23"/>
       <w:shd w:fill="FFFFFF" w:val="clear"/>
-      <w:lang w:val="en-US"/>
+      <w:lang w:val="vi-VN"/>
     </w:rPr>
   </w:style>
   <w:style w:type="paragraph" w:styleId="Bodytext172">
@@ -33279,7 +33063,7 @@
       <w:sz w:val="23"/>
       <w:szCs w:val="23"/>
       <w:shd w:fill="FFFFFF" w:val="clear"/>
-      <w:lang w:val="en-US"/>
+      <w:lang w:val="vi-VN"/>
     </w:rPr>
   </w:style>
   <w:style w:type="paragraph" w:styleId="Bodytext182">
@@ -33295,7 +33079,7 @@
       <w:sz w:val="23"/>
       <w:szCs w:val="23"/>
       <w:shd w:fill="FFFFFF" w:val="clear"/>
-      <w:lang w:val="en-US"/>
+      <w:lang w:val="vi-VN"/>
     </w:rPr>
   </w:style>
   <w:style w:type="paragraph" w:styleId="Bodytext192">
@@ -33312,7 +33096,7 @@
       <w:sz w:val="23"/>
       <w:szCs w:val="23"/>
       <w:shd w:fill="FFFFFF" w:val="clear"/>
-      <w:lang w:val="en-US"/>
+      <w:lang w:val="vi-VN"/>
     </w:rPr>
   </w:style>
   <w:style w:type="paragraph" w:styleId="Bodytext202">
@@ -33329,7 +33113,7 @@
       <w:sz w:val="23"/>
       <w:szCs w:val="23"/>
       <w:shd w:fill="FFFFFF" w:val="clear"/>
-      <w:lang w:val="en-US"/>
+      <w:lang w:val="vi-VN"/>
     </w:rPr>
   </w:style>
   <w:style w:type="paragraph" w:styleId="Bodytext216">
@@ -33346,7 +33130,7 @@
       <w:sz w:val="23"/>
       <w:szCs w:val="23"/>
       <w:shd w:fill="FFFFFF" w:val="clear"/>
-      <w:lang w:val="en-US"/>
+      <w:lang w:val="vi-VN"/>
     </w:rPr>
   </w:style>
   <w:style w:type="paragraph" w:styleId="Bodytext224">
@@ -33363,7 +33147,7 @@
       <w:sz w:val="22"/>
       <w:szCs w:val="22"/>
       <w:shd w:fill="FFFFFF" w:val="clear"/>
-      <w:lang w:val="en-US"/>
+      <w:lang w:val="vi-VN"/>
     </w:rPr>
   </w:style>
   <w:style w:type="paragraph" w:styleId="Bodytext233">
@@ -33380,7 +33164,7 @@
       <w:sz w:val="22"/>
       <w:szCs w:val="22"/>
       <w:shd w:fill="FFFFFF" w:val="clear"/>
-      <w:lang w:val="en-US"/>
+      <w:lang w:val="vi-VN"/>
     </w:rPr>
   </w:style>
   <w:style w:type="paragraph" w:styleId="Bodytext242">
@@ -33396,7 +33180,7 @@
       <w:sz w:val="20"/>
       <w:szCs w:val="20"/>
       <w:shd w:fill="FFFFFF" w:val="clear"/>
-      <w:lang w:val="en-US"/>
+      <w:lang w:val="vi-VN"/>
     </w:rPr>
   </w:style>
   <w:style w:type="paragraph" w:styleId="Bodytext252">
@@ -33413,7 +33197,7 @@
       <w:sz w:val="22"/>
       <w:szCs w:val="22"/>
       <w:shd w:fill="FFFFFF" w:val="clear"/>
-      <w:lang w:val="en-US"/>
+      <w:lang w:val="vi-VN"/>
     </w:rPr>
   </w:style>
   <w:style w:type="paragraph" w:styleId="Bodytext261">
@@ -33430,7 +33214,7 @@
       <w:sz w:val="12"/>
       <w:szCs w:val="12"/>
       <w:shd w:fill="FFFFFF" w:val="clear"/>
-      <w:lang w:val="en-US" w:eastAsia="en-US"/>
+      <w:lang w:val="vi-VN" w:eastAsia="vi-VN"/>
     </w:rPr>
   </w:style>
   <w:style w:type="paragraph" w:styleId="Bodytext271">
@@ -33446,7 +33230,7 @@
       <w:sz w:val="23"/>
       <w:szCs w:val="23"/>
       <w:shd w:fill="FFFFFF" w:val="clear"/>
-      <w:lang w:val="en-US"/>
+      <w:lang w:val="vi-VN"/>
     </w:rPr>
   </w:style>
   <w:style w:type="paragraph" w:styleId="Bodytext281">
@@ -33463,7 +33247,7 @@
       <w:sz w:val="23"/>
       <w:szCs w:val="23"/>
       <w:shd w:fill="FFFFFF" w:val="clear"/>
-      <w:lang w:val="en-US"/>
+      <w:lang w:val="vi-VN"/>
     </w:rPr>
   </w:style>
   <w:style w:type="paragraph" w:styleId="Bodytext291">
@@ -33479,7 +33263,7 @@
       <w:sz w:val="23"/>
       <w:szCs w:val="23"/>
       <w:shd w:fill="FFFFFF" w:val="clear"/>
-      <w:lang w:val="en-US"/>
+      <w:lang w:val="vi-VN"/>
     </w:rPr>
   </w:style>
   <w:style w:type="paragraph" w:styleId="Bodytext301">
@@ -33496,7 +33280,7 @@
       <w:sz w:val="23"/>
       <w:szCs w:val="23"/>
       <w:shd w:fill="FFFFFF" w:val="clear"/>
-      <w:lang w:val="en-US"/>
+      <w:lang w:val="vi-VN"/>
     </w:rPr>
   </w:style>
   <w:style w:type="paragraph" w:styleId="Bodytext311">
@@ -33513,7 +33297,7 @@
       <w:sz w:val="22"/>
       <w:szCs w:val="22"/>
       <w:shd w:fill="FFFFFF" w:val="clear"/>
-      <w:lang w:val="en-US"/>
+      <w:lang w:val="vi-VN"/>
     </w:rPr>
   </w:style>
   <w:style w:type="paragraph" w:styleId="Bodytext321">
@@ -33529,7 +33313,7 @@
       <w:sz w:val="23"/>
       <w:szCs w:val="23"/>
       <w:shd w:fill="FFFFFF" w:val="clear"/>
-      <w:lang w:val="en-US"/>
+      <w:lang w:val="vi-VN"/>
     </w:rPr>
   </w:style>
   <w:style w:type="paragraph" w:styleId="Heading123">
@@ -33547,7 +33331,7 @@
       <w:sz w:val="20"/>
       <w:szCs w:val="20"/>
       <w:shd w:fill="FFFFFF" w:val="clear"/>
-      <w:lang w:val="en-US"/>
+      <w:lang w:val="vi-VN"/>
     </w:rPr>
   </w:style>
   <w:style w:type="paragraph" w:styleId="Heading212">
@@ -33567,7 +33351,7 @@
       <w:sz w:val="20"/>
       <w:szCs w:val="20"/>
       <w:shd w:fill="FFFFFF" w:val="clear"/>
-      <w:lang w:val="en-US"/>
+      <w:lang w:val="vi-VN"/>
     </w:rPr>
   </w:style>
   <w:style w:type="paragraph" w:styleId="Tablecaption51">
@@ -33587,7 +33371,7 @@
       <w:sz w:val="8"/>
       <w:szCs w:val="8"/>
       <w:shd w:fill="FFFFFF" w:val="clear"/>
-      <w:lang w:val="en-US" w:eastAsia="en-US"/>
+      <w:lang w:val="vi-VN" w:eastAsia="vi-VN"/>
     </w:rPr>
   </w:style>
   <w:style w:type="paragraph" w:styleId="Tablecaption61">
@@ -33604,7 +33388,7 @@
       <w:sz w:val="22"/>
       <w:szCs w:val="22"/>
       <w:shd w:fill="FFFFFF" w:val="clear"/>
-      <w:lang w:val="en-US" w:eastAsia="en-US"/>
+      <w:lang w:val="vi-VN" w:eastAsia="vi-VN"/>
     </w:rPr>
   </w:style>
   <w:style w:type="paragraph" w:styleId="Tablecaption71">
@@ -33621,7 +33405,7 @@
       <w:sz w:val="20"/>
       <w:szCs w:val="20"/>
       <w:shd w:fill="FFFFFF" w:val="clear"/>
-      <w:lang w:val="en-US" w:eastAsia="en-US"/>
+      <w:lang w:val="vi-VN" w:eastAsia="vi-VN"/>
     </w:rPr>
   </w:style>
   <w:style w:type="paragraph" w:styleId="msonormal">
@@ -38289,7 +38073,7 @@
       <w:color w:val="auto"/>
       <w:sz w:val="24"/>
       <w:szCs w:val="24"/>
-      <w:lang w:val="vi-VN" w:bidi="ar-SA" w:eastAsia="zh-CN"/>
+      <w:lang w:bidi="ar-SA" w:val="vi-VN" w:eastAsia="zh-CN"/>
     </w:rPr>
   </w:style>
   <w:style w:type="paragraph" w:styleId="Tenchitieu">
@@ -38472,7 +38256,7 @@
       <w:color w:val="auto"/>
       <w:sz w:val="20"/>
       <w:szCs w:val="20"/>
-      <w:lang w:bidi="ar-SA" w:val="en-US" w:eastAsia="zh-CN"/>
+      <w:lang w:val="en-US" w:bidi="ar-SA" w:eastAsia="zh-CN"/>
     </w:rPr>
   </w:style>
   <w:style w:type="paragraph" w:styleId="heading51">
@@ -38562,7 +38346,7 @@
     <w:rPr>
       <w:rFonts w:ascii="Times New Roman" w:hAnsi="Times New Roman" w:cs="Times New Roman"/>
       <w:sz w:val="28"/>
-      <w:lang w:val="en-US"/>
+      <w:lang w:val="vi-VN"/>
     </w:rPr>
   </w:style>
   <w:style w:type="paragraph" w:styleId="CM21">
@@ -38651,7 +38435,7 @@
       <w:iCs w:val="false"/>
       <w:sz w:val="24"/>
       <w:szCs w:val="24"/>
-      <w:lang w:val="en-US"/>
+      <w:lang w:val="vi-VN"/>
     </w:rPr>
   </w:style>
   <w:style w:type="paragraph" w:styleId="248">
@@ -38685,7 +38469,7 @@
       <w:rFonts w:ascii="Arial" w:hAnsi="Arial" w:cs="Arial"/>
       <w:sz w:val="24"/>
       <w:szCs w:val="24"/>
-      <w:lang w:val="en-US"/>
+      <w:lang w:val="vi-VN"/>
     </w:rPr>
   </w:style>
   <w:style w:type="paragraph" w:styleId="A11">
@@ -38820,7 +38604,7 @@
       <w:rFonts w:ascii="Arial" w:hAnsi="Arial" w:cs="Arial"/>
       <w:sz w:val="24"/>
       <w:szCs w:val="20"/>
-      <w:lang w:val="en-US"/>
+      <w:lang w:val="vi-VN"/>
     </w:rPr>
   </w:style>
   <w:style w:type="paragraph" w:styleId="Congthuc">
@@ -38935,7 +38719,7 @@
       <w:rFonts w:ascii="Arial" w:hAnsi="Arial" w:cs="Arial"/>
       <w:sz w:val="24"/>
       <w:szCs w:val="24"/>
-      <w:lang w:val="en-US"/>
+      <w:lang w:val="vi-VN"/>
     </w:rPr>
   </w:style>
   <w:style w:type="paragraph" w:styleId="0Bang">
@@ -38947,7 +38731,7 @@
       <w:jc w:val="center"/>
     </w:pPr>
     <w:rPr>
-      <w:lang w:val="en-US"/>
+      <w:lang w:val="vi-VN"/>
     </w:rPr>
   </w:style>
   <w:style w:type="paragraph" w:styleId="368">
@@ -39175,7 +38959,7 @@
       <w:b/>
       <w:i/>
       <w:szCs w:val="28"/>
-      <w:lang w:val="en-US"/>
+      <w:lang w:val="vi-VN"/>
     </w:rPr>
   </w:style>
   <w:style w:type="paragraph" w:styleId="Style168Left23cmHanging12cmBefore3pt">
@@ -39318,7 +39102,7 @@
       <w:b/>
       <w:sz w:val="24"/>
       <w:szCs w:val="22"/>
-      <w:lang w:val="en-US"/>
+      <w:lang w:val="vi-VN"/>
     </w:rPr>
   </w:style>
   <w:style w:type="paragraph" w:styleId="BPhanMucluc">
@@ -39341,7 +39125,7 @@
       <w:spacing w:val="0"/>
       <w:sz w:val="24"/>
       <w:szCs w:val="22"/>
-      <w:lang w:val="en-US"/>
+      <w:lang w:val="vi-VN"/>
     </w:rPr>
   </w:style>
   <w:style w:type="paragraph" w:styleId="Angoaccongthuc">
@@ -39714,7 +39498,7 @@
       <w:color w:val="auto"/>
       <w:sz w:val="28"/>
       <w:szCs w:val="28"/>
-      <w:lang w:bidi="ar-SA" w:val="en-US" w:eastAsia="zh-CN"/>
+      <w:lang w:val="en-US" w:bidi="ar-SA" w:eastAsia="zh-CN"/>
     </w:rPr>
   </w:style>
   <w:style w:type="paragraph" w:styleId="preamble">
@@ -39823,7 +39607,7 @@
       <w:color w:val="auto"/>
       <w:sz w:val="24"/>
       <w:szCs w:val="24"/>
-      <w:lang w:bidi="ar-SA" w:val="en-US" w:eastAsia="zh-CN"/>
+      <w:lang w:val="en-US" w:bidi="ar-SA" w:eastAsia="zh-CN"/>
     </w:rPr>
   </w:style>
   <w:style w:type="paragraph" w:styleId="cover1">
@@ -39840,7 +39624,7 @@
       <w:color w:val="auto"/>
       <w:sz w:val="28"/>
       <w:szCs w:val="28"/>
-      <w:lang w:bidi="ar-SA" w:val="en-US" w:eastAsia="zh-CN"/>
+      <w:lang w:val="en-US" w:bidi="ar-SA" w:eastAsia="zh-CN"/>
     </w:rPr>
   </w:style>
   <w:style w:type="paragraph" w:styleId="cover2">
@@ -40287,7 +40071,7 @@
       <w:rFonts w:ascii="Arial" w:hAnsi="Arial" w:eastAsia="MS Mincho" w:cs="Arial"/>
       <w:sz w:val="24"/>
       <w:szCs w:val="24"/>
-      <w:lang w:val="en-US"/>
+      <w:lang w:val="vi-VN"/>
     </w:rPr>
   </w:style>
   <w:style w:type="paragraph" w:styleId="NORMALa">
@@ -40399,7 +40183,7 @@
       <w:color w:val="auto"/>
       <w:sz w:val="22"/>
       <w:szCs w:val="22"/>
-      <w:lang w:bidi="ar-SA" w:val="en-US" w:eastAsia="zh-CN"/>
+      <w:lang w:val="en-US" w:bidi="ar-SA" w:eastAsia="zh-CN"/>
     </w:rPr>
   </w:style>
   <w:style w:type="paragraph" w:styleId="tableindent">
@@ -40432,7 +40216,7 @@
       <w:color w:val="auto"/>
       <w:sz w:val="24"/>
       <w:szCs w:val="24"/>
-      <w:lang w:bidi="ar-SA" w:val="en-US" w:eastAsia="zh-CN"/>
+      <w:lang w:val="en-US" w:bidi="ar-SA" w:eastAsia="zh-CN"/>
     </w:rPr>
   </w:style>
   <w:style w:type="paragraph" w:styleId="TENCHUONG2">
@@ -40451,7 +40235,7 @@
       <w:color w:val="auto"/>
       <w:sz w:val="24"/>
       <w:szCs w:val="24"/>
-      <w:lang w:bidi="ar-SA" w:val="en-US" w:eastAsia="zh-CN"/>
+      <w:lang w:val="en-US" w:bidi="ar-SA" w:eastAsia="zh-CN"/>
     </w:rPr>
   </w:style>
   <w:style w:type="paragraph" w:styleId="111reindent">
@@ -40599,7 +40383,7 @@
       <w:color w:val="auto"/>
       <w:sz w:val="32"/>
       <w:szCs w:val="32"/>
-      <w:lang w:bidi="ar-SA" w:val="en-US" w:eastAsia="zh-CN"/>
+      <w:lang w:val="en-US" w:bidi="ar-SA" w:eastAsia="zh-CN"/>
     </w:rPr>
   </w:style>
   <w:style w:type="paragraph" w:styleId="aindent">
@@ -40634,7 +40418,7 @@
       <w:color w:val="auto"/>
       <w:sz w:val="24"/>
       <w:szCs w:val="24"/>
-      <w:lang w:bidi="ar-SA" w:val="en-US" w:eastAsia="zh-CN"/>
+      <w:lang w:val="en-US" w:bidi="ar-SA" w:eastAsia="zh-CN"/>
     </w:rPr>
   </w:style>
   <w:style w:type="paragraph" w:styleId="iindent">
@@ -40694,7 +40478,7 @@
       <w:color w:val="auto"/>
       <w:sz w:val="24"/>
       <w:szCs w:val="24"/>
-      <w:lang w:bidi="ar-SA" w:val="en-US" w:eastAsia="zh-CN"/>
+      <w:lang w:val="en-US" w:bidi="ar-SA" w:eastAsia="zh-CN"/>
     </w:rPr>
   </w:style>
   <w:style w:type="paragraph" w:styleId="content11">
@@ -40728,7 +40512,7 @@
       <w:color w:val="auto"/>
       <w:sz w:val="24"/>
       <w:szCs w:val="24"/>
-      <w:lang w:bidi="ar-SA" w:val="en-US" w:eastAsia="zh-CN"/>
+      <w:lang w:val="en-US" w:bidi="ar-SA" w:eastAsia="zh-CN"/>
     </w:rPr>
   </w:style>
   <w:style w:type="paragraph" w:styleId="Footer2">
@@ -40744,7 +40528,7 @@
       <w:color w:val="auto"/>
       <w:sz w:val="24"/>
       <w:szCs w:val="24"/>
-      <w:lang w:bidi="ar-SA" w:val="en-US" w:eastAsia="zh-CN"/>
+      <w:lang w:val="en-US" w:bidi="ar-SA" w:eastAsia="zh-CN"/>
     </w:rPr>
   </w:style>
   <w:style w:type="paragraph" w:styleId="gridtable">
@@ -40775,7 +40559,7 @@
       <w:color w:val="auto"/>
       <w:sz w:val="24"/>
       <w:szCs w:val="24"/>
-      <w:lang w:bidi="ar-SA" w:val="en-US" w:eastAsia="zh-CN"/>
+      <w:lang w:val="en-US" w:bidi="ar-SA" w:eastAsia="zh-CN"/>
     </w:rPr>
   </w:style>
   <w:style w:type="paragraph" w:styleId="Header2">
@@ -40792,7 +40576,7 @@
       <w:color w:val="auto"/>
       <w:sz w:val="24"/>
       <w:szCs w:val="24"/>
-      <w:lang w:bidi="ar-SA" w:val="en-US" w:eastAsia="zh-CN"/>
+      <w:lang w:val="en-US" w:bidi="ar-SA" w:eastAsia="zh-CN"/>
     </w:rPr>
   </w:style>
   <w:style w:type="paragraph" w:styleId="normalleft01">
@@ -40847,7 +40631,7 @@
       <w:color w:val="auto"/>
       <w:sz w:val="24"/>
       <w:szCs w:val="24"/>
-      <w:lang w:bidi="ar-SA" w:val="en-US" w:eastAsia="zh-CN"/>
+      <w:lang w:val="en-US" w:bidi="ar-SA" w:eastAsia="zh-CN"/>
     </w:rPr>
   </w:style>
   <w:style w:type="paragraph" w:styleId="Char1CharCharCharCharCharChar">
@@ -40917,7 +40701,7 @@
       <w:color w:val="auto"/>
       <w:sz w:val="20"/>
       <w:szCs w:val="20"/>
-      <w:lang w:eastAsia="ko-KR" w:bidi="ar-SA" w:val="en-US"/>
+      <w:lang w:val="en-US" w:eastAsia="ko-KR" w:bidi="ar-SA"/>
     </w:rPr>
   </w:style>
   <w:style w:type="paragraph" w:styleId="heading2-p">
@@ -41004,7 +40788,7 @@
       <w:spacing w:val="-2"/>
       <w:sz w:val="26"/>
       <w:szCs w:val="20"/>
-      <w:lang w:val="en-US"/>
+      <w:lang w:val="vi-VN"/>
     </w:rPr>
   </w:style>
   <w:style w:type="paragraph" w:styleId="f">
@@ -41041,7 +40825,7 @@
     <w:rPr>
       <w:sz w:val="26"/>
       <w:szCs w:val="26"/>
-      <w:lang w:val="en-US" w:eastAsia="en-US"/>
+      <w:lang w:val="vi-VN" w:eastAsia="vi-VN"/>
     </w:rPr>
   </w:style>
   <w:style w:type="paragraph" w:styleId="Tiu31">
@@ -41059,7 +40843,7 @@
       <w:bCs/>
       <w:sz w:val="26"/>
       <w:szCs w:val="26"/>
-      <w:lang w:val="en-US" w:eastAsia="en-US"/>
+      <w:lang w:val="vi-VN" w:eastAsia="vi-VN"/>
     </w:rPr>
   </w:style>
   <w:style w:type="paragraph" w:styleId="Khc1">
@@ -41074,7 +40858,7 @@
     <w:rPr>
       <w:sz w:val="26"/>
       <w:szCs w:val="26"/>
-      <w:lang w:val="en-US" w:eastAsia="en-US"/>
+      <w:lang w:val="vi-VN" w:eastAsia="vi-VN"/>
     </w:rPr>
   </w:style>
   <w:style w:type="paragraph" w:styleId="Chthchnh1">
@@ -41089,7 +40873,7 @@
     <w:rPr>
       <w:sz w:val="26"/>
       <w:szCs w:val="26"/>
-      <w:lang w:val="en-US" w:eastAsia="en-US"/>
+      <w:lang w:val="vi-VN" w:eastAsia="vi-VN"/>
     </w:rPr>
   </w:style>
   <w:style w:type="paragraph" w:styleId="Other1">
@@ -41106,7 +40890,7 @@
       <w:sz w:val="26"/>
       <w:szCs w:val="26"/>
       <w:shd w:fill="FFFFFF" w:val="clear"/>
-      <w:lang w:val="en-US" w:eastAsia="en-US"/>
+      <w:lang w:val="vi-VN" w:eastAsia="vi-VN"/>
     </w:rPr>
   </w:style>
   <w:style w:type="paragraph" w:styleId="Picturecaption1">
@@ -41123,7 +40907,7 @@
       <w:sz w:val="26"/>
       <w:szCs w:val="26"/>
       <w:shd w:fill="FFFFFF" w:val="clear"/>
-      <w:lang w:val="en-US" w:eastAsia="en-US"/>
+      <w:lang w:val="vi-VN" w:eastAsia="vi-VN"/>
     </w:rPr>
   </w:style>
   <w:style w:type="paragraph" w:styleId="Ghichcuitrang1">
@@ -41166,7 +40950,7 @@
       <w:bCs/>
       <w:sz w:val="18"/>
       <w:szCs w:val="18"/>
-      <w:lang w:val="en-US" w:eastAsia="en-US"/>
+      <w:lang w:val="vi-VN" w:eastAsia="vi-VN"/>
     </w:rPr>
   </w:style>
   <w:style w:type="paragraph" w:styleId="Tiu21">
@@ -41183,7 +40967,7 @@
       <w:iCs/>
       <w:sz w:val="34"/>
       <w:szCs w:val="34"/>
-      <w:lang w:val="en-US" w:eastAsia="en-US"/>
+      <w:lang w:val="vi-VN" w:eastAsia="vi-VN"/>
     </w:rPr>
   </w:style>
   <w:style w:type="paragraph" w:styleId="Chthchbng1">
@@ -41197,7 +40981,7 @@
     <w:rPr>
       <w:sz w:val="26"/>
       <w:szCs w:val="26"/>
-      <w:lang w:val="en-US" w:eastAsia="en-US"/>
+      <w:lang w:val="vi-VN" w:eastAsia="vi-VN"/>
     </w:rPr>
   </w:style>
   <w:style w:type="paragraph" w:styleId="Tiu11">
@@ -41216,7 +41000,7 @@
       <w:sz w:val="36"/>
       <w:szCs w:val="36"/>
       <w:shd w:fill="FFFFFF" w:val="clear"/>
-      <w:lang w:val="en-US" w:eastAsia="en-US"/>
+      <w:lang w:val="vi-VN" w:eastAsia="vi-VN"/>
     </w:rPr>
   </w:style>
   <w:style w:type="numbering" w:styleId="WW8Num1">
@@ -41354,7 +41138,7 @@
 </w:styles>
 </file>
 
-<file path=./word/theme/theme1.xml><?xml version="1.0" encoding="utf-8"?>
+<file path=word/theme/theme1.xml><?xml version="1.0" encoding="utf-8"?>
 <a:theme xmlns:a="http://schemas.openxmlformats.org/drawingml/2006/main" xmlns:r="http://schemas.openxmlformats.org/officeDocument/2006/relationships" name="Office">
   <a:themeElements>
     <a:clrScheme name="LibreOffice">
